--- a/docs/XJD_Finance_系统使用操作说明书.docx
+++ b/docs/XJD_Finance_系统使用操作说明书.docx
@@ -5,7 +5,7 @@
     <w:p>
       <w:pPr>
         <w:keepNext w:val="0"/>
-        <w:spacing w:before="0" w:after="1080" w:line="300" w:lineRule="auto"/>
+        <w:spacing w:before="0" w:after="600" w:line="300" w:lineRule="auto"/>
         <w:jc w:val="center"/>
       </w:pPr>
       <w:r>
@@ -21,7 +21,7 @@
     <w:p>
       <w:pPr>
         <w:keepNext w:val="0"/>
-        <w:spacing w:before="0" w:after="200" w:line="300" w:lineRule="auto"/>
+        <w:spacing w:before="0" w:after="160" w:line="300" w:lineRule="auto"/>
         <w:jc w:val="center"/>
       </w:pPr>
       <w:r>
@@ -31,13 +31,13 @@
           <w:color w:val="17264A"/>
           <w:sz w:val="60"/>
         </w:rPr>
-        <w:t>系统使用操作说明书</w:t>
+        <w:t>系统精简使用说明书</w:t>
       </w:r>
     </w:p>
     <w:p>
       <w:pPr>
         <w:keepNext w:val="0"/>
-        <w:spacing w:before="0" w:after="760" w:line="300" w:lineRule="auto"/>
+        <w:spacing w:before="0" w:after="400" w:line="300" w:lineRule="auto"/>
         <w:jc w:val="center"/>
       </w:pPr>
       <w:r>
@@ -45,31 +45,15 @@
           <w:rFonts w:ascii="Calibri" w:hAnsi="Calibri" w:eastAsia="Microsoft YaHei"/>
           <w:b w:val="0"/>
           <w:color w:val="67758D"/>
-          <w:sz w:val="28"/>
+          <w:sz w:val="26"/>
         </w:rPr>
-        <w:t>跨境物流财务管理 · 月度数据 · 提成签名 · 应收应付</w:t>
+        <w:t>登录 · Excel 导入 · 提成绩效 · 电子签名 · 收付款 · 锁账</w:t>
       </w:r>
     </w:p>
     <w:p>
       <w:pPr>
         <w:keepNext w:val="0"/>
-        <w:spacing w:before="0" w:after="80" w:line="300" w:lineRule="auto"/>
-        <w:jc w:val="center"/>
-      </w:pPr>
-      <w:r>
-        <w:rPr>
-          <w:rFonts w:ascii="Calibri" w:hAnsi="Calibri" w:eastAsia="Microsoft YaHei"/>
-          <w:b w:val="0"/>
-          <w:color w:val="13213C"/>
-          <w:sz w:val="22"/>
-        </w:rPr>
-        <w:t>适用于财务、主管、管理层、销售代表与操作员</w:t>
-      </w:r>
-    </w:p>
-    <w:p>
-      <w:pPr>
-        <w:keepNext w:val="0"/>
-        <w:spacing w:before="0" w:after="840" w:line="300" w:lineRule="auto"/>
+        <w:spacing w:before="0" w:after="520" w:line="300" w:lineRule="auto"/>
         <w:jc w:val="center"/>
       </w:pPr>
       <w:r>
@@ -79,7 +63,7 @@
           <w:color w:val="67758D"/>
           <w:sz w:val="20"/>
         </w:rPr>
-        <w:t>版本 1.0  |  2026-07-20</w:t>
+        <w:t>版本 1.1  |  2026-07-20</w:t>
       </w:r>
     </w:p>
     <w:tbl>
@@ -124,7 +108,7 @@
                 <w:color w:val="2F6FED"/>
                 <w:sz w:val="22"/>
               </w:rPr>
-              <w:t>使用原则</w:t>
+              <w:t>正式入口</w:t>
             </w:r>
           </w:p>
           <w:p>
@@ -138,7 +122,9 @@
                 <w:color w:val="13213C"/>
                 <w:sz w:val="21"/>
               </w:rPr>
-              <w:t>系统汇总以当前月份最新有效导入批次为准。应收、应付、毛利、赔付、汇率和人员归属均追溯到原始 Excel 明细行；发现差异时先核对原始数据，不直接修改汇总金额。</w:t>
+              <w:t>https://jiayinz906-lang.github.io/cross-border-finance-mvp/#/dashboard</w:t>
+              <w:br/>
+              <w:t>本地前端：http://localhost:5173/   本地 API：http://localhost:4000/api</w:t>
             </w:r>
           </w:p>
         </w:tc>
@@ -148,633 +134,6 @@
       <w:pPr>
         <w:keepNext w:val="0"/>
         <w:spacing w:before="0" w:after="40" w:line="300" w:lineRule="auto"/>
-      </w:pPr>
-      <w:r>
-        <w:rPr>
-          <w:rFonts w:ascii="Calibri" w:hAnsi="Calibri" w:eastAsia="Microsoft YaHei"/>
-          <w:b w:val="0"/>
-          <w:color w:val="13213C"/>
-          <w:sz w:val="2"/>
-        </w:rPr>
-      </w:r>
-    </w:p>
-    <w:p>
-      <w:pPr>
-        <w:keepNext w:val="0"/>
-        <w:spacing w:before="0" w:after="40" w:line="300" w:lineRule="auto"/>
-        <w:jc w:val="center"/>
-      </w:pPr>
-      <w:r>
-        <w:rPr>
-          <w:rFonts w:ascii="Calibri" w:hAnsi="Calibri" w:eastAsia="Microsoft YaHei"/>
-          <w:b/>
-          <w:color w:val="17264A"/>
-          <w:sz w:val="21"/>
-        </w:rPr>
-        <w:t>线上系统</w:t>
-      </w:r>
-    </w:p>
-    <w:p>
-      <w:pPr>
-        <w:keepNext w:val="0"/>
-        <w:spacing w:before="0" w:after="40" w:line="300" w:lineRule="auto"/>
-        <w:jc w:val="center"/>
-      </w:pPr>
-      <w:r>
-        <w:rPr>
-          <w:rFonts w:ascii="Calibri" w:hAnsi="Calibri" w:eastAsia="Microsoft YaHei"/>
-          <w:b w:val="0"/>
-          <w:color w:val="2F6FED"/>
-          <w:sz w:val="19"/>
-        </w:rPr>
-        <w:t>https://jiayinz906-lang.github.io/cross-border-finance-mvp/#/dashboard</w:t>
-      </w:r>
-    </w:p>
-    <w:p>
-      <w:pPr>
-        <w:keepNext w:val="0"/>
-        <w:spacing w:before="0" w:after="0" w:line="300" w:lineRule="auto"/>
-        <w:jc w:val="center"/>
-      </w:pPr>
-      <w:r>
-        <w:rPr>
-          <w:rFonts w:ascii="Calibri" w:hAnsi="Calibri" w:eastAsia="Microsoft YaHei"/>
-          <w:b w:val="0"/>
-          <w:color w:val="67758D"/>
-          <w:sz w:val="18"/>
-        </w:rPr>
-        <w:t>本地开发：http://localhost:5173/  |  API：http://localhost:4000/api</w:t>
-      </w:r>
-    </w:p>
-    <w:p>
-      <w:r>
-        <w:br w:type="page"/>
-      </w:r>
-    </w:p>
-    <w:p>
-      <w:pPr>
-        <w:pStyle w:val="Heading1"/>
-        <w:keepNext/>
-      </w:pPr>
-      <w:r>
-        <w:rPr>
-          <w:rFonts w:ascii="Calibri" w:hAnsi="Calibri" w:eastAsia="Microsoft YaHei"/>
-          <w:b/>
-          <w:color w:val="2F6FED"/>
-          <w:sz w:val="32"/>
-        </w:rPr>
-        <w:t>手册概览</w:t>
-      </w:r>
-    </w:p>
-    <w:p>
-      <w:pPr>
-        <w:keepNext w:val="0"/>
-        <w:spacing w:before="0" w:after="120" w:line="300" w:lineRule="auto"/>
-      </w:pPr>
-      <w:r>
-        <w:rPr>
-          <w:rFonts w:ascii="Calibri" w:hAnsi="Calibri" w:eastAsia="Microsoft YaHei"/>
-          <w:b w:val="0"/>
-          <w:color w:val="13213C"/>
-          <w:sz w:val="22"/>
-        </w:rPr>
-        <w:t>本手册按真实月度业务处理顺序编写。普通用户从“快速开始”进入；主管和财务人员应重点阅读 Excel 导入、确认签名、应收应付和月结锁账章节。</w:t>
-      </w:r>
-    </w:p>
-    <w:tbl>
-      <w:tblPr>
-        <w:tblStyle w:val="TableGrid"/>
-        <w:tblW w:type="dxa" w:w="9360"/>
-        <w:tblLayout w:type="fixed"/>
-        <w:tblLook w:firstColumn="1" w:firstRow="1" w:lastColumn="0" w:lastRow="0" w:noHBand="0" w:noVBand="1" w:val="04A0"/>
-        <w:jc w:val="left"/>
-        <w:tblInd w:w="120" w:type="dxa"/>
-      </w:tblPr>
-      <w:tblGrid>
-        <w:gridCol w:w="2100"/>
-        <w:gridCol w:w="2400"/>
-        <w:gridCol w:w="4860"/>
-      </w:tblGrid>
-      <w:tr>
-        <w:trPr>
-          <w:cantSplit/>
-          <w:tblHeader w:val="true"/>
-          <w:cantSplit/>
-        </w:trPr>
-        <w:tc>
-          <w:tcPr>
-            <w:tcW w:type="dxa" w:w="2100"/>
-            <w:tcMar>
-              <w:top w:w="80" w:type="dxa"/>
-              <w:start w:w="120" w:type="dxa"/>
-              <w:bottom w:w="80" w:type="dxa"/>
-              <w:end w:w="120" w:type="dxa"/>
-            </w:tcMar>
-            <w:vAlign w:val="center"/>
-            <w:shd w:fill="E8EEF5"/>
-          </w:tcPr>
-          <w:p>
-            <w:pPr>
-              <w:keepNext w:val="0"/>
-              <w:spacing w:before="0" w:after="0" w:line="240" w:lineRule="auto"/>
-              <w:jc w:val="center"/>
-            </w:pPr>
-            <w:r>
-              <w:rPr>
-                <w:rFonts w:ascii="Calibri" w:hAnsi="Calibri" w:eastAsia="Microsoft YaHei"/>
-                <w:b/>
-                <w:color w:val="17264A"/>
-                <w:sz w:val="19"/>
-              </w:rPr>
-              <w:t>章节</w:t>
-            </w:r>
-          </w:p>
-        </w:tc>
-        <w:tc>
-          <w:tcPr>
-            <w:tcW w:type="dxa" w:w="2400"/>
-            <w:tcMar>
-              <w:top w:w="80" w:type="dxa"/>
-              <w:start w:w="120" w:type="dxa"/>
-              <w:bottom w:w="80" w:type="dxa"/>
-              <w:end w:w="120" w:type="dxa"/>
-            </w:tcMar>
-            <w:vAlign w:val="center"/>
-            <w:shd w:fill="E8EEF5"/>
-          </w:tcPr>
-          <w:p>
-            <w:pPr>
-              <w:keepNext w:val="0"/>
-              <w:spacing w:before="0" w:after="0" w:line="240" w:lineRule="auto"/>
-              <w:jc w:val="center"/>
-            </w:pPr>
-            <w:r>
-              <w:rPr>
-                <w:rFonts w:ascii="Calibri" w:hAnsi="Calibri" w:eastAsia="Microsoft YaHei"/>
-                <w:b/>
-                <w:color w:val="17264A"/>
-                <w:sz w:val="19"/>
-              </w:rPr>
-              <w:t>适用人员</w:t>
-            </w:r>
-          </w:p>
-        </w:tc>
-        <w:tc>
-          <w:tcPr>
-            <w:tcW w:type="dxa" w:w="4860"/>
-            <w:tcMar>
-              <w:top w:w="80" w:type="dxa"/>
-              <w:start w:w="120" w:type="dxa"/>
-              <w:bottom w:w="80" w:type="dxa"/>
-              <w:end w:w="120" w:type="dxa"/>
-            </w:tcMar>
-            <w:vAlign w:val="center"/>
-            <w:shd w:fill="E8EEF5"/>
-          </w:tcPr>
-          <w:p>
-            <w:pPr>
-              <w:keepNext w:val="0"/>
-              <w:spacing w:before="0" w:after="0" w:line="240" w:lineRule="auto"/>
-              <w:jc w:val="center"/>
-            </w:pPr>
-            <w:r>
-              <w:rPr>
-                <w:rFonts w:ascii="Calibri" w:hAnsi="Calibri" w:eastAsia="Microsoft YaHei"/>
-                <w:b/>
-                <w:color w:val="17264A"/>
-                <w:sz w:val="19"/>
-              </w:rPr>
-              <w:t>目标</w:t>
-            </w:r>
-          </w:p>
-        </w:tc>
-      </w:tr>
-      <w:tr>
-        <w:trPr>
-          <w:cantSplit/>
-        </w:trPr>
-        <w:tc>
-          <w:tcPr>
-            <w:tcW w:type="dxa" w:w="2100"/>
-            <w:tcMar>
-              <w:top w:w="80" w:type="dxa"/>
-              <w:start w:w="120" w:type="dxa"/>
-              <w:bottom w:w="80" w:type="dxa"/>
-              <w:end w:w="120" w:type="dxa"/>
-            </w:tcMar>
-            <w:vAlign w:val="center"/>
-          </w:tcPr>
-          <w:p>
-            <w:pPr>
-              <w:keepNext w:val="0"/>
-              <w:spacing w:before="0" w:after="0" w:line="264" w:lineRule="auto"/>
-            </w:pPr>
-            <w:r>
-              <w:rPr>
-                <w:rFonts w:ascii="Calibri" w:hAnsi="Calibri" w:eastAsia="Microsoft YaHei"/>
-                <w:color w:val="13213C"/>
-                <w:sz w:val="18"/>
-              </w:rPr>
-              <w:t>快速开始与登录</w:t>
-            </w:r>
-          </w:p>
-        </w:tc>
-        <w:tc>
-          <w:tcPr>
-            <w:tcW w:type="dxa" w:w="2400"/>
-            <w:tcMar>
-              <w:top w:w="80" w:type="dxa"/>
-              <w:start w:w="120" w:type="dxa"/>
-              <w:bottom w:w="80" w:type="dxa"/>
-              <w:end w:w="120" w:type="dxa"/>
-            </w:tcMar>
-            <w:vAlign w:val="center"/>
-          </w:tcPr>
-          <w:p>
-            <w:pPr>
-              <w:keepNext w:val="0"/>
-              <w:spacing w:before="0" w:after="0" w:line="264" w:lineRule="auto"/>
-            </w:pPr>
-            <w:r>
-              <w:rPr>
-                <w:rFonts w:ascii="Calibri" w:hAnsi="Calibri" w:eastAsia="Microsoft YaHei"/>
-                <w:color w:val="13213C"/>
-                <w:sz w:val="18"/>
-              </w:rPr>
-              <w:t>全部用户</w:t>
-            </w:r>
-          </w:p>
-        </w:tc>
-        <w:tc>
-          <w:tcPr>
-            <w:tcW w:type="dxa" w:w="4860"/>
-            <w:tcMar>
-              <w:top w:w="80" w:type="dxa"/>
-              <w:start w:w="120" w:type="dxa"/>
-              <w:bottom w:w="80" w:type="dxa"/>
-              <w:end w:w="120" w:type="dxa"/>
-            </w:tcMar>
-            <w:vAlign w:val="center"/>
-          </w:tcPr>
-          <w:p>
-            <w:pPr>
-              <w:keepNext w:val="0"/>
-              <w:spacing w:before="0" w:after="0" w:line="264" w:lineRule="auto"/>
-            </w:pPr>
-            <w:r>
-              <w:rPr>
-                <w:rFonts w:ascii="Calibri" w:hAnsi="Calibri" w:eastAsia="Microsoft YaHei"/>
-                <w:color w:val="13213C"/>
-                <w:sz w:val="18"/>
-              </w:rPr>
-              <w:t>进入系统、选择月份并确认页面状态</w:t>
-            </w:r>
-          </w:p>
-        </w:tc>
-      </w:tr>
-      <w:tr>
-        <w:trPr>
-          <w:cantSplit/>
-        </w:trPr>
-        <w:tc>
-          <w:tcPr>
-            <w:tcW w:type="dxa" w:w="2100"/>
-            <w:shd w:fill="F9FBFD"/>
-            <w:tcMar>
-              <w:top w:w="80" w:type="dxa"/>
-              <w:start w:w="120" w:type="dxa"/>
-              <w:bottom w:w="80" w:type="dxa"/>
-              <w:end w:w="120" w:type="dxa"/>
-            </w:tcMar>
-            <w:vAlign w:val="center"/>
-          </w:tcPr>
-          <w:p>
-            <w:pPr>
-              <w:keepNext w:val="0"/>
-              <w:spacing w:before="0" w:after="0" w:line="264" w:lineRule="auto"/>
-            </w:pPr>
-            <w:r>
-              <w:rPr>
-                <w:rFonts w:ascii="Calibri" w:hAnsi="Calibri" w:eastAsia="Microsoft YaHei"/>
-                <w:color w:val="13213C"/>
-                <w:sz w:val="18"/>
-              </w:rPr>
-              <w:t>Excel 导入</w:t>
-            </w:r>
-          </w:p>
-        </w:tc>
-        <w:tc>
-          <w:tcPr>
-            <w:tcW w:type="dxa" w:w="2400"/>
-            <w:shd w:fill="F9FBFD"/>
-            <w:tcMar>
-              <w:top w:w="80" w:type="dxa"/>
-              <w:start w:w="120" w:type="dxa"/>
-              <w:bottom w:w="80" w:type="dxa"/>
-              <w:end w:w="120" w:type="dxa"/>
-            </w:tcMar>
-            <w:vAlign w:val="center"/>
-          </w:tcPr>
-          <w:p>
-            <w:pPr>
-              <w:keepNext w:val="0"/>
-              <w:spacing w:before="0" w:after="0" w:line="264" w:lineRule="auto"/>
-            </w:pPr>
-            <w:r>
-              <w:rPr>
-                <w:rFonts w:ascii="Calibri" w:hAnsi="Calibri" w:eastAsia="Microsoft YaHei"/>
-                <w:color w:val="13213C"/>
-                <w:sz w:val="18"/>
-              </w:rPr>
-              <w:t>财务、主管、管理员</w:t>
-            </w:r>
-          </w:p>
-        </w:tc>
-        <w:tc>
-          <w:tcPr>
-            <w:tcW w:type="dxa" w:w="4860"/>
-            <w:shd w:fill="F9FBFD"/>
-            <w:tcMar>
-              <w:top w:w="80" w:type="dxa"/>
-              <w:start w:w="120" w:type="dxa"/>
-              <w:bottom w:w="80" w:type="dxa"/>
-              <w:end w:w="120" w:type="dxa"/>
-            </w:tcMar>
-            <w:vAlign w:val="center"/>
-          </w:tcPr>
-          <w:p>
-            <w:pPr>
-              <w:keepNext w:val="0"/>
-              <w:spacing w:before="0" w:after="0" w:line="264" w:lineRule="auto"/>
-            </w:pPr>
-            <w:r>
-              <w:rPr>
-                <w:rFonts w:ascii="Calibri" w:hAnsi="Calibri" w:eastAsia="Microsoft YaHei"/>
-                <w:color w:val="13213C"/>
-                <w:sz w:val="18"/>
-              </w:rPr>
-              <w:t>预检原始台账并写入对应月份</w:t>
-            </w:r>
-          </w:p>
-        </w:tc>
-      </w:tr>
-      <w:tr>
-        <w:trPr>
-          <w:cantSplit/>
-        </w:trPr>
-        <w:tc>
-          <w:tcPr>
-            <w:tcW w:type="dxa" w:w="2100"/>
-            <w:tcMar>
-              <w:top w:w="80" w:type="dxa"/>
-              <w:start w:w="120" w:type="dxa"/>
-              <w:bottom w:w="80" w:type="dxa"/>
-              <w:end w:w="120" w:type="dxa"/>
-            </w:tcMar>
-            <w:vAlign w:val="center"/>
-          </w:tcPr>
-          <w:p>
-            <w:pPr>
-              <w:keepNext w:val="0"/>
-              <w:spacing w:before="0" w:after="0" w:line="264" w:lineRule="auto"/>
-            </w:pPr>
-            <w:r>
-              <w:rPr>
-                <w:rFonts w:ascii="Calibri" w:hAnsi="Calibri" w:eastAsia="Microsoft YaHei"/>
-                <w:color w:val="13213C"/>
-                <w:sz w:val="18"/>
-              </w:rPr>
-              <w:t>提成、绩效与签名</w:t>
-            </w:r>
-          </w:p>
-        </w:tc>
-        <w:tc>
-          <w:tcPr>
-            <w:tcW w:type="dxa" w:w="2400"/>
-            <w:tcMar>
-              <w:top w:w="80" w:type="dxa"/>
-              <w:start w:w="120" w:type="dxa"/>
-              <w:bottom w:w="80" w:type="dxa"/>
-              <w:end w:w="120" w:type="dxa"/>
-            </w:tcMar>
-            <w:vAlign w:val="center"/>
-          </w:tcPr>
-          <w:p>
-            <w:pPr>
-              <w:keepNext w:val="0"/>
-              <w:spacing w:before="0" w:after="0" w:line="264" w:lineRule="auto"/>
-            </w:pPr>
-            <w:r>
-              <w:rPr>
-                <w:rFonts w:ascii="Calibri" w:hAnsi="Calibri" w:eastAsia="Microsoft YaHei"/>
-                <w:color w:val="13213C"/>
-                <w:sz w:val="18"/>
-              </w:rPr>
-              <w:t>主管、销售、操作员</w:t>
-            </w:r>
-          </w:p>
-        </w:tc>
-        <w:tc>
-          <w:tcPr>
-            <w:tcW w:type="dxa" w:w="4860"/>
-            <w:tcMar>
-              <w:top w:w="80" w:type="dxa"/>
-              <w:start w:w="120" w:type="dxa"/>
-              <w:bottom w:w="80" w:type="dxa"/>
-              <w:end w:w="120" w:type="dxa"/>
-            </w:tcMar>
-            <w:vAlign w:val="center"/>
-          </w:tcPr>
-          <w:p>
-            <w:pPr>
-              <w:keepNext w:val="0"/>
-              <w:spacing w:before="0" w:after="0" w:line="264" w:lineRule="auto"/>
-            </w:pPr>
-            <w:r>
-              <w:rPr>
-                <w:rFonts w:ascii="Calibri" w:hAnsi="Calibri" w:eastAsia="Microsoft YaHei"/>
-                <w:color w:val="13213C"/>
-                <w:sz w:val="18"/>
-              </w:rPr>
-              <w:t>完成金额确认和证据链留存</w:t>
-            </w:r>
-          </w:p>
-        </w:tc>
-      </w:tr>
-      <w:tr>
-        <w:trPr>
-          <w:cantSplit/>
-        </w:trPr>
-        <w:tc>
-          <w:tcPr>
-            <w:tcW w:type="dxa" w:w="2100"/>
-            <w:shd w:fill="F9FBFD"/>
-            <w:tcMar>
-              <w:top w:w="80" w:type="dxa"/>
-              <w:start w:w="120" w:type="dxa"/>
-              <w:bottom w:w="80" w:type="dxa"/>
-              <w:end w:w="120" w:type="dxa"/>
-            </w:tcMar>
-            <w:vAlign w:val="center"/>
-          </w:tcPr>
-          <w:p>
-            <w:pPr>
-              <w:keepNext w:val="0"/>
-              <w:spacing w:before="0" w:after="0" w:line="264" w:lineRule="auto"/>
-            </w:pPr>
-            <w:r>
-              <w:rPr>
-                <w:rFonts w:ascii="Calibri" w:hAnsi="Calibri" w:eastAsia="Microsoft YaHei"/>
-                <w:color w:val="13213C"/>
-                <w:sz w:val="18"/>
-              </w:rPr>
-              <w:t>应收、应付与风险</w:t>
-            </w:r>
-          </w:p>
-        </w:tc>
-        <w:tc>
-          <w:tcPr>
-            <w:tcW w:type="dxa" w:w="2400"/>
-            <w:shd w:fill="F9FBFD"/>
-            <w:tcMar>
-              <w:top w:w="80" w:type="dxa"/>
-              <w:start w:w="120" w:type="dxa"/>
-              <w:bottom w:w="80" w:type="dxa"/>
-              <w:end w:w="120" w:type="dxa"/>
-            </w:tcMar>
-            <w:vAlign w:val="center"/>
-          </w:tcPr>
-          <w:p>
-            <w:pPr>
-              <w:keepNext w:val="0"/>
-              <w:spacing w:before="0" w:after="0" w:line="264" w:lineRule="auto"/>
-            </w:pPr>
-            <w:r>
-              <w:rPr>
-                <w:rFonts w:ascii="Calibri" w:hAnsi="Calibri" w:eastAsia="Microsoft YaHei"/>
-                <w:color w:val="13213C"/>
-                <w:sz w:val="18"/>
-              </w:rPr>
-              <w:t>财务、主管</w:t>
-            </w:r>
-          </w:p>
-        </w:tc>
-        <w:tc>
-          <w:tcPr>
-            <w:tcW w:type="dxa" w:w="4860"/>
-            <w:shd w:fill="F9FBFD"/>
-            <w:tcMar>
-              <w:top w:w="80" w:type="dxa"/>
-              <w:start w:w="120" w:type="dxa"/>
-              <w:bottom w:w="80" w:type="dxa"/>
-              <w:end w:w="120" w:type="dxa"/>
-            </w:tcMar>
-            <w:vAlign w:val="center"/>
-          </w:tcPr>
-          <w:p>
-            <w:pPr>
-              <w:keepNext w:val="0"/>
-              <w:spacing w:before="0" w:after="0" w:line="264" w:lineRule="auto"/>
-            </w:pPr>
-            <w:r>
-              <w:rPr>
-                <w:rFonts w:ascii="Calibri" w:hAnsi="Calibri" w:eastAsia="Microsoft YaHei"/>
-                <w:color w:val="13213C"/>
-                <w:sz w:val="18"/>
-              </w:rPr>
-              <w:t>登记收付款、复核异常并追溯原始行</w:t>
-            </w:r>
-          </w:p>
-        </w:tc>
-      </w:tr>
-      <w:tr>
-        <w:trPr>
-          <w:cantSplit/>
-        </w:trPr>
-        <w:tc>
-          <w:tcPr>
-            <w:tcW w:type="dxa" w:w="2100"/>
-            <w:tcMar>
-              <w:top w:w="80" w:type="dxa"/>
-              <w:start w:w="120" w:type="dxa"/>
-              <w:bottom w:w="80" w:type="dxa"/>
-              <w:end w:w="120" w:type="dxa"/>
-            </w:tcMar>
-            <w:vAlign w:val="center"/>
-          </w:tcPr>
-          <w:p>
-            <w:pPr>
-              <w:keepNext w:val="0"/>
-              <w:spacing w:before="0" w:after="0" w:line="264" w:lineRule="auto"/>
-            </w:pPr>
-            <w:r>
-              <w:rPr>
-                <w:rFonts w:ascii="Calibri" w:hAnsi="Calibri" w:eastAsia="Microsoft YaHei"/>
-                <w:color w:val="13213C"/>
-                <w:sz w:val="18"/>
-              </w:rPr>
-              <w:t>参数、月结与运维</w:t>
-            </w:r>
-          </w:p>
-        </w:tc>
-        <w:tc>
-          <w:tcPr>
-            <w:tcW w:type="dxa" w:w="2400"/>
-            <w:tcMar>
-              <w:top w:w="80" w:type="dxa"/>
-              <w:start w:w="120" w:type="dxa"/>
-              <w:bottom w:w="80" w:type="dxa"/>
-              <w:end w:w="120" w:type="dxa"/>
-            </w:tcMar>
-            <w:vAlign w:val="center"/>
-          </w:tcPr>
-          <w:p>
-            <w:pPr>
-              <w:keepNext w:val="0"/>
-              <w:spacing w:before="0" w:after="0" w:line="264" w:lineRule="auto"/>
-            </w:pPr>
-            <w:r>
-              <w:rPr>
-                <w:rFonts w:ascii="Calibri" w:hAnsi="Calibri" w:eastAsia="Microsoft YaHei"/>
-                <w:color w:val="13213C"/>
-                <w:sz w:val="18"/>
-              </w:rPr>
-              <w:t>管理员、主管</w:t>
-            </w:r>
-          </w:p>
-        </w:tc>
-        <w:tc>
-          <w:tcPr>
-            <w:tcW w:type="dxa" w:w="4860"/>
-            <w:tcMar>
-              <w:top w:w="80" w:type="dxa"/>
-              <w:start w:w="120" w:type="dxa"/>
-              <w:bottom w:w="80" w:type="dxa"/>
-              <w:end w:w="120" w:type="dxa"/>
-            </w:tcMar>
-            <w:vAlign w:val="center"/>
-          </w:tcPr>
-          <w:p>
-            <w:pPr>
-              <w:keepNext w:val="0"/>
-              <w:spacing w:before="0" w:after="0" w:line="264" w:lineRule="auto"/>
-            </w:pPr>
-            <w:r>
-              <w:rPr>
-                <w:rFonts w:ascii="Calibri" w:hAnsi="Calibri" w:eastAsia="Microsoft YaHei"/>
-                <w:color w:val="13213C"/>
-                <w:sz w:val="18"/>
-              </w:rPr>
-              <w:t>管理规则、锁账、账号、日志与服务状态</w:t>
-            </w:r>
-          </w:p>
-        </w:tc>
-      </w:tr>
-    </w:tbl>
-    <w:p>
-      <w:pPr>
-        <w:keepNext w:val="0"/>
-        <w:spacing w:before="0" w:after="80" w:line="300" w:lineRule="auto"/>
       </w:pPr>
       <w:r>
         <w:rPr>
@@ -797,7 +156,7 @@
           <w:color w:val="2F6FED"/>
           <w:sz w:val="32"/>
         </w:rPr>
-        <w:t>1. 访问、账号与登录</w:t>
+        <w:t>1. 初始账号与密码</w:t>
       </w:r>
     </w:p>
     <w:tbl>
@@ -811,8 +170,9 @@
       </w:tblPr>
       <w:tblGrid>
         <w:gridCol w:w="1800"/>
-        <w:gridCol w:w="3900"/>
-        <w:gridCol w:w="3660"/>
+        <w:gridCol w:w="1700"/>
+        <w:gridCol w:w="2100"/>
+        <w:gridCol w:w="3760"/>
       </w:tblGrid>
       <w:tr>
         <w:trPr>
@@ -845,13 +205,13 @@
                 <w:color w:val="17264A"/>
                 <w:sz w:val="19"/>
               </w:rPr>
-              <w:t>环境</w:t>
+              <w:t>用途</w:t>
             </w:r>
           </w:p>
         </w:tc>
         <w:tc>
           <w:tcPr>
-            <w:tcW w:type="dxa" w:w="3900"/>
+            <w:tcW w:type="dxa" w:w="1700"/>
             <w:tcMar>
               <w:top w:w="80" w:type="dxa"/>
               <w:start w:w="120" w:type="dxa"/>
@@ -874,13 +234,13 @@
                 <w:color w:val="17264A"/>
                 <w:sz w:val="19"/>
               </w:rPr>
-              <w:t>地址</w:t>
+              <w:t>账号</w:t>
             </w:r>
           </w:p>
         </w:tc>
         <w:tc>
           <w:tcPr>
-            <w:tcW w:type="dxa" w:w="3660"/>
+            <w:tcW w:type="dxa" w:w="2100"/>
             <w:tcMar>
               <w:top w:w="80" w:type="dxa"/>
               <w:start w:w="120" w:type="dxa"/>
@@ -903,7 +263,36 @@
                 <w:color w:val="17264A"/>
                 <w:sz w:val="19"/>
               </w:rPr>
-              <w:t>说明</w:t>
+              <w:t>初始密码</w:t>
+            </w:r>
+          </w:p>
+        </w:tc>
+        <w:tc>
+          <w:tcPr>
+            <w:tcW w:type="dxa" w:w="3760"/>
+            <w:tcMar>
+              <w:top w:w="80" w:type="dxa"/>
+              <w:start w:w="120" w:type="dxa"/>
+              <w:bottom w:w="80" w:type="dxa"/>
+              <w:end w:w="120" w:type="dxa"/>
+            </w:tcMar>
+            <w:vAlign w:val="center"/>
+            <w:shd w:fill="E8EEF5"/>
+          </w:tcPr>
+          <w:p>
+            <w:pPr>
+              <w:keepNext w:val="0"/>
+              <w:spacing w:before="0" w:after="0" w:line="240" w:lineRule="auto"/>
+              <w:jc w:val="center"/>
+            </w:pPr>
+            <w:r>
+              <w:rPr>
+                <w:rFonts w:ascii="Calibri" w:hAnsi="Calibri" w:eastAsia="Microsoft YaHei"/>
+                <w:b/>
+                <w:color w:val="17264A"/>
+                <w:sz w:val="19"/>
+              </w:rPr>
+              <w:t>主要权限</w:t>
             </w:r>
           </w:p>
         </w:tc>
@@ -934,13 +323,13 @@
                 <w:color w:val="13213C"/>
                 <w:sz w:val="18"/>
               </w:rPr>
-              <w:t>线上前端</w:t>
+              <w:t>系统管理员</w:t>
             </w:r>
           </w:p>
         </w:tc>
         <w:tc>
           <w:tcPr>
-            <w:tcW w:type="dxa" w:w="3900"/>
+            <w:tcW w:type="dxa" w:w="1700"/>
             <w:tcMar>
               <w:top w:w="80" w:type="dxa"/>
               <w:start w:w="120" w:type="dxa"/>
@@ -960,13 +349,13 @@
                 <w:color w:val="13213C"/>
                 <w:sz w:val="18"/>
               </w:rPr>
-              <w:t>GitHub Pages / #/dashboard</w:t>
+              <w:t>admin</w:t>
             </w:r>
           </w:p>
         </w:tc>
         <w:tc>
           <w:tcPr>
-            <w:tcW w:type="dxa" w:w="3660"/>
+            <w:tcW w:type="dxa" w:w="2100"/>
             <w:tcMar>
               <w:top w:w="80" w:type="dxa"/>
               <w:start w:w="120" w:type="dxa"/>
@@ -986,7 +375,33 @@
                 <w:color w:val="13213C"/>
                 <w:sz w:val="18"/>
               </w:rPr>
-              <w:t>电脑关闭后仍可访问；用于正式操作</w:t>
+              <w:t>admin123</w:t>
+            </w:r>
+          </w:p>
+        </w:tc>
+        <w:tc>
+          <w:tcPr>
+            <w:tcW w:type="dxa" w:w="3760"/>
+            <w:tcMar>
+              <w:top w:w="80" w:type="dxa"/>
+              <w:start w:w="120" w:type="dxa"/>
+              <w:bottom w:w="80" w:type="dxa"/>
+              <w:end w:w="120" w:type="dxa"/>
+            </w:tcMar>
+            <w:vAlign w:val="center"/>
+          </w:tcPr>
+          <w:p>
+            <w:pPr>
+              <w:keepNext w:val="0"/>
+              <w:spacing w:before="0" w:after="0" w:line="264" w:lineRule="auto"/>
+            </w:pPr>
+            <w:r>
+              <w:rPr>
+                <w:rFonts w:ascii="Calibri" w:hAnsi="Calibri" w:eastAsia="Microsoft YaHei"/>
+                <w:color w:val="13213C"/>
+                <w:sz w:val="18"/>
+              </w:rPr>
+              <w:t>账号、规则、导入、确认、锁账</w:t>
             </w:r>
           </w:p>
         </w:tc>
@@ -1018,13 +433,13 @@
                 <w:color w:val="13213C"/>
                 <w:sz w:val="18"/>
               </w:rPr>
-              <w:t>线上后端</w:t>
+              <w:t>财务</w:t>
             </w:r>
           </w:p>
         </w:tc>
         <w:tc>
           <w:tcPr>
-            <w:tcW w:type="dxa" w:w="3900"/>
+            <w:tcW w:type="dxa" w:w="1700"/>
             <w:shd w:fill="F9FBFD"/>
             <w:tcMar>
               <w:top w:w="80" w:type="dxa"/>
@@ -1045,13 +460,13 @@
                 <w:color w:val="13213C"/>
                 <w:sz w:val="18"/>
               </w:rPr>
-              <w:t>Render /api</w:t>
+              <w:t>finance</w:t>
             </w:r>
           </w:p>
         </w:tc>
         <w:tc>
           <w:tcPr>
-            <w:tcW w:type="dxa" w:w="3660"/>
+            <w:tcW w:type="dxa" w:w="2100"/>
             <w:shd w:fill="F9FBFD"/>
             <w:tcMar>
               <w:top w:w="80" w:type="dxa"/>
@@ -1072,7 +487,34 @@
                 <w:color w:val="13213C"/>
                 <w:sz w:val="18"/>
               </w:rPr>
-              <w:t>由前端调用，不作为日常操作页面</w:t>
+              <w:t>finance123</w:t>
+            </w:r>
+          </w:p>
+        </w:tc>
+        <w:tc>
+          <w:tcPr>
+            <w:tcW w:type="dxa" w:w="3760"/>
+            <w:shd w:fill="F9FBFD"/>
+            <w:tcMar>
+              <w:top w:w="80" w:type="dxa"/>
+              <w:start w:w="120" w:type="dxa"/>
+              <w:bottom w:w="80" w:type="dxa"/>
+              <w:end w:w="120" w:type="dxa"/>
+            </w:tcMar>
+            <w:vAlign w:val="center"/>
+          </w:tcPr>
+          <w:p>
+            <w:pPr>
+              <w:keepNext w:val="0"/>
+              <w:spacing w:before="0" w:after="0" w:line="264" w:lineRule="auto"/>
+            </w:pPr>
+            <w:r>
+              <w:rPr>
+                <w:rFonts w:ascii="Calibri" w:hAnsi="Calibri" w:eastAsia="Microsoft YaHei"/>
+                <w:color w:val="13213C"/>
+                <w:sz w:val="18"/>
+              </w:rPr>
+              <w:t>导入、风险、应收应付、报表</w:t>
             </w:r>
           </w:p>
         </w:tc>
@@ -1103,13 +545,13 @@
                 <w:color w:val="13213C"/>
                 <w:sz w:val="18"/>
               </w:rPr>
-              <w:t>本地前端</w:t>
+              <w:t>主管</w:t>
             </w:r>
           </w:p>
         </w:tc>
         <w:tc>
           <w:tcPr>
-            <w:tcW w:type="dxa" w:w="3900"/>
+            <w:tcW w:type="dxa" w:w="1700"/>
             <w:tcMar>
               <w:top w:w="80" w:type="dxa"/>
               <w:start w:w="120" w:type="dxa"/>
@@ -1129,13 +571,13 @@
                 <w:color w:val="13213C"/>
                 <w:sz w:val="18"/>
               </w:rPr>
-              <w:t>http://localhost:5173/</w:t>
+              <w:t>supervisor</w:t>
             </w:r>
           </w:p>
         </w:tc>
         <w:tc>
           <w:tcPr>
-            <w:tcW w:type="dxa" w:w="3660"/>
+            <w:tcW w:type="dxa" w:w="2100"/>
             <w:tcMar>
               <w:top w:w="80" w:type="dxa"/>
               <w:start w:w="120" w:type="dxa"/>
@@ -1155,7 +597,33 @@
                 <w:color w:val="13213C"/>
                 <w:sz w:val="18"/>
               </w:rPr>
-              <w:t>仅本机开发测试，依赖本机服务</w:t>
+              <w:t>supervisor123</w:t>
+            </w:r>
+          </w:p>
+        </w:tc>
+        <w:tc>
+          <w:tcPr>
+            <w:tcW w:type="dxa" w:w="3760"/>
+            <w:tcMar>
+              <w:top w:w="80" w:type="dxa"/>
+              <w:start w:w="120" w:type="dxa"/>
+              <w:bottom w:w="80" w:type="dxa"/>
+              <w:end w:w="120" w:type="dxa"/>
+            </w:tcMar>
+            <w:vAlign w:val="center"/>
+          </w:tcPr>
+          <w:p>
+            <w:pPr>
+              <w:keepNext w:val="0"/>
+              <w:spacing w:before="0" w:after="0" w:line="264" w:lineRule="auto"/>
+            </w:pPr>
+            <w:r>
+              <w:rPr>
+                <w:rFonts w:ascii="Calibri" w:hAnsi="Calibri" w:eastAsia="Microsoft YaHei"/>
+                <w:color w:val="13213C"/>
+                <w:sz w:val="18"/>
+              </w:rPr>
+              <w:t>提成确认、签名确认、锁账</w:t>
             </w:r>
           </w:p>
         </w:tc>
@@ -1187,13 +655,13 @@
                 <w:color w:val="13213C"/>
                 <w:sz w:val="18"/>
               </w:rPr>
-              <w:t>本地后端</w:t>
+              <w:t>老板/管理层</w:t>
             </w:r>
           </w:p>
         </w:tc>
         <w:tc>
           <w:tcPr>
-            <w:tcW w:type="dxa" w:w="3900"/>
+            <w:tcW w:type="dxa" w:w="1700"/>
             <w:shd w:fill="F9FBFD"/>
             <w:tcMar>
               <w:top w:w="80" w:type="dxa"/>
@@ -1214,13 +682,13 @@
                 <w:color w:val="13213C"/>
                 <w:sz w:val="18"/>
               </w:rPr>
-              <w:t>http://localhost:4000/api</w:t>
+              <w:t>boss</w:t>
             </w:r>
           </w:p>
         </w:tc>
         <w:tc>
           <w:tcPr>
-            <w:tcW w:type="dxa" w:w="3660"/>
+            <w:tcW w:type="dxa" w:w="2100"/>
             <w:shd w:fill="F9FBFD"/>
             <w:tcMar>
               <w:top w:w="80" w:type="dxa"/>
@@ -1241,7 +709,143 @@
                 <w:color w:val="13213C"/>
                 <w:sz w:val="18"/>
               </w:rPr>
-              <w:t>健康检查路径为 /health</w:t>
+              <w:t>boss123</w:t>
+            </w:r>
+          </w:p>
+        </w:tc>
+        <w:tc>
+          <w:tcPr>
+            <w:tcW w:type="dxa" w:w="3760"/>
+            <w:shd w:fill="F9FBFD"/>
+            <w:tcMar>
+              <w:top w:w="80" w:type="dxa"/>
+              <w:start w:w="120" w:type="dxa"/>
+              <w:bottom w:w="80" w:type="dxa"/>
+              <w:end w:w="120" w:type="dxa"/>
+            </w:tcMar>
+            <w:vAlign w:val="center"/>
+          </w:tcPr>
+          <w:p>
+            <w:pPr>
+              <w:keepNext w:val="0"/>
+              <w:spacing w:before="0" w:after="0" w:line="264" w:lineRule="auto"/>
+            </w:pPr>
+            <w:r>
+              <w:rPr>
+                <w:rFonts w:ascii="Calibri" w:hAnsi="Calibri" w:eastAsia="Microsoft YaHei"/>
+                <w:color w:val="13213C"/>
+                <w:sz w:val="18"/>
+              </w:rPr>
+              <w:t>经营数据与报表只读</w:t>
+            </w:r>
+          </w:p>
+        </w:tc>
+      </w:tr>
+      <w:tr>
+        <w:trPr>
+          <w:cantSplit/>
+        </w:trPr>
+        <w:tc>
+          <w:tcPr>
+            <w:tcW w:type="dxa" w:w="1800"/>
+            <w:tcMar>
+              <w:top w:w="80" w:type="dxa"/>
+              <w:start w:w="120" w:type="dxa"/>
+              <w:bottom w:w="80" w:type="dxa"/>
+              <w:end w:w="120" w:type="dxa"/>
+            </w:tcMar>
+            <w:vAlign w:val="center"/>
+          </w:tcPr>
+          <w:p>
+            <w:pPr>
+              <w:keepNext w:val="0"/>
+              <w:spacing w:before="0" w:after="0" w:line="264" w:lineRule="auto"/>
+            </w:pPr>
+            <w:r>
+              <w:rPr>
+                <w:rFonts w:ascii="Calibri" w:hAnsi="Calibri" w:eastAsia="Microsoft YaHei"/>
+                <w:color w:val="13213C"/>
+                <w:sz w:val="18"/>
+              </w:rPr>
+              <w:t>销售/客服</w:t>
+            </w:r>
+          </w:p>
+        </w:tc>
+        <w:tc>
+          <w:tcPr>
+            <w:tcW w:type="dxa" w:w="1700"/>
+            <w:tcMar>
+              <w:top w:w="80" w:type="dxa"/>
+              <w:start w:w="120" w:type="dxa"/>
+              <w:bottom w:w="80" w:type="dxa"/>
+              <w:end w:w="120" w:type="dxa"/>
+            </w:tcMar>
+            <w:vAlign w:val="center"/>
+          </w:tcPr>
+          <w:p>
+            <w:pPr>
+              <w:keepNext w:val="0"/>
+              <w:spacing w:before="0" w:after="0" w:line="264" w:lineRule="auto"/>
+            </w:pPr>
+            <w:r>
+              <w:rPr>
+                <w:rFonts w:ascii="Calibri" w:hAnsi="Calibri" w:eastAsia="Microsoft YaHei"/>
+                <w:color w:val="13213C"/>
+                <w:sz w:val="18"/>
+              </w:rPr>
+              <w:t>sales</w:t>
+            </w:r>
+          </w:p>
+        </w:tc>
+        <w:tc>
+          <w:tcPr>
+            <w:tcW w:type="dxa" w:w="2100"/>
+            <w:tcMar>
+              <w:top w:w="80" w:type="dxa"/>
+              <w:start w:w="120" w:type="dxa"/>
+              <w:bottom w:w="80" w:type="dxa"/>
+              <w:end w:w="120" w:type="dxa"/>
+            </w:tcMar>
+            <w:vAlign w:val="center"/>
+          </w:tcPr>
+          <w:p>
+            <w:pPr>
+              <w:keepNext w:val="0"/>
+              <w:spacing w:before="0" w:after="0" w:line="264" w:lineRule="auto"/>
+            </w:pPr>
+            <w:r>
+              <w:rPr>
+                <w:rFonts w:ascii="Calibri" w:hAnsi="Calibri" w:eastAsia="Microsoft YaHei"/>
+                <w:color w:val="13213C"/>
+                <w:sz w:val="18"/>
+              </w:rPr>
+              <w:t>sales123</w:t>
+            </w:r>
+          </w:p>
+        </w:tc>
+        <w:tc>
+          <w:tcPr>
+            <w:tcW w:type="dxa" w:w="3760"/>
+            <w:tcMar>
+              <w:top w:w="80" w:type="dxa"/>
+              <w:start w:w="120" w:type="dxa"/>
+              <w:bottom w:w="80" w:type="dxa"/>
+              <w:end w:w="120" w:type="dxa"/>
+            </w:tcMar>
+            <w:vAlign w:val="center"/>
+          </w:tcPr>
+          <w:p>
+            <w:pPr>
+              <w:keepNext w:val="0"/>
+              <w:spacing w:before="0" w:after="0" w:line="264" w:lineRule="auto"/>
+            </w:pPr>
+            <w:r>
+              <w:rPr>
+                <w:rFonts w:ascii="Calibri" w:hAnsi="Calibri" w:eastAsia="Microsoft YaHei"/>
+                <w:color w:val="13213C"/>
+                <w:sz w:val="18"/>
+              </w:rPr>
+              <w:t>查看个人业务及确认单</w:t>
             </w:r>
           </w:p>
         </w:tc>
@@ -1259,96 +863,6 @@
           <w:color w:val="13213C"/>
           <w:sz w:val="2"/>
         </w:rPr>
-      </w:r>
-    </w:p>
-    <w:p>
-      <w:pPr>
-        <w:keepNext/>
-        <w:spacing w:before="40" w:after="60" w:line="300" w:lineRule="auto"/>
-      </w:pPr>
-      <w:r>
-        <w:rPr>
-          <w:rFonts w:ascii="Calibri" w:hAnsi="Calibri" w:eastAsia="Microsoft YaHei"/>
-          <w:b/>
-          <w:color w:val="17264A"/>
-          <w:sz w:val="23"/>
-        </w:rPr>
-        <w:t>步骤 1  打开系统</w:t>
-      </w:r>
-    </w:p>
-    <w:p>
-      <w:pPr>
-        <w:keepNext w:val="0"/>
-        <w:spacing w:before="0" w:after="140" w:line="300" w:lineRule="auto"/>
-        <w:ind w:left="259"/>
-      </w:pPr>
-      <w:r>
-        <w:rPr>
-          <w:rFonts w:ascii="Calibri" w:hAnsi="Calibri" w:eastAsia="Microsoft YaHei"/>
-          <w:color w:val="13213C"/>
-          <w:sz w:val="21"/>
-        </w:rPr>
-        <w:t>正式使用请打开线上前端地址；本机地址只用于开发和排查。未登录访问业务页面会自动跳转到登录页。</w:t>
-      </w:r>
-    </w:p>
-    <w:p>
-      <w:pPr>
-        <w:keepNext/>
-        <w:spacing w:before="40" w:after="60" w:line="300" w:lineRule="auto"/>
-      </w:pPr>
-      <w:r>
-        <w:rPr>
-          <w:rFonts w:ascii="Calibri" w:hAnsi="Calibri" w:eastAsia="Microsoft YaHei"/>
-          <w:b/>
-          <w:color w:val="17264A"/>
-          <w:sz w:val="23"/>
-        </w:rPr>
-        <w:t>步骤 2  输入账号与密码</w:t>
-      </w:r>
-    </w:p>
-    <w:p>
-      <w:pPr>
-        <w:keepNext w:val="0"/>
-        <w:spacing w:before="0" w:after="140" w:line="300" w:lineRule="auto"/>
-        <w:ind w:left="259"/>
-      </w:pPr>
-      <w:r>
-        <w:rPr>
-          <w:rFonts w:ascii="Calibri" w:hAnsi="Calibri" w:eastAsia="Microsoft YaHei"/>
-          <w:color w:val="13213C"/>
-          <w:sz w:val="21"/>
-        </w:rPr>
-        <w:t>使用管理员分配的独立账号。首次登录或管理员重置密码后，按页面提示立即修改密码。</w:t>
-      </w:r>
-    </w:p>
-    <w:p>
-      <w:pPr>
-        <w:keepNext/>
-        <w:spacing w:before="40" w:after="60" w:line="300" w:lineRule="auto"/>
-      </w:pPr>
-      <w:r>
-        <w:rPr>
-          <w:rFonts w:ascii="Calibri" w:hAnsi="Calibri" w:eastAsia="Microsoft YaHei"/>
-          <w:b/>
-          <w:color w:val="17264A"/>
-          <w:sz w:val="23"/>
-        </w:rPr>
-        <w:t>步骤 3  确认身份与月份</w:t>
-      </w:r>
-    </w:p>
-    <w:p>
-      <w:pPr>
-        <w:keepNext w:val="0"/>
-        <w:spacing w:before="0" w:after="140" w:line="300" w:lineRule="auto"/>
-        <w:ind w:left="259"/>
-      </w:pPr>
-      <w:r>
-        <w:rPr>
-          <w:rFonts w:ascii="Calibri" w:hAnsi="Calibri" w:eastAsia="Microsoft YaHei"/>
-          <w:color w:val="13213C"/>
-          <w:sz w:val="21"/>
-        </w:rPr>
-        <w:t>左侧栏底部显示当前用户和角色，顶部或侧栏显示当前月份。操作前先确认月份正确。</w:t>
       </w:r>
     </w:p>
     <w:tbl>
@@ -1393,7 +907,7 @@
                 <w:color w:val="F08A24"/>
                 <w:sz w:val="22"/>
               </w:rPr>
-              <w:t>安全要求</w:t>
+              <w:t>账号安全</w:t>
             </w:r>
           </w:p>
           <w:p>
@@ -1407,7 +921,7 @@
                 <w:color w:val="13213C"/>
                 <w:sz w:val="21"/>
               </w:rPr>
-              <w:t>不要在聊天、文档或群消息中传播生产密码。默认初始化口令仅用于首次建库，正式使用前必须修改；员工离职后应立即停用账号。</w:t>
+              <w:t>以上是系统初始化账号，已在当前本地数据库验证可登录。线上账号如已修改密码，应使用修改后的密码。正式使用时请立即改密，不要多人共用管理员账号；本说明书仅限公司内部保存。</w:t>
             </w:r>
           </w:p>
         </w:tc>
@@ -1429,566 +943,62 @@
     </w:p>
     <w:p>
       <w:pPr>
-        <w:pStyle w:val="Heading1"/>
         <w:keepNext/>
+        <w:spacing w:before="40" w:after="60" w:line="300" w:lineRule="auto"/>
       </w:pPr>
       <w:r>
         <w:rPr>
           <w:rFonts w:ascii="Calibri" w:hAnsi="Calibri" w:eastAsia="Microsoft YaHei"/>
           <w:b/>
-          <w:color w:val="2F6FED"/>
-          <w:sz w:val="32"/>
+          <w:color w:val="17264A"/>
+          <w:sz w:val="23"/>
         </w:rPr>
-        <w:t>2. 角色与权限</w:t>
+        <w:t>步骤 1  登录</w:t>
       </w:r>
     </w:p>
-    <w:tbl>
-      <w:tblPr>
-        <w:tblStyle w:val="TableGrid"/>
-        <w:tblW w:type="dxa" w:w="9360"/>
-        <w:tblLayout w:type="fixed"/>
-        <w:tblLook w:firstColumn="1" w:firstRow="1" w:lastColumn="0" w:lastRow="0" w:noHBand="0" w:noVBand="1" w:val="04A0"/>
-        <w:jc w:val="left"/>
-        <w:tblInd w:w="120" w:type="dxa"/>
-      </w:tblPr>
-      <w:tblGrid>
-        <w:gridCol w:w="1800"/>
-        <w:gridCol w:w="4680"/>
-        <w:gridCol w:w="2880"/>
-      </w:tblGrid>
-      <w:tr>
-        <w:trPr>
-          <w:cantSplit/>
-          <w:tblHeader w:val="true"/>
-          <w:cantSplit/>
-        </w:trPr>
-        <w:tc>
-          <w:tcPr>
-            <w:tcW w:type="dxa" w:w="1800"/>
-            <w:tcMar>
-              <w:top w:w="80" w:type="dxa"/>
-              <w:start w:w="120" w:type="dxa"/>
-              <w:bottom w:w="80" w:type="dxa"/>
-              <w:end w:w="120" w:type="dxa"/>
-            </w:tcMar>
-            <w:vAlign w:val="center"/>
-            <w:shd w:fill="E8EEF5"/>
-          </w:tcPr>
-          <w:p>
-            <w:pPr>
-              <w:keepNext w:val="0"/>
-              <w:spacing w:before="0" w:after="0" w:line="240" w:lineRule="auto"/>
-              <w:jc w:val="center"/>
-            </w:pPr>
-            <w:r>
-              <w:rPr>
-                <w:rFonts w:ascii="Calibri" w:hAnsi="Calibri" w:eastAsia="Microsoft YaHei"/>
-                <w:b/>
-                <w:color w:val="17264A"/>
-                <w:sz w:val="19"/>
-              </w:rPr>
-              <w:t>角色</w:t>
-            </w:r>
-          </w:p>
-        </w:tc>
-        <w:tc>
-          <w:tcPr>
-            <w:tcW w:type="dxa" w:w="4680"/>
-            <w:tcMar>
-              <w:top w:w="80" w:type="dxa"/>
-              <w:start w:w="120" w:type="dxa"/>
-              <w:bottom w:w="80" w:type="dxa"/>
-              <w:end w:w="120" w:type="dxa"/>
-            </w:tcMar>
-            <w:vAlign w:val="center"/>
-            <w:shd w:fill="E8EEF5"/>
-          </w:tcPr>
-          <w:p>
-            <w:pPr>
-              <w:keepNext w:val="0"/>
-              <w:spacing w:before="0" w:after="0" w:line="240" w:lineRule="auto"/>
-              <w:jc w:val="center"/>
-            </w:pPr>
-            <w:r>
-              <w:rPr>
-                <w:rFonts w:ascii="Calibri" w:hAnsi="Calibri" w:eastAsia="Microsoft YaHei"/>
-                <w:b/>
-                <w:color w:val="17264A"/>
-                <w:sz w:val="19"/>
-              </w:rPr>
-              <w:t>主要可执行操作</w:t>
-            </w:r>
-          </w:p>
-        </w:tc>
-        <w:tc>
-          <w:tcPr>
-            <w:tcW w:type="dxa" w:w="2880"/>
-            <w:tcMar>
-              <w:top w:w="80" w:type="dxa"/>
-              <w:start w:w="120" w:type="dxa"/>
-              <w:bottom w:w="80" w:type="dxa"/>
-              <w:end w:w="120" w:type="dxa"/>
-            </w:tcMar>
-            <w:vAlign w:val="center"/>
-            <w:shd w:fill="E8EEF5"/>
-          </w:tcPr>
-          <w:p>
-            <w:pPr>
-              <w:keepNext w:val="0"/>
-              <w:spacing w:before="0" w:after="0" w:line="240" w:lineRule="auto"/>
-              <w:jc w:val="center"/>
-            </w:pPr>
-            <w:r>
-              <w:rPr>
-                <w:rFonts w:ascii="Calibri" w:hAnsi="Calibri" w:eastAsia="Microsoft YaHei"/>
-                <w:b/>
-                <w:color w:val="17264A"/>
-                <w:sz w:val="19"/>
-              </w:rPr>
-              <w:t>限制</w:t>
-            </w:r>
-          </w:p>
-        </w:tc>
-      </w:tr>
-      <w:tr>
-        <w:trPr>
-          <w:cantSplit/>
-        </w:trPr>
-        <w:tc>
-          <w:tcPr>
-            <w:tcW w:type="dxa" w:w="1800"/>
-            <w:tcMar>
-              <w:top w:w="80" w:type="dxa"/>
-              <w:start w:w="120" w:type="dxa"/>
-              <w:bottom w:w="80" w:type="dxa"/>
-              <w:end w:w="120" w:type="dxa"/>
-            </w:tcMar>
-            <w:vAlign w:val="center"/>
-          </w:tcPr>
-          <w:p>
-            <w:pPr>
-              <w:keepNext w:val="0"/>
-              <w:spacing w:before="0" w:after="0" w:line="264" w:lineRule="auto"/>
-            </w:pPr>
-            <w:r>
-              <w:rPr>
-                <w:rFonts w:ascii="Calibri" w:hAnsi="Calibri" w:eastAsia="Microsoft YaHei"/>
-                <w:color w:val="13213C"/>
-                <w:sz w:val="18"/>
-              </w:rPr>
-              <w:t>系统管理员</w:t>
-            </w:r>
-          </w:p>
-        </w:tc>
-        <w:tc>
-          <w:tcPr>
-            <w:tcW w:type="dxa" w:w="4680"/>
-            <w:tcMar>
-              <w:top w:w="80" w:type="dxa"/>
-              <w:start w:w="120" w:type="dxa"/>
-              <w:bottom w:w="80" w:type="dxa"/>
-              <w:end w:w="120" w:type="dxa"/>
-            </w:tcMar>
-            <w:vAlign w:val="center"/>
-          </w:tcPr>
-          <w:p>
-            <w:pPr>
-              <w:keepNext w:val="0"/>
-              <w:spacing w:before="0" w:after="0" w:line="264" w:lineRule="auto"/>
-            </w:pPr>
-            <w:r>
-              <w:rPr>
-                <w:rFonts w:ascii="Calibri" w:hAnsi="Calibri" w:eastAsia="Microsoft YaHei"/>
-                <w:color w:val="13213C"/>
-                <w:sz w:val="18"/>
-              </w:rPr>
-              <w:t>账号、导入、回滚、规则、风险、确认单、锁账、报表</w:t>
-            </w:r>
-          </w:p>
-        </w:tc>
-        <w:tc>
-          <w:tcPr>
-            <w:tcW w:type="dxa" w:w="2880"/>
-            <w:tcMar>
-              <w:top w:w="80" w:type="dxa"/>
-              <w:start w:w="120" w:type="dxa"/>
-              <w:bottom w:w="80" w:type="dxa"/>
-              <w:end w:w="120" w:type="dxa"/>
-            </w:tcMar>
-            <w:vAlign w:val="center"/>
-          </w:tcPr>
-          <w:p>
-            <w:pPr>
-              <w:keepNext w:val="0"/>
-              <w:spacing w:before="0" w:after="0" w:line="264" w:lineRule="auto"/>
-            </w:pPr>
-            <w:r>
-              <w:rPr>
-                <w:rFonts w:ascii="Calibri" w:hAnsi="Calibri" w:eastAsia="Microsoft YaHei"/>
-                <w:color w:val="13213C"/>
-                <w:sz w:val="18"/>
-              </w:rPr>
-              <w:t>高权限操作均写入审计日志</w:t>
-            </w:r>
-          </w:p>
-        </w:tc>
-      </w:tr>
-      <w:tr>
-        <w:trPr>
-          <w:cantSplit/>
-        </w:trPr>
-        <w:tc>
-          <w:tcPr>
-            <w:tcW w:type="dxa" w:w="1800"/>
-            <w:shd w:fill="F9FBFD"/>
-            <w:tcMar>
-              <w:top w:w="80" w:type="dxa"/>
-              <w:start w:w="120" w:type="dxa"/>
-              <w:bottom w:w="80" w:type="dxa"/>
-              <w:end w:w="120" w:type="dxa"/>
-            </w:tcMar>
-            <w:vAlign w:val="center"/>
-          </w:tcPr>
-          <w:p>
-            <w:pPr>
-              <w:keepNext w:val="0"/>
-              <w:spacing w:before="0" w:after="0" w:line="264" w:lineRule="auto"/>
-            </w:pPr>
-            <w:r>
-              <w:rPr>
-                <w:rFonts w:ascii="Calibri" w:hAnsi="Calibri" w:eastAsia="Microsoft YaHei"/>
-                <w:color w:val="13213C"/>
-                <w:sz w:val="18"/>
-              </w:rPr>
-              <w:t>财务</w:t>
-            </w:r>
-          </w:p>
-        </w:tc>
-        <w:tc>
-          <w:tcPr>
-            <w:tcW w:type="dxa" w:w="4680"/>
-            <w:shd w:fill="F9FBFD"/>
-            <w:tcMar>
-              <w:top w:w="80" w:type="dxa"/>
-              <w:start w:w="120" w:type="dxa"/>
-              <w:bottom w:w="80" w:type="dxa"/>
-              <w:end w:w="120" w:type="dxa"/>
-            </w:tcMar>
-            <w:vAlign w:val="center"/>
-          </w:tcPr>
-          <w:p>
-            <w:pPr>
-              <w:keepNext w:val="0"/>
-              <w:spacing w:before="0" w:after="0" w:line="264" w:lineRule="auto"/>
-            </w:pPr>
-            <w:r>
-              <w:rPr>
-                <w:rFonts w:ascii="Calibri" w:hAnsi="Calibri" w:eastAsia="Microsoft YaHei"/>
-                <w:color w:val="13213C"/>
-                <w:sz w:val="18"/>
-              </w:rPr>
-              <w:t>Excel 导入、风险复核、应收应付登记、报表导出</w:t>
-            </w:r>
-          </w:p>
-        </w:tc>
-        <w:tc>
-          <w:tcPr>
-            <w:tcW w:type="dxa" w:w="2880"/>
-            <w:shd w:fill="F9FBFD"/>
-            <w:tcMar>
-              <w:top w:w="80" w:type="dxa"/>
-              <w:start w:w="120" w:type="dxa"/>
-              <w:bottom w:w="80" w:type="dxa"/>
-              <w:end w:w="120" w:type="dxa"/>
-            </w:tcMar>
-            <w:vAlign w:val="center"/>
-          </w:tcPr>
-          <w:p>
-            <w:pPr>
-              <w:keepNext w:val="0"/>
-              <w:spacing w:before="0" w:after="0" w:line="264" w:lineRule="auto"/>
-            </w:pPr>
-            <w:r>
-              <w:rPr>
-                <w:rFonts w:ascii="Calibri" w:hAnsi="Calibri" w:eastAsia="Microsoft YaHei"/>
-                <w:color w:val="13213C"/>
-                <w:sz w:val="18"/>
-              </w:rPr>
-              <w:t>不能修改参数规则或主管确认</w:t>
-            </w:r>
-          </w:p>
-        </w:tc>
-      </w:tr>
-      <w:tr>
-        <w:trPr>
-          <w:cantSplit/>
-        </w:trPr>
-        <w:tc>
-          <w:tcPr>
-            <w:tcW w:type="dxa" w:w="1800"/>
-            <w:tcMar>
-              <w:top w:w="80" w:type="dxa"/>
-              <w:start w:w="120" w:type="dxa"/>
-              <w:bottom w:w="80" w:type="dxa"/>
-              <w:end w:w="120" w:type="dxa"/>
-            </w:tcMar>
-            <w:vAlign w:val="center"/>
-          </w:tcPr>
-          <w:p>
-            <w:pPr>
-              <w:keepNext w:val="0"/>
-              <w:spacing w:before="0" w:after="0" w:line="264" w:lineRule="auto"/>
-            </w:pPr>
-            <w:r>
-              <w:rPr>
-                <w:rFonts w:ascii="Calibri" w:hAnsi="Calibri" w:eastAsia="Microsoft YaHei"/>
-                <w:color w:val="13213C"/>
-                <w:sz w:val="18"/>
-              </w:rPr>
-              <w:t>主管</w:t>
-            </w:r>
-          </w:p>
-        </w:tc>
-        <w:tc>
-          <w:tcPr>
-            <w:tcW w:type="dxa" w:w="4680"/>
-            <w:tcMar>
-              <w:top w:w="80" w:type="dxa"/>
-              <w:start w:w="120" w:type="dxa"/>
-              <w:bottom w:w="80" w:type="dxa"/>
-              <w:end w:w="120" w:type="dxa"/>
-            </w:tcMar>
-            <w:vAlign w:val="center"/>
-          </w:tcPr>
-          <w:p>
-            <w:pPr>
-              <w:keepNext w:val="0"/>
-              <w:spacing w:before="0" w:after="0" w:line="264" w:lineRule="auto"/>
-            </w:pPr>
-            <w:r>
-              <w:rPr>
-                <w:rFonts w:ascii="Calibri" w:hAnsi="Calibri" w:eastAsia="Microsoft YaHei"/>
-                <w:color w:val="13213C"/>
-                <w:sz w:val="18"/>
-              </w:rPr>
-              <w:t>导入、风险复核、提成确认、签名主管确认、锁账</w:t>
-            </w:r>
-          </w:p>
-        </w:tc>
-        <w:tc>
-          <w:tcPr>
-            <w:tcW w:type="dxa" w:w="2880"/>
-            <w:tcMar>
-              <w:top w:w="80" w:type="dxa"/>
-              <w:start w:w="120" w:type="dxa"/>
-              <w:bottom w:w="80" w:type="dxa"/>
-              <w:end w:w="120" w:type="dxa"/>
-            </w:tcMar>
-            <w:vAlign w:val="center"/>
-          </w:tcPr>
-          <w:p>
-            <w:pPr>
-              <w:keepNext w:val="0"/>
-              <w:spacing w:before="0" w:after="0" w:line="264" w:lineRule="auto"/>
-            </w:pPr>
-            <w:r>
-              <w:rPr>
-                <w:rFonts w:ascii="Calibri" w:hAnsi="Calibri" w:eastAsia="Microsoft YaHei"/>
-                <w:color w:val="13213C"/>
-                <w:sz w:val="18"/>
-              </w:rPr>
-              <w:t>不能管理系统账号或重置全部数据</w:t>
-            </w:r>
-          </w:p>
-        </w:tc>
-      </w:tr>
-      <w:tr>
-        <w:trPr>
-          <w:cantSplit/>
-        </w:trPr>
-        <w:tc>
-          <w:tcPr>
-            <w:tcW w:type="dxa" w:w="1800"/>
-            <w:shd w:fill="F9FBFD"/>
-            <w:tcMar>
-              <w:top w:w="80" w:type="dxa"/>
-              <w:start w:w="120" w:type="dxa"/>
-              <w:bottom w:w="80" w:type="dxa"/>
-              <w:end w:w="120" w:type="dxa"/>
-            </w:tcMar>
-            <w:vAlign w:val="center"/>
-          </w:tcPr>
-          <w:p>
-            <w:pPr>
-              <w:keepNext w:val="0"/>
-              <w:spacing w:before="0" w:after="0" w:line="264" w:lineRule="auto"/>
-            </w:pPr>
-            <w:r>
-              <w:rPr>
-                <w:rFonts w:ascii="Calibri" w:hAnsi="Calibri" w:eastAsia="Microsoft YaHei"/>
-                <w:color w:val="13213C"/>
-                <w:sz w:val="18"/>
-              </w:rPr>
-              <w:t>老板/管理层</w:t>
-            </w:r>
-          </w:p>
-        </w:tc>
-        <w:tc>
-          <w:tcPr>
-            <w:tcW w:type="dxa" w:w="4680"/>
-            <w:shd w:fill="F9FBFD"/>
-            <w:tcMar>
-              <w:top w:w="80" w:type="dxa"/>
-              <w:start w:w="120" w:type="dxa"/>
-              <w:bottom w:w="80" w:type="dxa"/>
-              <w:end w:w="120" w:type="dxa"/>
-            </w:tcMar>
-            <w:vAlign w:val="center"/>
-          </w:tcPr>
-          <w:p>
-            <w:pPr>
-              <w:keepNext w:val="0"/>
-              <w:spacing w:before="0" w:after="0" w:line="264" w:lineRule="auto"/>
-            </w:pPr>
-            <w:r>
-              <w:rPr>
-                <w:rFonts w:ascii="Calibri" w:hAnsi="Calibri" w:eastAsia="Microsoft YaHei"/>
-                <w:color w:val="13213C"/>
-                <w:sz w:val="18"/>
-              </w:rPr>
-              <w:t>查看经营与财务数据、导出报表</w:t>
-            </w:r>
-          </w:p>
-        </w:tc>
-        <w:tc>
-          <w:tcPr>
-            <w:tcW w:type="dxa" w:w="2880"/>
-            <w:shd w:fill="F9FBFD"/>
-            <w:tcMar>
-              <w:top w:w="80" w:type="dxa"/>
-              <w:start w:w="120" w:type="dxa"/>
-              <w:bottom w:w="80" w:type="dxa"/>
-              <w:end w:w="120" w:type="dxa"/>
-            </w:tcMar>
-            <w:vAlign w:val="center"/>
-          </w:tcPr>
-          <w:p>
-            <w:pPr>
-              <w:keepNext w:val="0"/>
-              <w:spacing w:before="0" w:after="0" w:line="264" w:lineRule="auto"/>
-            </w:pPr>
-            <w:r>
-              <w:rPr>
-                <w:rFonts w:ascii="Calibri" w:hAnsi="Calibri" w:eastAsia="Microsoft YaHei"/>
-                <w:color w:val="13213C"/>
-                <w:sz w:val="18"/>
-              </w:rPr>
-              <w:t>只读，不进行业务写入</w:t>
-            </w:r>
-          </w:p>
-        </w:tc>
-      </w:tr>
-      <w:tr>
-        <w:trPr>
-          <w:cantSplit/>
-        </w:trPr>
-        <w:tc>
-          <w:tcPr>
-            <w:tcW w:type="dxa" w:w="1800"/>
-            <w:tcMar>
-              <w:top w:w="80" w:type="dxa"/>
-              <w:start w:w="120" w:type="dxa"/>
-              <w:bottom w:w="80" w:type="dxa"/>
-              <w:end w:w="120" w:type="dxa"/>
-            </w:tcMar>
-            <w:vAlign w:val="center"/>
-          </w:tcPr>
-          <w:p>
-            <w:pPr>
-              <w:keepNext w:val="0"/>
-              <w:spacing w:before="0" w:after="0" w:line="264" w:lineRule="auto"/>
-            </w:pPr>
-            <w:r>
-              <w:rPr>
-                <w:rFonts w:ascii="Calibri" w:hAnsi="Calibri" w:eastAsia="Microsoft YaHei"/>
-                <w:color w:val="13213C"/>
-                <w:sz w:val="18"/>
-              </w:rPr>
-              <w:t>销售/客服</w:t>
-            </w:r>
-          </w:p>
-        </w:tc>
-        <w:tc>
-          <w:tcPr>
-            <w:tcW w:type="dxa" w:w="4680"/>
-            <w:tcMar>
-              <w:top w:w="80" w:type="dxa"/>
-              <w:start w:w="120" w:type="dxa"/>
-              <w:bottom w:w="80" w:type="dxa"/>
-              <w:end w:w="120" w:type="dxa"/>
-            </w:tcMar>
-            <w:vAlign w:val="center"/>
-          </w:tcPr>
-          <w:p>
-            <w:pPr>
-              <w:keepNext w:val="0"/>
-              <w:spacing w:before="0" w:after="0" w:line="264" w:lineRule="auto"/>
-            </w:pPr>
-            <w:r>
-              <w:rPr>
-                <w:rFonts w:ascii="Calibri" w:hAnsi="Calibri" w:eastAsia="Microsoft YaHei"/>
-                <w:color w:val="13213C"/>
-                <w:sz w:val="18"/>
-              </w:rPr>
-              <w:t>查看业务、确认单和个人相关数据</w:t>
-            </w:r>
-          </w:p>
-        </w:tc>
-        <w:tc>
-          <w:tcPr>
-            <w:tcW w:type="dxa" w:w="2880"/>
-            <w:tcMar>
-              <w:top w:w="80" w:type="dxa"/>
-              <w:start w:w="120" w:type="dxa"/>
-              <w:bottom w:w="80" w:type="dxa"/>
-              <w:end w:w="120" w:type="dxa"/>
-            </w:tcMar>
-            <w:vAlign w:val="center"/>
-          </w:tcPr>
-          <w:p>
-            <w:pPr>
-              <w:keepNext w:val="0"/>
-              <w:spacing w:before="0" w:after="0" w:line="264" w:lineRule="auto"/>
-            </w:pPr>
-            <w:r>
-              <w:rPr>
-                <w:rFonts w:ascii="Calibri" w:hAnsi="Calibri" w:eastAsia="Microsoft YaHei"/>
-                <w:color w:val="13213C"/>
-                <w:sz w:val="18"/>
-              </w:rPr>
-              <w:t>不能导入、锁账或修改规则</w:t>
-            </w:r>
-          </w:p>
-        </w:tc>
-      </w:tr>
-    </w:tbl>
     <w:p>
       <w:pPr>
         <w:keepNext w:val="0"/>
-        <w:spacing w:before="0" w:after="80" w:line="300" w:lineRule="auto"/>
+        <w:spacing w:before="0" w:after="140" w:line="300" w:lineRule="auto"/>
+        <w:ind w:left="259"/>
       </w:pPr>
       <w:r>
         <w:rPr>
           <w:rFonts w:ascii="Calibri" w:hAnsi="Calibri" w:eastAsia="Microsoft YaHei"/>
-          <w:b w:val="0"/>
           <w:color w:val="13213C"/>
-          <w:sz w:val="2"/>
+          <w:sz w:val="21"/>
         </w:rPr>
+        <w:t>打开正式入口，输入账号和密码。token 失效时重新登录。</w:t>
       </w:r>
     </w:p>
     <w:p>
+      <w:pPr>
+        <w:keepNext/>
+        <w:spacing w:before="40" w:after="60" w:line="300" w:lineRule="auto"/>
+      </w:pPr>
       <w:r>
-        <w:br w:type="page"/>
+        <w:rPr>
+          <w:rFonts w:ascii="Calibri" w:hAnsi="Calibri" w:eastAsia="Microsoft YaHei"/>
+          <w:b/>
+          <w:color w:val="17264A"/>
+          <w:sz w:val="23"/>
+        </w:rPr>
+        <w:t>步骤 2  确认身份与月份</w:t>
+      </w:r>
+    </w:p>
+    <w:p>
+      <w:pPr>
+        <w:keepNext w:val="0"/>
+        <w:spacing w:before="0" w:after="140" w:line="300" w:lineRule="auto"/>
+        <w:ind w:left="259"/>
+      </w:pPr>
+      <w:r>
+        <w:rPr>
+          <w:rFonts w:ascii="Calibri" w:hAnsi="Calibri" w:eastAsia="Microsoft YaHei"/>
+          <w:color w:val="13213C"/>
+          <w:sz w:val="21"/>
+        </w:rPr>
+        <w:t>左下角核对姓名/角色，页面顶部核对当前月份后再操作。</w:t>
       </w:r>
     </w:p>
     <w:p>
@@ -2003,7 +1013,7 @@
           <w:color w:val="2F6FED"/>
           <w:sz w:val="32"/>
         </w:rPr>
-        <w:t>3. 月度工作快速流程</w:t>
+        <w:t>2. 每月必做流程</w:t>
       </w:r>
     </w:p>
     <w:p>
@@ -2018,7 +1028,7 @@
           <w:color w:val="17264A"/>
           <w:sz w:val="23"/>
         </w:rPr>
-        <w:t>步骤 1  切换或确认月份</w:t>
+        <w:t>步骤 1  选择月份</w:t>
       </w:r>
     </w:p>
     <w:p>
@@ -2033,7 +1043,7 @@
           <w:color w:val="13213C"/>
           <w:sz w:val="21"/>
         </w:rPr>
-        <w:t>在经营总览右上方点击“月份”，从数据库已有月份列表中选择。页面切换后，各业务页统一读取该月份最新有效批次。</w:t>
+        <w:t>在经营总览点击月份。历史月份独立保存，切换月份不会删除其他月份数据。</w:t>
       </w:r>
     </w:p>
     <w:p>
@@ -2063,7 +1073,7 @@
           <w:color w:val="13213C"/>
           <w:sz w:val="21"/>
         </w:rPr>
-        <w:t>上传符合固定表头规范的月度运单明细，先完成预检，再确认写入数据库。</w:t>
+        <w:t>点击“上传 Excel 导入”→查看预检→核对月份、票数、应收、应付、毛利和字段映射→确认写入。</w:t>
       </w:r>
     </w:p>
     <w:p>
@@ -2078,7 +1088,7 @@
           <w:color w:val="17264A"/>
           <w:sz w:val="23"/>
         </w:rPr>
-        <w:t>步骤 3  核对汇总与风险</w:t>
+        <w:t>步骤 3  核对财务数据</w:t>
       </w:r>
     </w:p>
     <w:p>
@@ -2093,7 +1103,7 @@
           <w:color w:val="13213C"/>
           <w:sz w:val="21"/>
         </w:rPr>
-        <w:t>检查总应收、总应付、毛利、票数、物流/服务拆分；进入风险复查核对低毛利、异常高利润或缺失信息。</w:t>
+        <w:t>在经营总览、业务利润、客户利润和风险复查中核对汇总并追溯原始 Excel 行。</w:t>
       </w:r>
     </w:p>
     <w:p>
@@ -2108,7 +1118,7 @@
           <w:color w:val="17264A"/>
           <w:sz w:val="23"/>
         </w:rPr>
-        <w:t>步骤 4  确认提成与绩效</w:t>
+        <w:t>步骤 4  确认提成和绩效</w:t>
       </w:r>
     </w:p>
     <w:p>
@@ -2123,7 +1133,7 @@
           <w:color w:val="13213C"/>
           <w:sz w:val="21"/>
         </w:rPr>
-        <w:t>主管确认注册/服务提成，核对物流提成比例，确认操作员绩效规则与金额。</w:t>
+        <w:t>主管确认物流提成、注册提成及操作员绩效；实际票数和人员归属均以 Excel 为准。</w:t>
       </w:r>
     </w:p>
     <w:p>
@@ -2138,7 +1148,7 @@
           <w:color w:val="17264A"/>
           <w:sz w:val="23"/>
         </w:rPr>
-        <w:t>步骤 5  生成并发送确认单</w:t>
+        <w:t>步骤 5  完成电子签名</w:t>
       </w:r>
     </w:p>
     <w:p>
@@ -2153,7 +1163,7 @@
           <w:color w:val="13213C"/>
           <w:sz w:val="21"/>
         </w:rPr>
-        <w:t>在电子签名确认页生成销售薪资确认单和操作员薪资确认单，通过钉钉或复制外部链接发送。</w:t>
+        <w:t>批量生成销售/操作员薪资确认单，发送链接，员工签名后由主管确认。</w:t>
       </w:r>
     </w:p>
     <w:p>
@@ -2183,7 +1193,7 @@
           <w:color w:val="13213C"/>
           <w:sz w:val="21"/>
         </w:rPr>
-        <w:t>财务在应收管理登记回款，在上游应付登记付款；错误记录通过作废操作纠正并保留日志。</w:t>
+        <w:t>在应收管理登记回款，在上游应付登记付款；错误记录只能作废并填写原因。</w:t>
       </w:r>
     </w:p>
     <w:p>
@@ -2198,7 +1208,7 @@
           <w:color w:val="17264A"/>
           <w:sz w:val="23"/>
         </w:rPr>
-        <w:t>步骤 7  锁账</w:t>
+        <w:t>步骤 7  备份并锁账</w:t>
       </w:r>
     </w:p>
     <w:p>
@@ -2213,7 +1223,7 @@
           <w:color w:val="13213C"/>
           <w:sz w:val="21"/>
         </w:rPr>
-        <w:t>主管在参数规则页查看月度闭环提醒并锁账。未完成项目只作提醒，仍可锁账；锁账后历史月份禁止覆盖导入。</w:t>
+        <w:t>导出月报和系统备份，在参数规则页填写原因后锁账。未完成事项只提醒，仍可锁账。</w:t>
       </w:r>
     </w:p>
     <w:tbl>
@@ -2258,7 +1268,7 @@
                 <w:color w:val="20A67A"/>
                 <w:sz w:val="22"/>
               </w:rPr>
-              <w:t>月度数据保存方式</w:t>
+              <w:t>锁账规则</w:t>
             </w:r>
           </w:p>
           <w:p>
@@ -2272,7 +1282,7 @@
                 <w:color w:val="13213C"/>
                 <w:sz w:val="21"/>
               </w:rPr>
-              <w:t>不同月份的数据分别保存。切换月份只改变查询范围，不会删除其他月份；同月份重新导入时，以最新有效批次作为统计来源，旧批次保留审计状态。</w:t>
+              <w:t>锁账后该月份不能覆盖导入、回滚批次或修改历史确认数据；如需调整，由主管先解锁并记录原因。</w:t>
             </w:r>
           </w:p>
         </w:tc>
@@ -2304,22 +1314,7 @@
           <w:color w:val="2F6FED"/>
           <w:sz w:val="32"/>
         </w:rPr>
-        <w:t>4. Excel 导入操作</w:t>
-      </w:r>
-    </w:p>
-    <w:p>
-      <w:pPr>
-        <w:pStyle w:val="Heading2"/>
-        <w:keepNext/>
-      </w:pPr>
-      <w:r>
-        <w:rPr>
-          <w:rFonts w:ascii="Calibri" w:hAnsi="Calibri" w:eastAsia="Microsoft YaHei"/>
-          <w:b/>
-          <w:color w:val="2F6FED"/>
-          <w:sz w:val="26"/>
-        </w:rPr>
-        <w:t>4.1 导入前准备</w:t>
+        <w:t>3. Excel 导入要点</w:t>
       </w:r>
     </w:p>
     <w:p>
@@ -2335,7 +1330,7 @@
           <w:color w:val="13213C"/>
           <w:sz w:val="22"/>
         </w:rPr>
-        <w:t>使用经营总览中的“上传 Excel 导入”，不要上传截图、PDF 或改名后的临时文件。</w:t>
+        <w:t>仅上传 .xlsx/.xls，默认不超过 25MB；预检阶段不会写数据库。</w:t>
       </w:r>
     </w:p>
     <w:p>
@@ -2351,7 +1346,7 @@
           <w:color w:val="13213C"/>
           <w:sz w:val="22"/>
         </w:rPr>
-        <w:t>工作表必须包含运单号、收付类型、费用类型等核心字段；系统会自动寻找有效明细工作表。</w:t>
+        <w:t>保留金额正负号、人民币/美元汇率标注、赔付、供应商、用户、销售代表、客服代表和下单时间。</w:t>
       </w:r>
     </w:p>
     <w:p>
@@ -2367,7 +1362,7 @@
           <w:color w:val="13213C"/>
           <w:sz w:val="22"/>
         </w:rPr>
-        <w:t>保留原始正负号、币种/汇率标注、供应商、销售代表、客服代表、用户和下单时间。</w:t>
+        <w:t>有阻断项时按提示的 Excel 行和字段修正源文件后重新预检。</w:t>
       </w:r>
     </w:p>
     <w:p>
@@ -2383,233 +1378,23 @@
           <w:color w:val="13213C"/>
           <w:sz w:val="22"/>
         </w:rPr>
-        <w:t>单个上传文件默认不超过 25MB，仅支持 .xlsx 与 .xls。</w:t>
+        <w:t>同月份重导以最新有效批次统计，旧批次保留审计记录；锁账月份禁止覆盖导入。</w:t>
       </w:r>
     </w:p>
     <w:p>
       <w:pPr>
-        <w:pStyle w:val="Heading2"/>
-        <w:keepNext/>
-      </w:pPr>
-      <w:r>
-        <w:rPr>
-          <w:rFonts w:ascii="Calibri" w:hAnsi="Calibri" w:eastAsia="Microsoft YaHei"/>
-          <w:b/>
-          <w:color w:val="2F6FED"/>
-          <w:sz w:val="26"/>
-        </w:rPr>
-        <w:t>4.2 两步导入</w:t>
-      </w:r>
-    </w:p>
-    <w:p>
-      <w:pPr>
-        <w:keepNext/>
-        <w:spacing w:before="40" w:after="60" w:line="300" w:lineRule="auto"/>
-      </w:pPr>
-      <w:r>
-        <w:rPr>
-          <w:rFonts w:ascii="Calibri" w:hAnsi="Calibri" w:eastAsia="Microsoft YaHei"/>
-          <w:b/>
-          <w:color w:val="17264A"/>
-          <w:sz w:val="23"/>
-        </w:rPr>
-        <w:t>步骤 1  选择文件并等待预检</w:t>
-      </w:r>
-    </w:p>
-    <w:p>
-      <w:pPr>
+        <w:pStyle w:val="ListBullet"/>
         <w:keepNext w:val="0"/>
-        <w:spacing w:before="0" w:after="140" w:line="300" w:lineRule="auto"/>
-        <w:ind w:left="259"/>
+        <w:spacing w:before="0" w:after="80" w:line="300" w:lineRule="auto"/>
+        <w:ind w:left="540" w:hanging="271"/>
       </w:pPr>
       <w:r>
         <w:rPr>
           <w:rFonts w:ascii="Calibri" w:hAnsi="Calibri" w:eastAsia="Microsoft YaHei"/>
           <w:color w:val="13213C"/>
-          <w:sz w:val="21"/>
+          <w:sz w:val="22"/>
         </w:rPr>
-        <w:t>预检阶段不写数据库。系统解析表头、月份、明细行、订单数、应收、应付、毛利、物流/服务拆分和质量问题。</w:t>
-      </w:r>
-    </w:p>
-    <w:p>
-      <w:pPr>
-        <w:keepNext/>
-        <w:spacing w:before="40" w:after="60" w:line="300" w:lineRule="auto"/>
-      </w:pPr>
-      <w:r>
-        <w:rPr>
-          <w:rFonts w:ascii="Calibri" w:hAnsi="Calibri" w:eastAsia="Microsoft YaHei"/>
-          <w:b/>
-          <w:color w:val="17264A"/>
-          <w:sz w:val="23"/>
-        </w:rPr>
-        <w:t>步骤 2  核对字段映射</w:t>
-      </w:r>
-    </w:p>
-    <w:p>
-      <w:pPr>
-        <w:keepNext w:val="0"/>
-        <w:spacing w:before="0" w:after="140" w:line="300" w:lineRule="auto"/>
-        <w:ind w:left="259"/>
-      </w:pPr>
-      <w:r>
-        <w:rPr>
-          <w:rFonts w:ascii="Calibri" w:hAnsi="Calibri" w:eastAsia="Microsoft YaHei"/>
-          <w:color w:val="13213C"/>
-          <w:sz w:val="21"/>
-        </w:rPr>
-        <w:t>确认系统字段与 Excel 原始表头一一对应。缺失必填字段属于阻断问题；额外表头或非关键缺失通常作为提示。</w:t>
-      </w:r>
-    </w:p>
-    <w:p>
-      <w:pPr>
-        <w:keepNext/>
-        <w:spacing w:before="40" w:after="60" w:line="300" w:lineRule="auto"/>
-      </w:pPr>
-      <w:r>
-        <w:rPr>
-          <w:rFonts w:ascii="Calibri" w:hAnsi="Calibri" w:eastAsia="Microsoft YaHei"/>
-          <w:b/>
-          <w:color w:val="17264A"/>
-          <w:sz w:val="23"/>
-        </w:rPr>
-        <w:t>步骤 3  处理阻断项</w:t>
-      </w:r>
-    </w:p>
-    <w:p>
-      <w:pPr>
-        <w:keepNext w:val="0"/>
-        <w:spacing w:before="0" w:after="140" w:line="300" w:lineRule="auto"/>
-        <w:ind w:left="259"/>
-      </w:pPr>
-      <w:r>
-        <w:rPr>
-          <w:rFonts w:ascii="Calibri" w:hAnsi="Calibri" w:eastAsia="Microsoft YaHei"/>
-          <w:color w:val="13213C"/>
-          <w:sz w:val="21"/>
-        </w:rPr>
-        <w:t>按提示中的 Excel 行号和字段修改原始表格后重新上传。存在阻断项时按钮不可写入数据库。</w:t>
-      </w:r>
-    </w:p>
-    <w:p>
-      <w:pPr>
-        <w:keepNext/>
-        <w:spacing w:before="40" w:after="60" w:line="300" w:lineRule="auto"/>
-      </w:pPr>
-      <w:r>
-        <w:rPr>
-          <w:rFonts w:ascii="Calibri" w:hAnsi="Calibri" w:eastAsia="Microsoft YaHei"/>
-          <w:b/>
-          <w:color w:val="17264A"/>
-          <w:sz w:val="23"/>
-        </w:rPr>
-        <w:t>步骤 4  确认写入数据库</w:t>
-      </w:r>
-    </w:p>
-    <w:p>
-      <w:pPr>
-        <w:keepNext w:val="0"/>
-        <w:spacing w:before="0" w:after="140" w:line="300" w:lineRule="auto"/>
-        <w:ind w:left="259"/>
-      </w:pPr>
-      <w:r>
-        <w:rPr>
-          <w:rFonts w:ascii="Calibri" w:hAnsi="Calibri" w:eastAsia="Microsoft YaHei"/>
-          <w:color w:val="13213C"/>
-          <w:sz w:val="21"/>
-        </w:rPr>
-        <w:t>确认月份、票数及金额无误后点击“确认写入数据库”。成功后系统自动切换到导入月份并刷新全部页面。</w:t>
-      </w:r>
-    </w:p>
-    <w:tbl>
-      <w:tblPr>
-        <w:tblW w:type="dxa" w:w="9360"/>
-        <w:jc w:val="left"/>
-        <w:tblLayout w:type="fixed"/>
-        <w:tblLook w:firstColumn="1" w:firstRow="1" w:lastColumn="0" w:lastRow="0" w:noHBand="0" w:noVBand="1" w:val="04A0"/>
-        <w:tblInd w:w="120" w:type="dxa"/>
-      </w:tblPr>
-      <w:tblGrid>
-        <w:gridCol w:w="9360"/>
-      </w:tblGrid>
-      <w:tr>
-        <w:trPr>
-          <w:cantSplit/>
-        </w:trPr>
-        <w:tc>
-          <w:tcPr>
-            <w:tcW w:type="dxa" w:w="9360"/>
-            <w:tcMar>
-              <w:top w:w="80" w:type="dxa"/>
-              <w:start w:w="120" w:type="dxa"/>
-              <w:bottom w:w="80" w:type="dxa"/>
-              <w:end w:w="120" w:type="dxa"/>
-            </w:tcMar>
-            <w:vAlign w:val="center"/>
-            <w:shd w:fill="FFF4E6"/>
-            <w:tcBorders>
-              <w:start w:val="single" w:sz="20" w:color="F08A24"/>
-            </w:tcBorders>
-          </w:tcPr>
-          <w:p>
-            <w:pPr>
-              <w:keepNext w:val="0"/>
-              <w:spacing w:before="0" w:after="60" w:line="300" w:lineRule="auto"/>
-            </w:pPr>
-            <w:r>
-              <w:rPr>
-                <w:rFonts w:ascii="Calibri" w:hAnsi="Calibri" w:eastAsia="Microsoft YaHei"/>
-                <w:b/>
-                <w:color w:val="F08A24"/>
-                <w:sz w:val="22"/>
-              </w:rPr>
-              <w:t>严禁直接修正汇总数字</w:t>
-            </w:r>
-          </w:p>
-          <w:p>
-            <w:pPr>
-              <w:keepNext w:val="0"/>
-              <w:spacing w:before="0" w:after="0" w:line="300" w:lineRule="auto"/>
-            </w:pPr>
-            <w:r>
-              <w:rPr>
-                <w:rFonts w:ascii="Calibri" w:hAnsi="Calibri" w:eastAsia="Microsoft YaHei"/>
-                <w:color w:val="13213C"/>
-                <w:sz w:val="21"/>
-              </w:rPr>
-              <w:t>若系统金额与 Excel 透视表不同，应从订单费用明细和原始 Excel 行核对收付方向、原始金额、汇率、费用类型及重复行。不能通过手工修改总应收或总应付来消除差异。</w:t>
-            </w:r>
-          </w:p>
-        </w:tc>
-      </w:tr>
-    </w:tbl>
-    <w:p>
-      <w:pPr>
-        <w:keepNext w:val="0"/>
-        <w:spacing w:before="0" w:after="40" w:line="300" w:lineRule="auto"/>
-      </w:pPr>
-      <w:r>
-        <w:rPr>
-          <w:rFonts w:ascii="Calibri" w:hAnsi="Calibri" w:eastAsia="Microsoft YaHei"/>
-          <w:b w:val="0"/>
-          <w:color w:val="13213C"/>
-          <w:sz w:val="2"/>
-        </w:rPr>
-      </w:r>
-    </w:p>
-    <w:p>
-      <w:pPr>
-        <w:pStyle w:val="Heading2"/>
-        <w:keepNext/>
-      </w:pPr>
-      <w:r>
-        <w:rPr>
-          <w:rFonts w:ascii="Calibri" w:hAnsi="Calibri" w:eastAsia="Microsoft YaHei"/>
-          <w:b/>
-          <w:color w:val="2F6FED"/>
-          <w:sz w:val="26"/>
-        </w:rPr>
-        <w:t>4.3 固定表头规范</w:t>
+        <w:t>系统金额不一致时下钻费用明细，核对收付方向、金额、汇率、费用类型和重复行，禁止手改汇总。</w:t>
       </w:r>
     </w:p>
     <w:tbl>
@@ -2622,14 +1407,8 @@
         <w:tblInd w:w="120" w:type="dxa"/>
       </w:tblPr>
       <w:tblGrid>
-        <w:gridCol w:w="600"/>
-        <w:gridCol w:w="1740"/>
-        <w:gridCol w:w="600"/>
-        <w:gridCol w:w="1740"/>
-        <w:gridCol w:w="600"/>
-        <w:gridCol w:w="1740"/>
-        <w:gridCol w:w="600"/>
-        <w:gridCol w:w="1740"/>
+        <w:gridCol w:w="2700"/>
+        <w:gridCol w:w="6660"/>
       </w:tblGrid>
       <w:tr>
         <w:trPr>
@@ -2639,7 +1418,7 @@
         </w:trPr>
         <w:tc>
           <w:tcPr>
-            <w:tcW w:type="dxa" w:w="600"/>
+            <w:tcW w:type="dxa" w:w="2700"/>
             <w:tcMar>
               <w:top w:w="80" w:type="dxa"/>
               <w:start w:w="120" w:type="dxa"/>
@@ -2662,13 +1441,13 @@
                 <w:color w:val="17264A"/>
                 <w:sz w:val="19"/>
               </w:rPr>
-              <w:t>序</w:t>
+              <w:t>必须重点核对</w:t>
             </w:r>
           </w:p>
         </w:tc>
         <w:tc>
           <w:tcPr>
-            <w:tcW w:type="dxa" w:w="1740"/>
+            <w:tcW w:type="dxa" w:w="6660"/>
             <w:tcMar>
               <w:top w:w="80" w:type="dxa"/>
               <w:start w:w="120" w:type="dxa"/>
@@ -2691,181 +1470,7 @@
                 <w:color w:val="17264A"/>
                 <w:sz w:val="19"/>
               </w:rPr>
-              <w:t>表头</w:t>
-            </w:r>
-          </w:p>
-        </w:tc>
-        <w:tc>
-          <w:tcPr>
-            <w:tcW w:type="dxa" w:w="600"/>
-            <w:tcMar>
-              <w:top w:w="80" w:type="dxa"/>
-              <w:start w:w="120" w:type="dxa"/>
-              <w:bottom w:w="80" w:type="dxa"/>
-              <w:end w:w="120" w:type="dxa"/>
-            </w:tcMar>
-            <w:vAlign w:val="center"/>
-            <w:shd w:fill="E8EEF5"/>
-          </w:tcPr>
-          <w:p>
-            <w:pPr>
-              <w:keepNext w:val="0"/>
-              <w:spacing w:before="0" w:after="0" w:line="240" w:lineRule="auto"/>
-              <w:jc w:val="center"/>
-            </w:pPr>
-            <w:r>
-              <w:rPr>
-                <w:rFonts w:ascii="Calibri" w:hAnsi="Calibri" w:eastAsia="Microsoft YaHei"/>
-                <w:b/>
-                <w:color w:val="17264A"/>
-                <w:sz w:val="19"/>
-              </w:rPr>
-              <w:t>序</w:t>
-            </w:r>
-          </w:p>
-        </w:tc>
-        <w:tc>
-          <w:tcPr>
-            <w:tcW w:type="dxa" w:w="1740"/>
-            <w:tcMar>
-              <w:top w:w="80" w:type="dxa"/>
-              <w:start w:w="120" w:type="dxa"/>
-              <w:bottom w:w="80" w:type="dxa"/>
-              <w:end w:w="120" w:type="dxa"/>
-            </w:tcMar>
-            <w:vAlign w:val="center"/>
-            <w:shd w:fill="E8EEF5"/>
-          </w:tcPr>
-          <w:p>
-            <w:pPr>
-              <w:keepNext w:val="0"/>
-              <w:spacing w:before="0" w:after="0" w:line="240" w:lineRule="auto"/>
-              <w:jc w:val="center"/>
-            </w:pPr>
-            <w:r>
-              <w:rPr>
-                <w:rFonts w:ascii="Calibri" w:hAnsi="Calibri" w:eastAsia="Microsoft YaHei"/>
-                <w:b/>
-                <w:color w:val="17264A"/>
-                <w:sz w:val="19"/>
-              </w:rPr>
-              <w:t>表头</w:t>
-            </w:r>
-          </w:p>
-        </w:tc>
-        <w:tc>
-          <w:tcPr>
-            <w:tcW w:type="dxa" w:w="600"/>
-            <w:tcMar>
-              <w:top w:w="80" w:type="dxa"/>
-              <w:start w:w="120" w:type="dxa"/>
-              <w:bottom w:w="80" w:type="dxa"/>
-              <w:end w:w="120" w:type="dxa"/>
-            </w:tcMar>
-            <w:vAlign w:val="center"/>
-            <w:shd w:fill="E8EEF5"/>
-          </w:tcPr>
-          <w:p>
-            <w:pPr>
-              <w:keepNext w:val="0"/>
-              <w:spacing w:before="0" w:after="0" w:line="240" w:lineRule="auto"/>
-              <w:jc w:val="center"/>
-            </w:pPr>
-            <w:r>
-              <w:rPr>
-                <w:rFonts w:ascii="Calibri" w:hAnsi="Calibri" w:eastAsia="Microsoft YaHei"/>
-                <w:b/>
-                <w:color w:val="17264A"/>
-                <w:sz w:val="19"/>
-              </w:rPr>
-              <w:t>序</w:t>
-            </w:r>
-          </w:p>
-        </w:tc>
-        <w:tc>
-          <w:tcPr>
-            <w:tcW w:type="dxa" w:w="1740"/>
-            <w:tcMar>
-              <w:top w:w="80" w:type="dxa"/>
-              <w:start w:w="120" w:type="dxa"/>
-              <w:bottom w:w="80" w:type="dxa"/>
-              <w:end w:w="120" w:type="dxa"/>
-            </w:tcMar>
-            <w:vAlign w:val="center"/>
-            <w:shd w:fill="E8EEF5"/>
-          </w:tcPr>
-          <w:p>
-            <w:pPr>
-              <w:keepNext w:val="0"/>
-              <w:spacing w:before="0" w:after="0" w:line="240" w:lineRule="auto"/>
-              <w:jc w:val="center"/>
-            </w:pPr>
-            <w:r>
-              <w:rPr>
-                <w:rFonts w:ascii="Calibri" w:hAnsi="Calibri" w:eastAsia="Microsoft YaHei"/>
-                <w:b/>
-                <w:color w:val="17264A"/>
-                <w:sz w:val="19"/>
-              </w:rPr>
-              <w:t>表头</w:t>
-            </w:r>
-          </w:p>
-        </w:tc>
-        <w:tc>
-          <w:tcPr>
-            <w:tcW w:type="dxa" w:w="600"/>
-            <w:tcMar>
-              <w:top w:w="80" w:type="dxa"/>
-              <w:start w:w="120" w:type="dxa"/>
-              <w:bottom w:w="80" w:type="dxa"/>
-              <w:end w:w="120" w:type="dxa"/>
-            </w:tcMar>
-            <w:vAlign w:val="center"/>
-            <w:shd w:fill="E8EEF5"/>
-          </w:tcPr>
-          <w:p>
-            <w:pPr>
-              <w:keepNext w:val="0"/>
-              <w:spacing w:before="0" w:after="0" w:line="240" w:lineRule="auto"/>
-              <w:jc w:val="center"/>
-            </w:pPr>
-            <w:r>
-              <w:rPr>
-                <w:rFonts w:ascii="Calibri" w:hAnsi="Calibri" w:eastAsia="Microsoft YaHei"/>
-                <w:b/>
-                <w:color w:val="17264A"/>
-                <w:sz w:val="19"/>
-              </w:rPr>
-              <w:t>序</w:t>
-            </w:r>
-          </w:p>
-        </w:tc>
-        <w:tc>
-          <w:tcPr>
-            <w:tcW w:type="dxa" w:w="1740"/>
-            <w:tcMar>
-              <w:top w:w="80" w:type="dxa"/>
-              <w:start w:w="120" w:type="dxa"/>
-              <w:bottom w:w="80" w:type="dxa"/>
-              <w:end w:w="120" w:type="dxa"/>
-            </w:tcMar>
-            <w:vAlign w:val="center"/>
-            <w:shd w:fill="E8EEF5"/>
-          </w:tcPr>
-          <w:p>
-            <w:pPr>
-              <w:keepNext w:val="0"/>
-              <w:spacing w:before="0" w:after="0" w:line="240" w:lineRule="auto"/>
-              <w:jc w:val="center"/>
-            </w:pPr>
-            <w:r>
-              <w:rPr>
-                <w:rFonts w:ascii="Calibri" w:hAnsi="Calibri" w:eastAsia="Microsoft YaHei"/>
-                <w:b/>
-                <w:color w:val="17264A"/>
-                <w:sz w:val="19"/>
-              </w:rPr>
-              <w:t>表头</w:t>
+              <w:t>正确口径</w:t>
             </w:r>
           </w:p>
         </w:tc>
@@ -2876,34 +1481,7 @@
         </w:trPr>
         <w:tc>
           <w:tcPr>
-            <w:tcW w:type="dxa" w:w="600"/>
-            <w:tcMar>
-              <w:top w:w="80" w:type="dxa"/>
-              <w:start w:w="120" w:type="dxa"/>
-              <w:bottom w:w="80" w:type="dxa"/>
-              <w:end w:w="120" w:type="dxa"/>
-            </w:tcMar>
-            <w:vAlign w:val="center"/>
-          </w:tcPr>
-          <w:p>
-            <w:pPr>
-              <w:keepNext w:val="0"/>
-              <w:spacing w:before="0" w:after="0" w:line="264" w:lineRule="auto"/>
-              <w:jc w:val="center"/>
-            </w:pPr>
-            <w:r>
-              <w:rPr>
-                <w:rFonts w:ascii="Calibri" w:hAnsi="Calibri" w:eastAsia="Microsoft YaHei"/>
-                <w:color w:val="13213C"/>
-                <w:sz w:val="18"/>
-              </w:rPr>
-              <w:t>1</w:t>
-            </w:r>
-          </w:p>
-        </w:tc>
-        <w:tc>
-          <w:tcPr>
-            <w:tcW w:type="dxa" w:w="1740"/>
+            <w:tcW w:type="dxa" w:w="2700"/>
             <w:tcMar>
               <w:top w:w="80" w:type="dxa"/>
               <w:start w:w="120" w:type="dxa"/>
@@ -2923,40 +1501,13 @@
                 <w:color w:val="13213C"/>
                 <w:sz w:val="18"/>
               </w:rPr>
-              <w:t>运单号</w:t>
+              <w:t>应收/应付</w:t>
             </w:r>
           </w:p>
         </w:tc>
         <w:tc>
           <w:tcPr>
-            <w:tcW w:type="dxa" w:w="600"/>
-            <w:tcMar>
-              <w:top w:w="80" w:type="dxa"/>
-              <w:start w:w="120" w:type="dxa"/>
-              <w:bottom w:w="80" w:type="dxa"/>
-              <w:end w:w="120" w:type="dxa"/>
-            </w:tcMar>
-            <w:vAlign w:val="center"/>
-          </w:tcPr>
-          <w:p>
-            <w:pPr>
-              <w:keepNext w:val="0"/>
-              <w:spacing w:before="0" w:after="0" w:line="264" w:lineRule="auto"/>
-              <w:jc w:val="center"/>
-            </w:pPr>
-            <w:r>
-              <w:rPr>
-                <w:rFonts w:ascii="Calibri" w:hAnsi="Calibri" w:eastAsia="Microsoft YaHei"/>
-                <w:color w:val="13213C"/>
-                <w:sz w:val="18"/>
-              </w:rPr>
-              <w:t>2</w:t>
-            </w:r>
-          </w:p>
-        </w:tc>
-        <w:tc>
-          <w:tcPr>
-            <w:tcW w:type="dxa" w:w="1740"/>
+            <w:tcW w:type="dxa" w:w="6660"/>
             <w:tcMar>
               <w:top w:w="80" w:type="dxa"/>
               <w:start w:w="120" w:type="dxa"/>
@@ -2976,113 +1527,7 @@
                 <w:color w:val="13213C"/>
                 <w:sz w:val="18"/>
               </w:rPr>
-              <w:t>客户订单号</w:t>
-            </w:r>
-          </w:p>
-        </w:tc>
-        <w:tc>
-          <w:tcPr>
-            <w:tcW w:type="dxa" w:w="600"/>
-            <w:tcMar>
-              <w:top w:w="80" w:type="dxa"/>
-              <w:start w:w="120" w:type="dxa"/>
-              <w:bottom w:w="80" w:type="dxa"/>
-              <w:end w:w="120" w:type="dxa"/>
-            </w:tcMar>
-            <w:vAlign w:val="center"/>
-          </w:tcPr>
-          <w:p>
-            <w:pPr>
-              <w:keepNext w:val="0"/>
-              <w:spacing w:before="0" w:after="0" w:line="264" w:lineRule="auto"/>
-              <w:jc w:val="center"/>
-            </w:pPr>
-            <w:r>
-              <w:rPr>
-                <w:rFonts w:ascii="Calibri" w:hAnsi="Calibri" w:eastAsia="Microsoft YaHei"/>
-                <w:color w:val="13213C"/>
-                <w:sz w:val="18"/>
-              </w:rPr>
-              <w:t>3</w:t>
-            </w:r>
-          </w:p>
-        </w:tc>
-        <w:tc>
-          <w:tcPr>
-            <w:tcW w:type="dxa" w:w="1740"/>
-            <w:tcMar>
-              <w:top w:w="80" w:type="dxa"/>
-              <w:start w:w="120" w:type="dxa"/>
-              <w:bottom w:w="80" w:type="dxa"/>
-              <w:end w:w="120" w:type="dxa"/>
-            </w:tcMar>
-            <w:vAlign w:val="center"/>
-          </w:tcPr>
-          <w:p>
-            <w:pPr>
-              <w:keepNext w:val="0"/>
-              <w:spacing w:before="0" w:after="0" w:line="264" w:lineRule="auto"/>
-            </w:pPr>
-            <w:r>
-              <w:rPr>
-                <w:rFonts w:ascii="Calibri" w:hAnsi="Calibri" w:eastAsia="Microsoft YaHei"/>
-                <w:color w:val="13213C"/>
-                <w:sz w:val="18"/>
-              </w:rPr>
-              <w:t>用户</w:t>
-            </w:r>
-          </w:p>
-        </w:tc>
-        <w:tc>
-          <w:tcPr>
-            <w:tcW w:type="dxa" w:w="600"/>
-            <w:tcMar>
-              <w:top w:w="80" w:type="dxa"/>
-              <w:start w:w="120" w:type="dxa"/>
-              <w:bottom w:w="80" w:type="dxa"/>
-              <w:end w:w="120" w:type="dxa"/>
-            </w:tcMar>
-            <w:vAlign w:val="center"/>
-          </w:tcPr>
-          <w:p>
-            <w:pPr>
-              <w:keepNext w:val="0"/>
-              <w:spacing w:before="0" w:after="0" w:line="264" w:lineRule="auto"/>
-              <w:jc w:val="center"/>
-            </w:pPr>
-            <w:r>
-              <w:rPr>
-                <w:rFonts w:ascii="Calibri" w:hAnsi="Calibri" w:eastAsia="Microsoft YaHei"/>
-                <w:color w:val="13213C"/>
-                <w:sz w:val="18"/>
-              </w:rPr>
-              <w:t>4</w:t>
-            </w:r>
-          </w:p>
-        </w:tc>
-        <w:tc>
-          <w:tcPr>
-            <w:tcW w:type="dxa" w:w="1740"/>
-            <w:tcMar>
-              <w:top w:w="80" w:type="dxa"/>
-              <w:start w:w="120" w:type="dxa"/>
-              <w:bottom w:w="80" w:type="dxa"/>
-              <w:end w:w="120" w:type="dxa"/>
-            </w:tcMar>
-            <w:vAlign w:val="center"/>
-          </w:tcPr>
-          <w:p>
-            <w:pPr>
-              <w:keepNext w:val="0"/>
-              <w:spacing w:before="0" w:after="0" w:line="264" w:lineRule="auto"/>
-            </w:pPr>
-            <w:r>
-              <w:rPr>
-                <w:rFonts w:ascii="Calibri" w:hAnsi="Calibri" w:eastAsia="Microsoft YaHei"/>
-                <w:color w:val="13213C"/>
-                <w:sz w:val="18"/>
-              </w:rPr>
-              <w:t>服务</w:t>
+              <w:t>费用行按收付方向聚合，保留原始正负号</w:t>
             </w:r>
           </w:p>
         </w:tc>
@@ -3093,35 +1538,7 @@
         </w:trPr>
         <w:tc>
           <w:tcPr>
-            <w:tcW w:type="dxa" w:w="600"/>
-            <w:shd w:fill="F9FBFD"/>
-            <w:tcMar>
-              <w:top w:w="80" w:type="dxa"/>
-              <w:start w:w="120" w:type="dxa"/>
-              <w:bottom w:w="80" w:type="dxa"/>
-              <w:end w:w="120" w:type="dxa"/>
-            </w:tcMar>
-            <w:vAlign w:val="center"/>
-          </w:tcPr>
-          <w:p>
-            <w:pPr>
-              <w:keepNext w:val="0"/>
-              <w:spacing w:before="0" w:after="0" w:line="264" w:lineRule="auto"/>
-              <w:jc w:val="center"/>
-            </w:pPr>
-            <w:r>
-              <w:rPr>
-                <w:rFonts w:ascii="Calibri" w:hAnsi="Calibri" w:eastAsia="Microsoft YaHei"/>
-                <w:color w:val="13213C"/>
-                <w:sz w:val="18"/>
-              </w:rPr>
-              <w:t>5</w:t>
-            </w:r>
-          </w:p>
-        </w:tc>
-        <w:tc>
-          <w:tcPr>
-            <w:tcW w:type="dxa" w:w="1740"/>
+            <w:tcW w:type="dxa" w:w="2700"/>
             <w:shd w:fill="F9FBFD"/>
             <w:tcMar>
               <w:top w:w="80" w:type="dxa"/>
@@ -3142,41 +1559,13 @@
                 <w:color w:val="13213C"/>
                 <w:sz w:val="18"/>
               </w:rPr>
-              <w:t>收费重(KG)</w:t>
+              <w:t>汇率</w:t>
             </w:r>
           </w:p>
         </w:tc>
         <w:tc>
           <w:tcPr>
-            <w:tcW w:type="dxa" w:w="600"/>
-            <w:shd w:fill="F9FBFD"/>
-            <w:tcMar>
-              <w:top w:w="80" w:type="dxa"/>
-              <w:start w:w="120" w:type="dxa"/>
-              <w:bottom w:w="80" w:type="dxa"/>
-              <w:end w:w="120" w:type="dxa"/>
-            </w:tcMar>
-            <w:vAlign w:val="center"/>
-          </w:tcPr>
-          <w:p>
-            <w:pPr>
-              <w:keepNext w:val="0"/>
-              <w:spacing w:before="0" w:after="0" w:line="264" w:lineRule="auto"/>
-              <w:jc w:val="center"/>
-            </w:pPr>
-            <w:r>
-              <w:rPr>
-                <w:rFonts w:ascii="Calibri" w:hAnsi="Calibri" w:eastAsia="Microsoft YaHei"/>
-                <w:color w:val="13213C"/>
-                <w:sz w:val="18"/>
-              </w:rPr>
-              <w:t>6</w:t>
-            </w:r>
-          </w:p>
-        </w:tc>
-        <w:tc>
-          <w:tcPr>
-            <w:tcW w:type="dxa" w:w="1740"/>
+            <w:tcW w:type="dxa" w:w="6660"/>
             <w:shd w:fill="F9FBFD"/>
             <w:tcMar>
               <w:top w:w="80" w:type="dxa"/>
@@ -3197,14 +1586,18 @@
                 <w:color w:val="13213C"/>
                 <w:sz w:val="18"/>
               </w:rPr>
-              <w:t>供应商收费重(KG)</w:t>
+              <w:t>人民币=1；美元未标注时=6.85；其余按 Excel 标注</w:t>
             </w:r>
           </w:p>
         </w:tc>
+      </w:tr>
+      <w:tr>
+        <w:trPr>
+          <w:cantSplit/>
+        </w:trPr>
         <w:tc>
           <w:tcPr>
-            <w:tcW w:type="dxa" w:w="600"/>
-            <w:shd w:fill="F9FBFD"/>
+            <w:tcW w:type="dxa" w:w="2700"/>
             <w:tcMar>
               <w:top w:w="80" w:type="dxa"/>
               <w:start w:w="120" w:type="dxa"/>
@@ -3217,7 +1610,6 @@
             <w:pPr>
               <w:keepNext w:val="0"/>
               <w:spacing w:before="0" w:after="0" w:line="264" w:lineRule="auto"/>
-              <w:jc w:val="center"/>
             </w:pPr>
             <w:r>
               <w:rPr>
@@ -3225,13 +1617,44 @@
                 <w:color w:val="13213C"/>
                 <w:sz w:val="18"/>
               </w:rPr>
-              <w:t>7</w:t>
+              <w:t>赔付及其他费用</w:t>
             </w:r>
           </w:p>
         </w:tc>
         <w:tc>
           <w:tcPr>
-            <w:tcW w:type="dxa" w:w="1740"/>
+            <w:tcW w:type="dxa" w:w="6660"/>
+            <w:tcMar>
+              <w:top w:w="80" w:type="dxa"/>
+              <w:start w:w="120" w:type="dxa"/>
+              <w:bottom w:w="80" w:type="dxa"/>
+              <w:end w:w="120" w:type="dxa"/>
+            </w:tcMar>
+            <w:vAlign w:val="center"/>
+          </w:tcPr>
+          <w:p>
+            <w:pPr>
+              <w:keepNext w:val="0"/>
+              <w:spacing w:before="0" w:after="0" w:line="264" w:lineRule="auto"/>
+            </w:pPr>
+            <w:r>
+              <w:rPr>
+                <w:rFonts w:ascii="Calibri" w:hAnsi="Calibri" w:eastAsia="Microsoft YaHei"/>
+                <w:color w:val="13213C"/>
+                <w:sz w:val="18"/>
+              </w:rPr>
+              <w:t>按 Excel 原始费用行参与计算，不改写正负号</w:t>
+            </w:r>
+          </w:p>
+        </w:tc>
+      </w:tr>
+      <w:tr>
+        <w:trPr>
+          <w:cantSplit/>
+        </w:trPr>
+        <w:tc>
+          <w:tcPr>
+            <w:tcW w:type="dxa" w:w="2700"/>
             <w:shd w:fill="F9FBFD"/>
             <w:tcMar>
               <w:top w:w="80" w:type="dxa"/>
@@ -3252,41 +1675,13 @@
                 <w:color w:val="13213C"/>
                 <w:sz w:val="18"/>
               </w:rPr>
-              <w:t>供应商</w:t>
+              <w:t>人员和用户</w:t>
             </w:r>
           </w:p>
         </w:tc>
         <w:tc>
           <w:tcPr>
-            <w:tcW w:type="dxa" w:w="600"/>
-            <w:shd w:fill="F9FBFD"/>
-            <w:tcMar>
-              <w:top w:w="80" w:type="dxa"/>
-              <w:start w:w="120" w:type="dxa"/>
-              <w:bottom w:w="80" w:type="dxa"/>
-              <w:end w:w="120" w:type="dxa"/>
-            </w:tcMar>
-            <w:vAlign w:val="center"/>
-          </w:tcPr>
-          <w:p>
-            <w:pPr>
-              <w:keepNext w:val="0"/>
-              <w:spacing w:before="0" w:after="0" w:line="264" w:lineRule="auto"/>
-              <w:jc w:val="center"/>
-            </w:pPr>
-            <w:r>
-              <w:rPr>
-                <w:rFonts w:ascii="Calibri" w:hAnsi="Calibri" w:eastAsia="Microsoft YaHei"/>
-                <w:color w:val="13213C"/>
-                <w:sz w:val="18"/>
-              </w:rPr>
-              <w:t>8</w:t>
-            </w:r>
-          </w:p>
-        </w:tc>
-        <w:tc>
-          <w:tcPr>
-            <w:tcW w:type="dxa" w:w="1740"/>
+            <w:tcW w:type="dxa" w:w="6660"/>
             <w:shd w:fill="F9FBFD"/>
             <w:tcMar>
               <w:top w:w="80" w:type="dxa"/>
@@ -3307,2504 +1702,7 @@
                 <w:color w:val="13213C"/>
                 <w:sz w:val="18"/>
               </w:rPr>
-              <w:t>供应商服务</w:t>
-            </w:r>
-          </w:p>
-        </w:tc>
-      </w:tr>
-      <w:tr>
-        <w:trPr>
-          <w:cantSplit/>
-        </w:trPr>
-        <w:tc>
-          <w:tcPr>
-            <w:tcW w:type="dxa" w:w="600"/>
-            <w:tcMar>
-              <w:top w:w="80" w:type="dxa"/>
-              <w:start w:w="120" w:type="dxa"/>
-              <w:bottom w:w="80" w:type="dxa"/>
-              <w:end w:w="120" w:type="dxa"/>
-            </w:tcMar>
-            <w:vAlign w:val="center"/>
-          </w:tcPr>
-          <w:p>
-            <w:pPr>
-              <w:keepNext w:val="0"/>
-              <w:spacing w:before="0" w:after="0" w:line="264" w:lineRule="auto"/>
-              <w:jc w:val="center"/>
-            </w:pPr>
-            <w:r>
-              <w:rPr>
-                <w:rFonts w:ascii="Calibri" w:hAnsi="Calibri" w:eastAsia="Microsoft YaHei"/>
-                <w:color w:val="13213C"/>
-                <w:sz w:val="18"/>
-              </w:rPr>
-              <w:t>9</w:t>
-            </w:r>
-          </w:p>
-        </w:tc>
-        <w:tc>
-          <w:tcPr>
-            <w:tcW w:type="dxa" w:w="1740"/>
-            <w:tcMar>
-              <w:top w:w="80" w:type="dxa"/>
-              <w:start w:w="120" w:type="dxa"/>
-              <w:bottom w:w="80" w:type="dxa"/>
-              <w:end w:w="120" w:type="dxa"/>
-            </w:tcMar>
-            <w:vAlign w:val="center"/>
-          </w:tcPr>
-          <w:p>
-            <w:pPr>
-              <w:keepNext w:val="0"/>
-              <w:spacing w:before="0" w:after="0" w:line="264" w:lineRule="auto"/>
-            </w:pPr>
-            <w:r>
-              <w:rPr>
-                <w:rFonts w:ascii="Calibri" w:hAnsi="Calibri" w:eastAsia="Microsoft YaHei"/>
-                <w:color w:val="13213C"/>
-                <w:sz w:val="18"/>
-              </w:rPr>
-              <w:t>收付类型</w:t>
-            </w:r>
-          </w:p>
-        </w:tc>
-        <w:tc>
-          <w:tcPr>
-            <w:tcW w:type="dxa" w:w="600"/>
-            <w:tcMar>
-              <w:top w:w="80" w:type="dxa"/>
-              <w:start w:w="120" w:type="dxa"/>
-              <w:bottom w:w="80" w:type="dxa"/>
-              <w:end w:w="120" w:type="dxa"/>
-            </w:tcMar>
-            <w:vAlign w:val="center"/>
-          </w:tcPr>
-          <w:p>
-            <w:pPr>
-              <w:keepNext w:val="0"/>
-              <w:spacing w:before="0" w:after="0" w:line="264" w:lineRule="auto"/>
-              <w:jc w:val="center"/>
-            </w:pPr>
-            <w:r>
-              <w:rPr>
-                <w:rFonts w:ascii="Calibri" w:hAnsi="Calibri" w:eastAsia="Microsoft YaHei"/>
-                <w:color w:val="13213C"/>
-                <w:sz w:val="18"/>
-              </w:rPr>
-              <w:t>10</w:t>
-            </w:r>
-          </w:p>
-        </w:tc>
-        <w:tc>
-          <w:tcPr>
-            <w:tcW w:type="dxa" w:w="1740"/>
-            <w:tcMar>
-              <w:top w:w="80" w:type="dxa"/>
-              <w:start w:w="120" w:type="dxa"/>
-              <w:bottom w:w="80" w:type="dxa"/>
-              <w:end w:w="120" w:type="dxa"/>
-            </w:tcMar>
-            <w:vAlign w:val="center"/>
-          </w:tcPr>
-          <w:p>
-            <w:pPr>
-              <w:keepNext w:val="0"/>
-              <w:spacing w:before="0" w:after="0" w:line="264" w:lineRule="auto"/>
-            </w:pPr>
-            <w:r>
-              <w:rPr>
-                <w:rFonts w:ascii="Calibri" w:hAnsi="Calibri" w:eastAsia="Microsoft YaHei"/>
-                <w:color w:val="13213C"/>
-                <w:sz w:val="18"/>
-              </w:rPr>
-              <w:t>费用类型</w:t>
-            </w:r>
-          </w:p>
-        </w:tc>
-        <w:tc>
-          <w:tcPr>
-            <w:tcW w:type="dxa" w:w="600"/>
-            <w:tcMar>
-              <w:top w:w="80" w:type="dxa"/>
-              <w:start w:w="120" w:type="dxa"/>
-              <w:bottom w:w="80" w:type="dxa"/>
-              <w:end w:w="120" w:type="dxa"/>
-            </w:tcMar>
-            <w:vAlign w:val="center"/>
-          </w:tcPr>
-          <w:p>
-            <w:pPr>
-              <w:keepNext w:val="0"/>
-              <w:spacing w:before="0" w:after="0" w:line="264" w:lineRule="auto"/>
-              <w:jc w:val="center"/>
-            </w:pPr>
-            <w:r>
-              <w:rPr>
-                <w:rFonts w:ascii="Calibri" w:hAnsi="Calibri" w:eastAsia="Microsoft YaHei"/>
-                <w:color w:val="13213C"/>
-                <w:sz w:val="18"/>
-              </w:rPr>
-              <w:t>11</w:t>
-            </w:r>
-          </w:p>
-        </w:tc>
-        <w:tc>
-          <w:tcPr>
-            <w:tcW w:type="dxa" w:w="1740"/>
-            <w:tcMar>
-              <w:top w:w="80" w:type="dxa"/>
-              <w:start w:w="120" w:type="dxa"/>
-              <w:bottom w:w="80" w:type="dxa"/>
-              <w:end w:w="120" w:type="dxa"/>
-            </w:tcMar>
-            <w:vAlign w:val="center"/>
-          </w:tcPr>
-          <w:p>
-            <w:pPr>
-              <w:keepNext w:val="0"/>
-              <w:spacing w:before="0" w:after="0" w:line="264" w:lineRule="auto"/>
-            </w:pPr>
-            <w:r>
-              <w:rPr>
-                <w:rFonts w:ascii="Calibri" w:hAnsi="Calibri" w:eastAsia="Microsoft YaHei"/>
-                <w:color w:val="13213C"/>
-                <w:sz w:val="18"/>
-              </w:rPr>
-              <w:t>金额</w:t>
-            </w:r>
-          </w:p>
-        </w:tc>
-        <w:tc>
-          <w:tcPr>
-            <w:tcW w:type="dxa" w:w="600"/>
-            <w:tcMar>
-              <w:top w:w="80" w:type="dxa"/>
-              <w:start w:w="120" w:type="dxa"/>
-              <w:bottom w:w="80" w:type="dxa"/>
-              <w:end w:w="120" w:type="dxa"/>
-            </w:tcMar>
-            <w:vAlign w:val="center"/>
-          </w:tcPr>
-          <w:p>
-            <w:pPr>
-              <w:keepNext w:val="0"/>
-              <w:spacing w:before="0" w:after="0" w:line="264" w:lineRule="auto"/>
-              <w:jc w:val="center"/>
-            </w:pPr>
-            <w:r>
-              <w:rPr>
-                <w:rFonts w:ascii="Calibri" w:hAnsi="Calibri" w:eastAsia="Microsoft YaHei"/>
-                <w:color w:val="13213C"/>
-                <w:sz w:val="18"/>
-              </w:rPr>
-              <w:t>12</w:t>
-            </w:r>
-          </w:p>
-        </w:tc>
-        <w:tc>
-          <w:tcPr>
-            <w:tcW w:type="dxa" w:w="1740"/>
-            <w:tcMar>
-              <w:top w:w="80" w:type="dxa"/>
-              <w:start w:w="120" w:type="dxa"/>
-              <w:bottom w:w="80" w:type="dxa"/>
-              <w:end w:w="120" w:type="dxa"/>
-            </w:tcMar>
-            <w:vAlign w:val="center"/>
-          </w:tcPr>
-          <w:p>
-            <w:pPr>
-              <w:keepNext w:val="0"/>
-              <w:spacing w:before="0" w:after="0" w:line="264" w:lineRule="auto"/>
-            </w:pPr>
-            <w:r>
-              <w:rPr>
-                <w:rFonts w:ascii="Calibri" w:hAnsi="Calibri" w:eastAsia="Microsoft YaHei"/>
-                <w:color w:val="13213C"/>
-                <w:sz w:val="18"/>
-              </w:rPr>
-              <w:t>单价</w:t>
-            </w:r>
-          </w:p>
-        </w:tc>
-      </w:tr>
-      <w:tr>
-        <w:trPr>
-          <w:cantSplit/>
-        </w:trPr>
-        <w:tc>
-          <w:tcPr>
-            <w:tcW w:type="dxa" w:w="600"/>
-            <w:shd w:fill="F9FBFD"/>
-            <w:tcMar>
-              <w:top w:w="80" w:type="dxa"/>
-              <w:start w:w="120" w:type="dxa"/>
-              <w:bottom w:w="80" w:type="dxa"/>
-              <w:end w:w="120" w:type="dxa"/>
-            </w:tcMar>
-            <w:vAlign w:val="center"/>
-          </w:tcPr>
-          <w:p>
-            <w:pPr>
-              <w:keepNext w:val="0"/>
-              <w:spacing w:before="0" w:after="0" w:line="264" w:lineRule="auto"/>
-              <w:jc w:val="center"/>
-            </w:pPr>
-            <w:r>
-              <w:rPr>
-                <w:rFonts w:ascii="Calibri" w:hAnsi="Calibri" w:eastAsia="Microsoft YaHei"/>
-                <w:color w:val="13213C"/>
-                <w:sz w:val="18"/>
-              </w:rPr>
-              <w:t>13</w:t>
-            </w:r>
-          </w:p>
-        </w:tc>
-        <w:tc>
-          <w:tcPr>
-            <w:tcW w:type="dxa" w:w="1740"/>
-            <w:shd w:fill="F9FBFD"/>
-            <w:tcMar>
-              <w:top w:w="80" w:type="dxa"/>
-              <w:start w:w="120" w:type="dxa"/>
-              <w:bottom w:w="80" w:type="dxa"/>
-              <w:end w:w="120" w:type="dxa"/>
-            </w:tcMar>
-            <w:vAlign w:val="center"/>
-          </w:tcPr>
-          <w:p>
-            <w:pPr>
-              <w:keepNext w:val="0"/>
-              <w:spacing w:before="0" w:after="0" w:line="264" w:lineRule="auto"/>
-            </w:pPr>
-            <w:r>
-              <w:rPr>
-                <w:rFonts w:ascii="Calibri" w:hAnsi="Calibri" w:eastAsia="Microsoft YaHei"/>
-                <w:color w:val="13213C"/>
-                <w:sz w:val="18"/>
-              </w:rPr>
-              <w:t>本币费用</w:t>
-            </w:r>
-          </w:p>
-        </w:tc>
-        <w:tc>
-          <w:tcPr>
-            <w:tcW w:type="dxa" w:w="600"/>
-            <w:shd w:fill="F9FBFD"/>
-            <w:tcMar>
-              <w:top w:w="80" w:type="dxa"/>
-              <w:start w:w="120" w:type="dxa"/>
-              <w:bottom w:w="80" w:type="dxa"/>
-              <w:end w:w="120" w:type="dxa"/>
-            </w:tcMar>
-            <w:vAlign w:val="center"/>
-          </w:tcPr>
-          <w:p>
-            <w:pPr>
-              <w:keepNext w:val="0"/>
-              <w:spacing w:before="0" w:after="0" w:line="264" w:lineRule="auto"/>
-              <w:jc w:val="center"/>
-            </w:pPr>
-            <w:r>
-              <w:rPr>
-                <w:rFonts w:ascii="Calibri" w:hAnsi="Calibri" w:eastAsia="Microsoft YaHei"/>
-                <w:color w:val="13213C"/>
-                <w:sz w:val="18"/>
-              </w:rPr>
-              <w:t>14</w:t>
-            </w:r>
-          </w:p>
-        </w:tc>
-        <w:tc>
-          <w:tcPr>
-            <w:tcW w:type="dxa" w:w="1740"/>
-            <w:shd w:fill="F9FBFD"/>
-            <w:tcMar>
-              <w:top w:w="80" w:type="dxa"/>
-              <w:start w:w="120" w:type="dxa"/>
-              <w:bottom w:w="80" w:type="dxa"/>
-              <w:end w:w="120" w:type="dxa"/>
-            </w:tcMar>
-            <w:vAlign w:val="center"/>
-          </w:tcPr>
-          <w:p>
-            <w:pPr>
-              <w:keepNext w:val="0"/>
-              <w:spacing w:before="0" w:after="0" w:line="264" w:lineRule="auto"/>
-            </w:pPr>
-            <w:r>
-              <w:rPr>
-                <w:rFonts w:ascii="Calibri" w:hAnsi="Calibri" w:eastAsia="Microsoft YaHei"/>
-                <w:color w:val="13213C"/>
-                <w:sz w:val="18"/>
-              </w:rPr>
-              <w:t>销售代表</w:t>
-            </w:r>
-          </w:p>
-        </w:tc>
-        <w:tc>
-          <w:tcPr>
-            <w:tcW w:type="dxa" w:w="600"/>
-            <w:shd w:fill="F9FBFD"/>
-            <w:tcMar>
-              <w:top w:w="80" w:type="dxa"/>
-              <w:start w:w="120" w:type="dxa"/>
-              <w:bottom w:w="80" w:type="dxa"/>
-              <w:end w:w="120" w:type="dxa"/>
-            </w:tcMar>
-            <w:vAlign w:val="center"/>
-          </w:tcPr>
-          <w:p>
-            <w:pPr>
-              <w:keepNext w:val="0"/>
-              <w:spacing w:before="0" w:after="0" w:line="264" w:lineRule="auto"/>
-              <w:jc w:val="center"/>
-            </w:pPr>
-            <w:r>
-              <w:rPr>
-                <w:rFonts w:ascii="Calibri" w:hAnsi="Calibri" w:eastAsia="Microsoft YaHei"/>
-                <w:color w:val="13213C"/>
-                <w:sz w:val="18"/>
-              </w:rPr>
-              <w:t>15</w:t>
-            </w:r>
-          </w:p>
-        </w:tc>
-        <w:tc>
-          <w:tcPr>
-            <w:tcW w:type="dxa" w:w="1740"/>
-            <w:shd w:fill="F9FBFD"/>
-            <w:tcMar>
-              <w:top w:w="80" w:type="dxa"/>
-              <w:start w:w="120" w:type="dxa"/>
-              <w:bottom w:w="80" w:type="dxa"/>
-              <w:end w:w="120" w:type="dxa"/>
-            </w:tcMar>
-            <w:vAlign w:val="center"/>
-          </w:tcPr>
-          <w:p>
-            <w:pPr>
-              <w:keepNext w:val="0"/>
-              <w:spacing w:before="0" w:after="0" w:line="264" w:lineRule="auto"/>
-            </w:pPr>
-            <w:r>
-              <w:rPr>
-                <w:rFonts w:ascii="Calibri" w:hAnsi="Calibri" w:eastAsia="Microsoft YaHei"/>
-                <w:color w:val="13213C"/>
-                <w:sz w:val="18"/>
-              </w:rPr>
-              <w:t>备注</w:t>
-            </w:r>
-          </w:p>
-        </w:tc>
-        <w:tc>
-          <w:tcPr>
-            <w:tcW w:type="dxa" w:w="600"/>
-            <w:shd w:fill="F9FBFD"/>
-            <w:tcMar>
-              <w:top w:w="80" w:type="dxa"/>
-              <w:start w:w="120" w:type="dxa"/>
-              <w:bottom w:w="80" w:type="dxa"/>
-              <w:end w:w="120" w:type="dxa"/>
-            </w:tcMar>
-            <w:vAlign w:val="center"/>
-          </w:tcPr>
-          <w:p>
-            <w:pPr>
-              <w:keepNext w:val="0"/>
-              <w:spacing w:before="0" w:after="0" w:line="264" w:lineRule="auto"/>
-              <w:jc w:val="center"/>
-            </w:pPr>
-            <w:r>
-              <w:rPr>
-                <w:rFonts w:ascii="Calibri" w:hAnsi="Calibri" w:eastAsia="Microsoft YaHei"/>
-                <w:color w:val="13213C"/>
-                <w:sz w:val="18"/>
-              </w:rPr>
-              <w:t>16</w:t>
-            </w:r>
-          </w:p>
-        </w:tc>
-        <w:tc>
-          <w:tcPr>
-            <w:tcW w:type="dxa" w:w="1740"/>
-            <w:shd w:fill="F9FBFD"/>
-            <w:tcMar>
-              <w:top w:w="80" w:type="dxa"/>
-              <w:start w:w="120" w:type="dxa"/>
-              <w:bottom w:w="80" w:type="dxa"/>
-              <w:end w:w="120" w:type="dxa"/>
-            </w:tcMar>
-            <w:vAlign w:val="center"/>
-          </w:tcPr>
-          <w:p>
-            <w:pPr>
-              <w:keepNext w:val="0"/>
-              <w:spacing w:before="0" w:after="0" w:line="264" w:lineRule="auto"/>
-            </w:pPr>
-            <w:r>
-              <w:rPr>
-                <w:rFonts w:ascii="Calibri" w:hAnsi="Calibri" w:eastAsia="Microsoft YaHei"/>
-                <w:color w:val="13213C"/>
-                <w:sz w:val="18"/>
-              </w:rPr>
-              <w:t>备注</w:t>
-            </w:r>
-          </w:p>
-        </w:tc>
-      </w:tr>
-      <w:tr>
-        <w:trPr>
-          <w:cantSplit/>
-        </w:trPr>
-        <w:tc>
-          <w:tcPr>
-            <w:tcW w:type="dxa" w:w="600"/>
-            <w:tcMar>
-              <w:top w:w="80" w:type="dxa"/>
-              <w:start w:w="120" w:type="dxa"/>
-              <w:bottom w:w="80" w:type="dxa"/>
-              <w:end w:w="120" w:type="dxa"/>
-            </w:tcMar>
-            <w:vAlign w:val="center"/>
-          </w:tcPr>
-          <w:p>
-            <w:pPr>
-              <w:keepNext w:val="0"/>
-              <w:spacing w:before="0" w:after="0" w:line="264" w:lineRule="auto"/>
-              <w:jc w:val="center"/>
-            </w:pPr>
-            <w:r>
-              <w:rPr>
-                <w:rFonts w:ascii="Calibri" w:hAnsi="Calibri" w:eastAsia="Microsoft YaHei"/>
-                <w:color w:val="13213C"/>
-                <w:sz w:val="18"/>
-              </w:rPr>
-              <w:t>17</w:t>
-            </w:r>
-          </w:p>
-        </w:tc>
-        <w:tc>
-          <w:tcPr>
-            <w:tcW w:type="dxa" w:w="1740"/>
-            <w:tcMar>
-              <w:top w:w="80" w:type="dxa"/>
-              <w:start w:w="120" w:type="dxa"/>
-              <w:bottom w:w="80" w:type="dxa"/>
-              <w:end w:w="120" w:type="dxa"/>
-            </w:tcMar>
-            <w:vAlign w:val="center"/>
-          </w:tcPr>
-          <w:p>
-            <w:pPr>
-              <w:keepNext w:val="0"/>
-              <w:spacing w:before="0" w:after="0" w:line="264" w:lineRule="auto"/>
-            </w:pPr>
-            <w:r>
-              <w:rPr>
-                <w:rFonts w:ascii="Calibri" w:hAnsi="Calibri" w:eastAsia="Microsoft YaHei"/>
-                <w:color w:val="13213C"/>
-                <w:sz w:val="18"/>
-              </w:rPr>
-              <w:t>折合人民币</w:t>
-            </w:r>
-          </w:p>
-        </w:tc>
-        <w:tc>
-          <w:tcPr>
-            <w:tcW w:type="dxa" w:w="600"/>
-            <w:tcMar>
-              <w:top w:w="80" w:type="dxa"/>
-              <w:start w:w="120" w:type="dxa"/>
-              <w:bottom w:w="80" w:type="dxa"/>
-              <w:end w:w="120" w:type="dxa"/>
-            </w:tcMar>
-            <w:vAlign w:val="center"/>
-          </w:tcPr>
-          <w:p>
-            <w:pPr>
-              <w:keepNext w:val="0"/>
-              <w:spacing w:before="0" w:after="0" w:line="264" w:lineRule="auto"/>
-              <w:jc w:val="center"/>
-            </w:pPr>
-            <w:r>
-              <w:rPr>
-                <w:rFonts w:ascii="Calibri" w:hAnsi="Calibri" w:eastAsia="Microsoft YaHei"/>
-                <w:color w:val="13213C"/>
-                <w:sz w:val="18"/>
-              </w:rPr>
-              <w:t>18</w:t>
-            </w:r>
-          </w:p>
-        </w:tc>
-        <w:tc>
-          <w:tcPr>
-            <w:tcW w:type="dxa" w:w="1740"/>
-            <w:tcMar>
-              <w:top w:w="80" w:type="dxa"/>
-              <w:start w:w="120" w:type="dxa"/>
-              <w:bottom w:w="80" w:type="dxa"/>
-              <w:end w:w="120" w:type="dxa"/>
-            </w:tcMar>
-            <w:vAlign w:val="center"/>
-          </w:tcPr>
-          <w:p>
-            <w:pPr>
-              <w:keepNext w:val="0"/>
-              <w:spacing w:before="0" w:after="0" w:line="264" w:lineRule="auto"/>
-            </w:pPr>
-            <w:r>
-              <w:rPr>
-                <w:rFonts w:ascii="Calibri" w:hAnsi="Calibri" w:eastAsia="Microsoft YaHei"/>
-                <w:color w:val="13213C"/>
-                <w:sz w:val="18"/>
-              </w:rPr>
-              <w:t>客服代表</w:t>
-            </w:r>
-          </w:p>
-        </w:tc>
-        <w:tc>
-          <w:tcPr>
-            <w:tcW w:type="dxa" w:w="600"/>
-            <w:tcMar>
-              <w:top w:w="80" w:type="dxa"/>
-              <w:start w:w="120" w:type="dxa"/>
-              <w:bottom w:w="80" w:type="dxa"/>
-              <w:end w:w="120" w:type="dxa"/>
-            </w:tcMar>
-            <w:vAlign w:val="center"/>
-          </w:tcPr>
-          <w:p>
-            <w:pPr>
-              <w:keepNext w:val="0"/>
-              <w:spacing w:before="0" w:after="0" w:line="264" w:lineRule="auto"/>
-              <w:jc w:val="center"/>
-            </w:pPr>
-            <w:r>
-              <w:rPr>
-                <w:rFonts w:ascii="Calibri" w:hAnsi="Calibri" w:eastAsia="Microsoft YaHei"/>
-                <w:color w:val="13213C"/>
-                <w:sz w:val="18"/>
-              </w:rPr>
-              <w:t>19</w:t>
-            </w:r>
-          </w:p>
-        </w:tc>
-        <w:tc>
-          <w:tcPr>
-            <w:tcW w:type="dxa" w:w="1740"/>
-            <w:tcMar>
-              <w:top w:w="80" w:type="dxa"/>
-              <w:start w:w="120" w:type="dxa"/>
-              <w:bottom w:w="80" w:type="dxa"/>
-              <w:end w:w="120" w:type="dxa"/>
-            </w:tcMar>
-            <w:vAlign w:val="center"/>
-          </w:tcPr>
-          <w:p>
-            <w:pPr>
-              <w:keepNext w:val="0"/>
-              <w:spacing w:before="0" w:after="0" w:line="264" w:lineRule="auto"/>
-            </w:pPr>
-            <w:r>
-              <w:rPr>
-                <w:rFonts w:ascii="Calibri" w:hAnsi="Calibri" w:eastAsia="Microsoft YaHei"/>
-                <w:color w:val="13213C"/>
-                <w:sz w:val="18"/>
-              </w:rPr>
-              <w:t>下单时间</w:t>
-            </w:r>
-          </w:p>
-        </w:tc>
-        <w:tc>
-          <w:tcPr>
-            <w:tcW w:type="dxa" w:w="600"/>
-            <w:tcMar>
-              <w:top w:w="80" w:type="dxa"/>
-              <w:start w:w="120" w:type="dxa"/>
-              <w:bottom w:w="80" w:type="dxa"/>
-              <w:end w:w="120" w:type="dxa"/>
-            </w:tcMar>
-            <w:vAlign w:val="center"/>
-          </w:tcPr>
-          <w:p>
-            <w:pPr>
-              <w:keepNext w:val="0"/>
-              <w:spacing w:before="0" w:after="0" w:line="264" w:lineRule="auto"/>
-              <w:jc w:val="center"/>
-            </w:pPr>
-            <w:r>
-              <w:rPr>
-                <w:rFonts w:ascii="Calibri" w:hAnsi="Calibri" w:eastAsia="Microsoft YaHei"/>
-                <w:color w:val="13213C"/>
-                <w:sz w:val="18"/>
-              </w:rPr>
-              <w:t>20</w:t>
-            </w:r>
-          </w:p>
-        </w:tc>
-        <w:tc>
-          <w:tcPr>
-            <w:tcW w:type="dxa" w:w="1740"/>
-            <w:tcMar>
-              <w:top w:w="80" w:type="dxa"/>
-              <w:start w:w="120" w:type="dxa"/>
-              <w:bottom w:w="80" w:type="dxa"/>
-              <w:end w:w="120" w:type="dxa"/>
-            </w:tcMar>
-            <w:vAlign w:val="center"/>
-          </w:tcPr>
-          <w:p>
-            <w:pPr>
-              <w:keepNext w:val="0"/>
-              <w:spacing w:before="0" w:after="0" w:line="264" w:lineRule="auto"/>
-            </w:pPr>
-            <w:r>
-              <w:rPr>
-                <w:rFonts w:ascii="Calibri" w:hAnsi="Calibri" w:eastAsia="Microsoft YaHei"/>
-                <w:color w:val="13213C"/>
-                <w:sz w:val="18"/>
-              </w:rPr>
-              <w:t>内部备注</w:t>
-            </w:r>
-          </w:p>
-        </w:tc>
-      </w:tr>
-      <w:tr>
-        <w:trPr>
-          <w:cantSplit/>
-        </w:trPr>
-        <w:tc>
-          <w:tcPr>
-            <w:tcW w:type="dxa" w:w="600"/>
-            <w:shd w:fill="F9FBFD"/>
-            <w:tcMar>
-              <w:top w:w="80" w:type="dxa"/>
-              <w:start w:w="120" w:type="dxa"/>
-              <w:bottom w:w="80" w:type="dxa"/>
-              <w:end w:w="120" w:type="dxa"/>
-            </w:tcMar>
-            <w:vAlign w:val="center"/>
-          </w:tcPr>
-          <w:p>
-            <w:pPr>
-              <w:keepNext w:val="0"/>
-              <w:spacing w:before="0" w:after="0" w:line="264" w:lineRule="auto"/>
-              <w:jc w:val="center"/>
-            </w:pPr>
-            <w:r>
-              <w:rPr>
-                <w:rFonts w:ascii="Calibri" w:hAnsi="Calibri" w:eastAsia="Microsoft YaHei"/>
-                <w:color w:val="13213C"/>
-                <w:sz w:val="18"/>
-              </w:rPr>
-              <w:t>21</w:t>
-            </w:r>
-          </w:p>
-        </w:tc>
-        <w:tc>
-          <w:tcPr>
-            <w:tcW w:type="dxa" w:w="1740"/>
-            <w:shd w:fill="F9FBFD"/>
-            <w:tcMar>
-              <w:top w:w="80" w:type="dxa"/>
-              <w:start w:w="120" w:type="dxa"/>
-              <w:bottom w:w="80" w:type="dxa"/>
-              <w:end w:w="120" w:type="dxa"/>
-            </w:tcMar>
-            <w:vAlign w:val="center"/>
-          </w:tcPr>
-          <w:p>
-            <w:pPr>
-              <w:keepNext w:val="0"/>
-              <w:spacing w:before="0" w:after="0" w:line="264" w:lineRule="auto"/>
-            </w:pPr>
-            <w:r>
-              <w:rPr>
-                <w:rFonts w:ascii="Calibri" w:hAnsi="Calibri" w:eastAsia="Microsoft YaHei"/>
-                <w:color w:val="13213C"/>
-                <w:sz w:val="18"/>
-              </w:rPr>
-              <w:t>实重</w:t>
-            </w:r>
-          </w:p>
-        </w:tc>
-        <w:tc>
-          <w:tcPr>
-            <w:tcW w:type="dxa" w:w="600"/>
-            <w:shd w:fill="F9FBFD"/>
-            <w:tcMar>
-              <w:top w:w="80" w:type="dxa"/>
-              <w:start w:w="120" w:type="dxa"/>
-              <w:bottom w:w="80" w:type="dxa"/>
-              <w:end w:w="120" w:type="dxa"/>
-            </w:tcMar>
-            <w:vAlign w:val="center"/>
-          </w:tcPr>
-          <w:p>
-            <w:pPr>
-              <w:keepNext w:val="0"/>
-              <w:spacing w:before="0" w:after="0" w:line="264" w:lineRule="auto"/>
-              <w:jc w:val="center"/>
-            </w:pPr>
-            <w:r>
-              <w:rPr>
-                <w:rFonts w:ascii="Calibri" w:hAnsi="Calibri" w:eastAsia="Microsoft YaHei"/>
-                <w:color w:val="13213C"/>
-                <w:sz w:val="18"/>
-              </w:rPr>
-              <w:t>22</w:t>
-            </w:r>
-          </w:p>
-        </w:tc>
-        <w:tc>
-          <w:tcPr>
-            <w:tcW w:type="dxa" w:w="1740"/>
-            <w:shd w:fill="F9FBFD"/>
-            <w:tcMar>
-              <w:top w:w="80" w:type="dxa"/>
-              <w:start w:w="120" w:type="dxa"/>
-              <w:bottom w:w="80" w:type="dxa"/>
-              <w:end w:w="120" w:type="dxa"/>
-            </w:tcMar>
-            <w:vAlign w:val="center"/>
-          </w:tcPr>
-          <w:p>
-            <w:pPr>
-              <w:keepNext w:val="0"/>
-              <w:spacing w:before="0" w:after="0" w:line="264" w:lineRule="auto"/>
-            </w:pPr>
-            <w:r>
-              <w:rPr>
-                <w:rFonts w:ascii="Calibri" w:hAnsi="Calibri" w:eastAsia="Microsoft YaHei"/>
-                <w:color w:val="13213C"/>
-                <w:sz w:val="18"/>
-              </w:rPr>
-              <w:t>件数</w:t>
-            </w:r>
-          </w:p>
-        </w:tc>
-        <w:tc>
-          <w:tcPr>
-            <w:tcW w:type="dxa" w:w="600"/>
-            <w:shd w:fill="F9FBFD"/>
-            <w:tcMar>
-              <w:top w:w="80" w:type="dxa"/>
-              <w:start w:w="120" w:type="dxa"/>
-              <w:bottom w:w="80" w:type="dxa"/>
-              <w:end w:w="120" w:type="dxa"/>
-            </w:tcMar>
-            <w:vAlign w:val="center"/>
-          </w:tcPr>
-          <w:p>
-            <w:pPr>
-              <w:keepNext w:val="0"/>
-              <w:spacing w:before="0" w:after="0" w:line="264" w:lineRule="auto"/>
-              <w:jc w:val="center"/>
-            </w:pPr>
-            <w:r>
-              <w:rPr>
-                <w:rFonts w:ascii="Calibri" w:hAnsi="Calibri" w:eastAsia="Microsoft YaHei"/>
-                <w:color w:val="13213C"/>
-                <w:sz w:val="18"/>
-              </w:rPr>
-              <w:t>23</w:t>
-            </w:r>
-          </w:p>
-        </w:tc>
-        <w:tc>
-          <w:tcPr>
-            <w:tcW w:type="dxa" w:w="1740"/>
-            <w:shd w:fill="F9FBFD"/>
-            <w:tcMar>
-              <w:top w:w="80" w:type="dxa"/>
-              <w:start w:w="120" w:type="dxa"/>
-              <w:bottom w:w="80" w:type="dxa"/>
-              <w:end w:w="120" w:type="dxa"/>
-            </w:tcMar>
-            <w:vAlign w:val="center"/>
-          </w:tcPr>
-          <w:p>
-            <w:pPr>
-              <w:keepNext w:val="0"/>
-              <w:spacing w:before="0" w:after="0" w:line="264" w:lineRule="auto"/>
-            </w:pPr>
-            <w:r>
-              <w:rPr>
-                <w:rFonts w:ascii="Calibri" w:hAnsi="Calibri" w:eastAsia="Microsoft YaHei"/>
-                <w:color w:val="13213C"/>
-                <w:sz w:val="18"/>
-              </w:rPr>
-              <w:t>主品名</w:t>
-            </w:r>
-          </w:p>
-        </w:tc>
-        <w:tc>
-          <w:tcPr>
-            <w:tcW w:type="dxa" w:w="600"/>
-            <w:shd w:fill="F9FBFD"/>
-            <w:tcMar>
-              <w:top w:w="80" w:type="dxa"/>
-              <w:start w:w="120" w:type="dxa"/>
-              <w:bottom w:w="80" w:type="dxa"/>
-              <w:end w:w="120" w:type="dxa"/>
-            </w:tcMar>
-            <w:vAlign w:val="center"/>
-          </w:tcPr>
-          <w:p>
-            <w:pPr>
-              <w:keepNext w:val="0"/>
-              <w:spacing w:before="0" w:after="0" w:line="264" w:lineRule="auto"/>
-              <w:jc w:val="center"/>
-            </w:pPr>
-            <w:r>
-              <w:rPr>
-                <w:rFonts w:ascii="Calibri" w:hAnsi="Calibri" w:eastAsia="Microsoft YaHei"/>
-                <w:color w:val="13213C"/>
-                <w:sz w:val="18"/>
-              </w:rPr>
-            </w:r>
-          </w:p>
-        </w:tc>
-        <w:tc>
-          <w:tcPr>
-            <w:tcW w:type="dxa" w:w="1740"/>
-            <w:shd w:fill="F9FBFD"/>
-            <w:tcMar>
-              <w:top w:w="80" w:type="dxa"/>
-              <w:start w:w="120" w:type="dxa"/>
-              <w:bottom w:w="80" w:type="dxa"/>
-              <w:end w:w="120" w:type="dxa"/>
-            </w:tcMar>
-            <w:vAlign w:val="center"/>
-          </w:tcPr>
-          <w:p>
-            <w:pPr>
-              <w:keepNext w:val="0"/>
-              <w:spacing w:before="0" w:after="0" w:line="264" w:lineRule="auto"/>
-            </w:pPr>
-            <w:r>
-              <w:rPr>
-                <w:rFonts w:ascii="Calibri" w:hAnsi="Calibri" w:eastAsia="Microsoft YaHei"/>
-                <w:color w:val="13213C"/>
-                <w:sz w:val="18"/>
-              </w:rPr>
-            </w:r>
-          </w:p>
-        </w:tc>
-      </w:tr>
-    </w:tbl>
-    <w:p>
-      <w:pPr>
-        <w:keepNext w:val="0"/>
-        <w:spacing w:before="0" w:after="80" w:line="300" w:lineRule="auto"/>
-      </w:pPr>
-      <w:r>
-        <w:rPr>
-          <w:rFonts w:ascii="Calibri" w:hAnsi="Calibri" w:eastAsia="Microsoft YaHei"/>
-          <w:b w:val="0"/>
-          <w:color w:val="13213C"/>
-          <w:sz w:val="2"/>
-        </w:rPr>
-      </w:r>
-    </w:p>
-    <w:p>
-      <w:r>
-        <w:br w:type="page"/>
-      </w:r>
-    </w:p>
-    <w:p>
-      <w:pPr>
-        <w:pStyle w:val="Heading1"/>
-        <w:keepNext/>
-      </w:pPr>
-      <w:r>
-        <w:rPr>
-          <w:rFonts w:ascii="Calibri" w:hAnsi="Calibri" w:eastAsia="Microsoft YaHei"/>
-          <w:b/>
-          <w:color w:val="2F6FED"/>
-          <w:sz w:val="32"/>
-        </w:rPr>
-        <w:t>5. 经营与利润页面</w:t>
-      </w:r>
-    </w:p>
-    <w:p>
-      <w:pPr>
-        <w:pStyle w:val="Heading2"/>
-        <w:keepNext/>
-      </w:pPr>
-      <w:r>
-        <w:rPr>
-          <w:rFonts w:ascii="Calibri" w:hAnsi="Calibri" w:eastAsia="Microsoft YaHei"/>
-          <w:b/>
-          <w:color w:val="2F6FED"/>
-          <w:sz w:val="26"/>
-        </w:rPr>
-        <w:t>5.1 经营总览</w:t>
-      </w:r>
-    </w:p>
-    <w:p>
-      <w:pPr>
-        <w:pStyle w:val="ListBullet"/>
-        <w:keepNext w:val="0"/>
-        <w:spacing w:before="0" w:after="80" w:line="300" w:lineRule="auto"/>
-        <w:ind w:left="540" w:hanging="271"/>
-      </w:pPr>
-      <w:r>
-        <w:rPr>
-          <w:rFonts w:ascii="Calibri" w:hAnsi="Calibri" w:eastAsia="Microsoft YaHei"/>
-          <w:color w:val="13213C"/>
-          <w:sz w:val="22"/>
-        </w:rPr>
-        <w:t>顶部指标：总应收、总应付、调整后毛利、毛利率、总票数、物流提成、高风险票数。</w:t>
-      </w:r>
-    </w:p>
-    <w:p>
-      <w:pPr>
-        <w:pStyle w:val="ListBullet"/>
-        <w:keepNext w:val="0"/>
-        <w:spacing w:before="0" w:after="80" w:line="300" w:lineRule="auto"/>
-        <w:ind w:left="540" w:hanging="271"/>
-      </w:pPr>
-      <w:r>
-        <w:rPr>
-          <w:rFonts w:ascii="Calibri" w:hAnsi="Calibri" w:eastAsia="Microsoft YaHei"/>
-          <w:color w:val="13213C"/>
-          <w:sz w:val="22"/>
-        </w:rPr>
-        <w:t>月度趋势：鼠标悬停到月份数据点，查看该月应收、应付、毛利和毛利率。</w:t>
-      </w:r>
-    </w:p>
-    <w:p>
-      <w:pPr>
-        <w:pStyle w:val="ListBullet"/>
-        <w:keepNext w:val="0"/>
-        <w:spacing w:before="0" w:after="80" w:line="300" w:lineRule="auto"/>
-        <w:ind w:left="540" w:hanging="271"/>
-      </w:pPr>
-      <w:r>
-        <w:rPr>
-          <w:rFonts w:ascii="Calibri" w:hAnsi="Calibri" w:eastAsia="Microsoft YaHei"/>
-          <w:color w:val="13213C"/>
-          <w:sz w:val="22"/>
-        </w:rPr>
-        <w:t>业务类型利润：比较各业务类型本月应收、毛利与毛利率。</w:t>
-      </w:r>
-    </w:p>
-    <w:p>
-      <w:pPr>
-        <w:pStyle w:val="ListBullet"/>
-        <w:keepNext w:val="0"/>
-        <w:spacing w:before="0" w:after="80" w:line="300" w:lineRule="auto"/>
-        <w:ind w:left="540" w:hanging="271"/>
-      </w:pPr>
-      <w:r>
-        <w:rPr>
-          <w:rFonts w:ascii="Calibri" w:hAnsi="Calibri" w:eastAsia="Microsoft YaHei"/>
-          <w:color w:val="13213C"/>
-          <w:sz w:val="22"/>
-        </w:rPr>
-        <w:t>业务员毛利、客户利润、上游供应商应付集中度：用于快速定位重点人员、客户和供应商。</w:t>
-      </w:r>
-    </w:p>
-    <w:p>
-      <w:pPr>
-        <w:pStyle w:val="ListBullet"/>
-        <w:keepNext w:val="0"/>
-        <w:spacing w:before="0" w:after="80" w:line="300" w:lineRule="auto"/>
-        <w:ind w:left="540" w:hanging="271"/>
-      </w:pPr>
-      <w:r>
-        <w:rPr>
-          <w:rFonts w:ascii="Calibri" w:hAnsi="Calibri" w:eastAsia="Microsoft YaHei"/>
-          <w:color w:val="13213C"/>
-          <w:sz w:val="22"/>
-        </w:rPr>
-        <w:t>接口加载失败时页面显示错误与重试，不应把失败数据误显示为零。</w:t>
-      </w:r>
-    </w:p>
-    <w:p>
-      <w:pPr>
-        <w:pStyle w:val="Heading2"/>
-        <w:keepNext/>
-      </w:pPr>
-      <w:r>
-        <w:rPr>
-          <w:rFonts w:ascii="Calibri" w:hAnsi="Calibri" w:eastAsia="Microsoft YaHei"/>
-          <w:b/>
-          <w:color w:val="2F6FED"/>
-          <w:sz w:val="26"/>
-        </w:rPr>
-        <w:t>5.2 业务利润</w:t>
-      </w:r>
-    </w:p>
-    <w:p>
-      <w:pPr>
-        <w:pStyle w:val="ListBullet"/>
-        <w:keepNext w:val="0"/>
-        <w:spacing w:before="0" w:after="80" w:line="300" w:lineRule="auto"/>
-        <w:ind w:left="540" w:hanging="271"/>
-      </w:pPr>
-      <w:r>
-        <w:rPr>
-          <w:rFonts w:ascii="Calibri" w:hAnsi="Calibri" w:eastAsia="Microsoft YaHei"/>
-          <w:color w:val="13213C"/>
-          <w:sz w:val="22"/>
-        </w:rPr>
-        <w:t>总业务卡片 = 物流业务 + 注册/服务类业务。</w:t>
-      </w:r>
-    </w:p>
-    <w:p>
-      <w:pPr>
-        <w:pStyle w:val="ListBullet"/>
-        <w:keepNext w:val="0"/>
-        <w:spacing w:before="0" w:after="80" w:line="300" w:lineRule="auto"/>
-        <w:ind w:left="540" w:hanging="271"/>
-      </w:pPr>
-      <w:r>
-        <w:rPr>
-          <w:rFonts w:ascii="Calibri" w:hAnsi="Calibri" w:eastAsia="Microsoft YaHei"/>
-          <w:color w:val="13213C"/>
-          <w:sz w:val="22"/>
-        </w:rPr>
-        <w:t>物流与注册/服务分类分别显示票数、应收、应付、毛利和毛利率。</w:t>
-      </w:r>
-    </w:p>
-    <w:p>
-      <w:pPr>
-        <w:pStyle w:val="ListBullet"/>
-        <w:keepNext w:val="0"/>
-        <w:spacing w:before="0" w:after="80" w:line="300" w:lineRule="auto"/>
-        <w:ind w:left="540" w:hanging="271"/>
-      </w:pPr>
-      <w:r>
-        <w:rPr>
-          <w:rFonts w:ascii="Calibri" w:hAnsi="Calibri" w:eastAsia="Microsoft YaHei"/>
-          <w:color w:val="13213C"/>
-          <w:sz w:val="22"/>
-        </w:rPr>
-        <w:t>业务类型汇总必须与订单明细和费用行合计一致；服务类不进入物流提成口径。</w:t>
-      </w:r>
-    </w:p>
-    <w:p>
-      <w:pPr>
-        <w:pStyle w:val="Heading2"/>
-        <w:keepNext/>
-      </w:pPr>
-      <w:r>
-        <w:rPr>
-          <w:rFonts w:ascii="Calibri" w:hAnsi="Calibri" w:eastAsia="Microsoft YaHei"/>
-          <w:b/>
-          <w:color w:val="2F6FED"/>
-          <w:sz w:val="26"/>
-        </w:rPr>
-        <w:t>5.3 客户利润分析</w:t>
-      </w:r>
-    </w:p>
-    <w:p>
-      <w:pPr>
-        <w:pStyle w:val="ListBullet"/>
-        <w:keepNext w:val="0"/>
-        <w:spacing w:before="0" w:after="80" w:line="300" w:lineRule="auto"/>
-        <w:ind w:left="540" w:hanging="271"/>
-      </w:pPr>
-      <w:r>
-        <w:rPr>
-          <w:rFonts w:ascii="Calibri" w:hAnsi="Calibri" w:eastAsia="Microsoft YaHei"/>
-          <w:color w:val="13213C"/>
-          <w:sz w:val="22"/>
-        </w:rPr>
-        <w:t>应收占比用于识别最大流水客户，毛利占比用于识别利润贡献客户。</w:t>
-      </w:r>
-    </w:p>
-    <w:p>
-      <w:pPr>
-        <w:pStyle w:val="ListBullet"/>
-        <w:keepNext w:val="0"/>
-        <w:spacing w:before="0" w:after="80" w:line="300" w:lineRule="auto"/>
-        <w:ind w:left="540" w:hanging="271"/>
-      </w:pPr>
-      <w:r>
-        <w:rPr>
-          <w:rFonts w:ascii="Calibri" w:hAnsi="Calibri" w:eastAsia="Microsoft YaHei"/>
-          <w:color w:val="13213C"/>
-          <w:sz w:val="22"/>
-        </w:rPr>
-        <w:t>客户汇总包含应收、应付、毛利和毛利率；可按应收或毛利排序比较。</w:t>
-      </w:r>
-    </w:p>
-    <w:p>
-      <w:pPr>
-        <w:pStyle w:val="ListBullet"/>
-        <w:keepNext w:val="0"/>
-        <w:spacing w:before="0" w:after="80" w:line="300" w:lineRule="auto"/>
-        <w:ind w:left="540" w:hanging="271"/>
-      </w:pPr>
-      <w:r>
-        <w:rPr>
-          <w:rFonts w:ascii="Calibri" w:hAnsi="Calibri" w:eastAsia="Microsoft YaHei"/>
-          <w:color w:val="13213C"/>
-          <w:sz w:val="22"/>
-        </w:rPr>
-        <w:t>客户数据仅统计物流类应收应付时，页面会明确提示口径。</w:t>
-      </w:r>
-    </w:p>
-    <w:p>
-      <w:pPr>
-        <w:pStyle w:val="Heading1"/>
-        <w:keepNext/>
-      </w:pPr>
-      <w:r>
-        <w:rPr>
-          <w:rFonts w:ascii="Calibri" w:hAnsi="Calibri" w:eastAsia="Microsoft YaHei"/>
-          <w:b/>
-          <w:color w:val="2F6FED"/>
-          <w:sz w:val="32"/>
-        </w:rPr>
-        <w:t>6. 物流提成与注册提成</w:t>
-      </w:r>
-    </w:p>
-    <w:p>
-      <w:pPr>
-        <w:pStyle w:val="Heading2"/>
-        <w:keepNext/>
-      </w:pPr>
-      <w:r>
-        <w:rPr>
-          <w:rFonts w:ascii="Calibri" w:hAnsi="Calibri" w:eastAsia="Microsoft YaHei"/>
-          <w:b/>
-          <w:color w:val="2F6FED"/>
-          <w:sz w:val="26"/>
-        </w:rPr>
-        <w:t>6.1 物流提成</w:t>
-      </w:r>
-    </w:p>
-    <w:p>
-      <w:pPr>
-        <w:keepNext/>
-        <w:spacing w:before="40" w:after="60" w:line="300" w:lineRule="auto"/>
-      </w:pPr>
-      <w:r>
-        <w:rPr>
-          <w:rFonts w:ascii="Calibri" w:hAnsi="Calibri" w:eastAsia="Microsoft YaHei"/>
-          <w:b/>
-          <w:color w:val="17264A"/>
-          <w:sz w:val="23"/>
-        </w:rPr>
-        <w:t>步骤 1  查看销售代表汇总</w:t>
-      </w:r>
-    </w:p>
-    <w:p>
-      <w:pPr>
-        <w:keepNext w:val="0"/>
-        <w:spacing w:before="0" w:after="140" w:line="300" w:lineRule="auto"/>
-        <w:ind w:left="259"/>
-      </w:pPr>
-      <w:r>
-        <w:rPr>
-          <w:rFonts w:ascii="Calibri" w:hAnsi="Calibri" w:eastAsia="Microsoft YaHei"/>
-          <w:color w:val="13213C"/>
-          <w:sz w:val="21"/>
-        </w:rPr>
-        <w:t>核对票数、物流调整后毛利、汇总毛利率、提成比例和应记提成。</w:t>
-      </w:r>
-    </w:p>
-    <w:p>
-      <w:pPr>
-        <w:keepNext/>
-        <w:spacing w:before="40" w:after="60" w:line="300" w:lineRule="auto"/>
-      </w:pPr>
-      <w:r>
-        <w:rPr>
-          <w:rFonts w:ascii="Calibri" w:hAnsi="Calibri" w:eastAsia="Microsoft YaHei"/>
-          <w:b/>
-          <w:color w:val="17264A"/>
-          <w:sz w:val="23"/>
-        </w:rPr>
-        <w:t>步骤 2  下钻订单</w:t>
-      </w:r>
-    </w:p>
-    <w:p>
-      <w:pPr>
-        <w:keepNext w:val="0"/>
-        <w:spacing w:before="0" w:after="140" w:line="300" w:lineRule="auto"/>
-        <w:ind w:left="259"/>
-      </w:pPr>
-      <w:r>
-        <w:rPr>
-          <w:rFonts w:ascii="Calibri" w:hAnsi="Calibri" w:eastAsia="Microsoft YaHei"/>
-          <w:color w:val="13213C"/>
-          <w:sz w:val="21"/>
-        </w:rPr>
-        <w:t>点击票数查看系统单号、原始订单号、对应用户、毛利、提成比例、提成金额和状态。</w:t>
-      </w:r>
-    </w:p>
-    <w:p>
-      <w:pPr>
-        <w:keepNext/>
-        <w:spacing w:before="40" w:after="60" w:line="300" w:lineRule="auto"/>
-      </w:pPr>
-      <w:r>
-        <w:rPr>
-          <w:rFonts w:ascii="Calibri" w:hAnsi="Calibri" w:eastAsia="Microsoft YaHei"/>
-          <w:b/>
-          <w:color w:val="17264A"/>
-          <w:sz w:val="23"/>
-        </w:rPr>
-        <w:t>步骤 3  调整比例</w:t>
-      </w:r>
-    </w:p>
-    <w:p>
-      <w:pPr>
-        <w:keepNext w:val="0"/>
-        <w:spacing w:before="0" w:after="140" w:line="300" w:lineRule="auto"/>
-        <w:ind w:left="259"/>
-      </w:pPr>
-      <w:r>
-        <w:rPr>
-          <w:rFonts w:ascii="Calibri" w:hAnsi="Calibri" w:eastAsia="Microsoft YaHei"/>
-          <w:color w:val="13213C"/>
-          <w:sz w:val="21"/>
-        </w:rPr>
-        <w:t>有权限的主管可修改单票提成比例。保存后系统自动重算提成金额；已确认历史单据不能直接覆盖。</w:t>
-      </w:r>
-    </w:p>
-    <w:p>
-      <w:pPr>
-        <w:keepNext/>
-        <w:spacing w:before="40" w:after="60" w:line="300" w:lineRule="auto"/>
-      </w:pPr>
-      <w:r>
-        <w:rPr>
-          <w:rFonts w:ascii="Calibri" w:hAnsi="Calibri" w:eastAsia="Microsoft YaHei"/>
-          <w:b/>
-          <w:color w:val="17264A"/>
-          <w:sz w:val="23"/>
-        </w:rPr>
-        <w:t>步骤 4  确认并生成单据</w:t>
-      </w:r>
-    </w:p>
-    <w:p>
-      <w:pPr>
-        <w:keepNext w:val="0"/>
-        <w:spacing w:before="0" w:after="140" w:line="300" w:lineRule="auto"/>
-        <w:ind w:left="259"/>
-      </w:pPr>
-      <w:r>
-        <w:rPr>
-          <w:rFonts w:ascii="Calibri" w:hAnsi="Calibri" w:eastAsia="Microsoft YaHei"/>
-          <w:color w:val="13213C"/>
-          <w:sz w:val="21"/>
-        </w:rPr>
-        <w:t>完成核对后确认销售代表提成，并生成个人确认单。</w:t>
-      </w:r>
-    </w:p>
-    <w:p>
-      <w:pPr>
-        <w:pStyle w:val="Heading2"/>
-        <w:keepNext/>
-      </w:pPr>
-      <w:r>
-        <w:rPr>
-          <w:rFonts w:ascii="Calibri" w:hAnsi="Calibri" w:eastAsia="Microsoft YaHei"/>
-          <w:b/>
-          <w:color w:val="2F6FED"/>
-          <w:sz w:val="26"/>
-        </w:rPr>
-        <w:t>6.2 注册提成</w:t>
-      </w:r>
-    </w:p>
-    <w:p>
-      <w:pPr>
-        <w:pStyle w:val="ListBullet"/>
-        <w:keepNext w:val="0"/>
-        <w:spacing w:before="0" w:after="80" w:line="300" w:lineRule="auto"/>
-        <w:ind w:left="540" w:hanging="271"/>
-      </w:pPr>
-      <w:r>
-        <w:rPr>
-          <w:rFonts w:ascii="Calibri" w:hAnsi="Calibri" w:eastAsia="Microsoft YaHei"/>
-          <w:color w:val="13213C"/>
-          <w:sz w:val="22"/>
-        </w:rPr>
-        <w:t>数据来自 Excel 中被识别为公司注册、证书、商标、店铺租赁等服务类订单。</w:t>
-      </w:r>
-    </w:p>
-    <w:p>
-      <w:pPr>
-        <w:pStyle w:val="ListBullet"/>
-        <w:keepNext w:val="0"/>
-        <w:spacing w:before="0" w:after="80" w:line="300" w:lineRule="auto"/>
-        <w:ind w:left="540" w:hanging="271"/>
-      </w:pPr>
-      <w:r>
-        <w:rPr>
-          <w:rFonts w:ascii="Calibri" w:hAnsi="Calibri" w:eastAsia="Microsoft YaHei"/>
-          <w:color w:val="13213C"/>
-          <w:sz w:val="22"/>
-        </w:rPr>
-        <w:t>核对对应用户、销售代表、客服代表、成交单价、成交利润、限定条件和建议提成。</w:t>
-      </w:r>
-    </w:p>
-    <w:p>
-      <w:pPr>
-        <w:pStyle w:val="ListBullet"/>
-        <w:keepNext w:val="0"/>
-        <w:spacing w:before="0" w:after="80" w:line="300" w:lineRule="auto"/>
-        <w:ind w:left="540" w:hanging="271"/>
-      </w:pPr>
-      <w:r>
-        <w:rPr>
-          <w:rFonts w:ascii="Calibri" w:hAnsi="Calibri" w:eastAsia="Microsoft YaHei"/>
-          <w:color w:val="13213C"/>
-          <w:sz w:val="22"/>
-        </w:rPr>
-        <w:t>主管填写确认提成并保存；确认金额归属对应销售代表，进入销售薪资确认单。</w:t>
-      </w:r>
-    </w:p>
-    <w:p>
-      <w:pPr>
-        <w:pStyle w:val="ListBullet"/>
-        <w:keepNext w:val="0"/>
-        <w:spacing w:before="0" w:after="80" w:line="300" w:lineRule="auto"/>
-        <w:ind w:left="540" w:hanging="271"/>
-      </w:pPr>
-      <w:r>
-        <w:rPr>
-          <w:rFonts w:ascii="Calibri" w:hAnsi="Calibri" w:eastAsia="Microsoft YaHei"/>
-          <w:color w:val="13213C"/>
-          <w:sz w:val="22"/>
-        </w:rPr>
-        <w:t>注册/服务提成不进入物流提成汇总，避免重复计算。</w:t>
-      </w:r>
-    </w:p>
-    <w:p>
-      <w:r>
-        <w:br w:type="page"/>
-      </w:r>
-    </w:p>
-    <w:p>
-      <w:pPr>
-        <w:pStyle w:val="Heading1"/>
-        <w:keepNext/>
-      </w:pPr>
-      <w:r>
-        <w:rPr>
-          <w:rFonts w:ascii="Calibri" w:hAnsi="Calibri" w:eastAsia="Microsoft YaHei"/>
-          <w:b/>
-          <w:color w:val="2F6FED"/>
-          <w:sz w:val="32"/>
-        </w:rPr>
-        <w:t>7. 操作员绩效</w:t>
-      </w:r>
-    </w:p>
-    <w:p>
-      <w:pPr>
-        <w:pStyle w:val="ListBullet"/>
-        <w:keepNext w:val="0"/>
-        <w:spacing w:before="0" w:after="80" w:line="300" w:lineRule="auto"/>
-        <w:ind w:left="540" w:hanging="271"/>
-      </w:pPr>
-      <w:r>
-        <w:rPr>
-          <w:rFonts w:ascii="Calibri" w:hAnsi="Calibri" w:eastAsia="Microsoft YaHei"/>
-          <w:color w:val="13213C"/>
-          <w:sz w:val="22"/>
-        </w:rPr>
-        <w:t>人员归属严格读取 Excel 的客服代表字段，页面称为“操作员”。</w:t>
-      </w:r>
-    </w:p>
-    <w:p>
-      <w:pPr>
-        <w:pStyle w:val="ListBullet"/>
-        <w:keepNext w:val="0"/>
-        <w:spacing w:before="0" w:after="80" w:line="300" w:lineRule="auto"/>
-        <w:ind w:left="540" w:hanging="271"/>
-      </w:pPr>
-      <w:r>
-        <w:rPr>
-          <w:rFonts w:ascii="Calibri" w:hAnsi="Calibri" w:eastAsia="Microsoft YaHei"/>
-          <w:color w:val="13213C"/>
-          <w:sz w:val="22"/>
-        </w:rPr>
-        <w:t>实际票数按导入 Excel 订单统计，不人工增删；规则基础票数按业务类型自动匹配。</w:t>
-      </w:r>
-    </w:p>
-    <w:p>
-      <w:pPr>
-        <w:pStyle w:val="ListBullet"/>
-        <w:keepNext w:val="0"/>
-        <w:spacing w:before="0" w:after="80" w:line="300" w:lineRule="auto"/>
-        <w:ind w:left="540" w:hanging="271"/>
-      </w:pPr>
-      <w:r>
-        <w:rPr>
-          <w:rFonts w:ascii="Calibri" w:hAnsi="Calibri" w:eastAsia="Microsoft YaHei"/>
-          <w:color w:val="13213C"/>
-          <w:sz w:val="22"/>
-        </w:rPr>
-        <w:t>空运白关固定按 50 元/票计算；其他业务按页面规则卡和当前参数执行。</w:t>
-      </w:r>
-    </w:p>
-    <w:p>
-      <w:pPr>
-        <w:pStyle w:val="ListBullet"/>
-        <w:keepNext w:val="0"/>
-        <w:spacing w:before="0" w:after="80" w:line="300" w:lineRule="auto"/>
-        <w:ind w:left="540" w:hanging="271"/>
-      </w:pPr>
-      <w:r>
-        <w:rPr>
-          <w:rFonts w:ascii="Calibri" w:hAnsi="Calibri" w:eastAsia="Microsoft YaHei"/>
-          <w:color w:val="13213C"/>
-          <w:sz w:val="22"/>
-        </w:rPr>
-        <w:t>允许修改的绩效规则值、分类金额和发放说明保存到数据库，系统自动汇总最终绩效金额。</w:t>
-      </w:r>
-    </w:p>
-    <w:p>
-      <w:pPr>
-        <w:pStyle w:val="ListBullet"/>
-        <w:keepNext w:val="0"/>
-        <w:spacing w:before="0" w:after="80" w:line="300" w:lineRule="auto"/>
-        <w:ind w:left="540" w:hanging="271"/>
-      </w:pPr>
-      <w:r>
-        <w:rPr>
-          <w:rFonts w:ascii="Calibri" w:hAnsi="Calibri" w:eastAsia="Microsoft YaHei"/>
-          <w:color w:val="13213C"/>
-          <w:sz w:val="22"/>
-        </w:rPr>
-        <w:t>保存调整不修改 Excel 原始票数和原始台账。</w:t>
-      </w:r>
-    </w:p>
-    <w:tbl>
-      <w:tblPr>
-        <w:tblW w:type="dxa" w:w="9360"/>
-        <w:jc w:val="left"/>
-        <w:tblLayout w:type="fixed"/>
-        <w:tblLook w:firstColumn="1" w:firstRow="1" w:lastColumn="0" w:lastRow="0" w:noHBand="0" w:noVBand="1" w:val="04A0"/>
-        <w:tblInd w:w="120" w:type="dxa"/>
-      </w:tblPr>
-      <w:tblGrid>
-        <w:gridCol w:w="9360"/>
-      </w:tblGrid>
-      <w:tr>
-        <w:trPr>
-          <w:cantSplit/>
-        </w:trPr>
-        <w:tc>
-          <w:tcPr>
-            <w:tcW w:type="dxa" w:w="9360"/>
-            <w:tcMar>
-              <w:top w:w="80" w:type="dxa"/>
-              <w:start w:w="120" w:type="dxa"/>
-              <w:bottom w:w="80" w:type="dxa"/>
-              <w:end w:w="120" w:type="dxa"/>
-            </w:tcMar>
-            <w:vAlign w:val="center"/>
-            <w:shd w:fill="EAF7F2"/>
-            <w:tcBorders>
-              <w:start w:val="single" w:sz="20" w:color="20A67A"/>
-            </w:tcBorders>
-          </w:tcPr>
-          <w:p>
-            <w:pPr>
-              <w:keepNext w:val="0"/>
-              <w:spacing w:before="0" w:after="60" w:line="300" w:lineRule="auto"/>
-            </w:pPr>
-            <w:r>
-              <w:rPr>
-                <w:rFonts w:ascii="Calibri" w:hAnsi="Calibri" w:eastAsia="Microsoft YaHei"/>
-                <w:b/>
-                <w:color w:val="20A67A"/>
-                <w:sz w:val="22"/>
-              </w:rPr>
-              <w:t>核对重点</w:t>
-            </w:r>
-          </w:p>
-          <w:p>
-            <w:pPr>
-              <w:keepNext w:val="0"/>
-              <w:spacing w:before="0" w:after="0" w:line="300" w:lineRule="auto"/>
-            </w:pPr>
-            <w:r>
-              <w:rPr>
-                <w:rFonts w:ascii="Calibri" w:hAnsi="Calibri" w:eastAsia="Microsoft YaHei"/>
-                <w:color w:val="13213C"/>
-                <w:sz w:val="21"/>
-              </w:rPr>
-              <w:t>每名操作员的最终绩效金额应等于各绩效板块小计之和。个人确认单会分别展示业务类型、Excel 票数、规则基础票数、计发票数、绩效规则和分类金额。</w:t>
-            </w:r>
-          </w:p>
-        </w:tc>
-      </w:tr>
-    </w:tbl>
-    <w:p>
-      <w:pPr>
-        <w:keepNext w:val="0"/>
-        <w:spacing w:before="0" w:after="40" w:line="300" w:lineRule="auto"/>
-      </w:pPr>
-      <w:r>
-        <w:rPr>
-          <w:rFonts w:ascii="Calibri" w:hAnsi="Calibri" w:eastAsia="Microsoft YaHei"/>
-          <w:b w:val="0"/>
-          <w:color w:val="13213C"/>
-          <w:sz w:val="2"/>
-        </w:rPr>
-      </w:r>
-    </w:p>
-    <w:p>
-      <w:pPr>
-        <w:pStyle w:val="Heading1"/>
-        <w:keepNext/>
-      </w:pPr>
-      <w:r>
-        <w:rPr>
-          <w:rFonts w:ascii="Calibri" w:hAnsi="Calibri" w:eastAsia="Microsoft YaHei"/>
-          <w:b/>
-          <w:color w:val="2F6FED"/>
-          <w:sz w:val="32"/>
-        </w:rPr>
-        <w:t>8. 电子签名确认</w:t>
-      </w:r>
-    </w:p>
-    <w:p>
-      <w:pPr>
-        <w:pStyle w:val="Heading2"/>
-        <w:keepNext/>
-      </w:pPr>
-      <w:r>
-        <w:rPr>
-          <w:rFonts w:ascii="Calibri" w:hAnsi="Calibri" w:eastAsia="Microsoft YaHei"/>
-          <w:b/>
-          <w:color w:val="2F6FED"/>
-          <w:sz w:val="26"/>
-        </w:rPr>
-        <w:t>8.1 生成确认单</w:t>
-      </w:r>
-    </w:p>
-    <w:p>
-      <w:pPr>
-        <w:keepNext/>
-        <w:spacing w:before="40" w:after="60" w:line="300" w:lineRule="auto"/>
-      </w:pPr>
-      <w:r>
-        <w:rPr>
-          <w:rFonts w:ascii="Calibri" w:hAnsi="Calibri" w:eastAsia="Microsoft YaHei"/>
-          <w:b/>
-          <w:color w:val="17264A"/>
-          <w:sz w:val="23"/>
-        </w:rPr>
-        <w:t>步骤 1  批量生成</w:t>
-      </w:r>
-    </w:p>
-    <w:p>
-      <w:pPr>
-        <w:keepNext w:val="0"/>
-        <w:spacing w:before="0" w:after="140" w:line="300" w:lineRule="auto"/>
-        <w:ind w:left="259"/>
-      </w:pPr>
-      <w:r>
-        <w:rPr>
-          <w:rFonts w:ascii="Calibri" w:hAnsi="Calibri" w:eastAsia="Microsoft YaHei"/>
-          <w:color w:val="13213C"/>
-          <w:sz w:val="21"/>
-        </w:rPr>
-        <w:t>在电子签名确认页生成销售薪资确认单和操作员薪资确认单。销售单汇总物流提成及已确认注册/服务提成；操作员单汇总绩效。</w:t>
-      </w:r>
-    </w:p>
-    <w:p>
-      <w:pPr>
-        <w:keepNext/>
-        <w:spacing w:before="40" w:after="60" w:line="300" w:lineRule="auto"/>
-      </w:pPr>
-      <w:r>
-        <w:rPr>
-          <w:rFonts w:ascii="Calibri" w:hAnsi="Calibri" w:eastAsia="Microsoft YaHei"/>
-          <w:b/>
-          <w:color w:val="17264A"/>
-          <w:sz w:val="23"/>
-        </w:rPr>
-        <w:t>步骤 2  核对快照</w:t>
-      </w:r>
-    </w:p>
-    <w:p>
-      <w:pPr>
-        <w:keepNext w:val="0"/>
-        <w:spacing w:before="0" w:after="140" w:line="300" w:lineRule="auto"/>
-        <w:ind w:left="259"/>
-      </w:pPr>
-      <w:r>
-        <w:rPr>
-          <w:rFonts w:ascii="Calibri" w:hAnsi="Calibri" w:eastAsia="Microsoft YaHei"/>
-          <w:color w:val="13213C"/>
-          <w:sz w:val="21"/>
-        </w:rPr>
-        <w:t>点击“查看确认单”，核对月份、人员、订单/绩效明细、金额构成、最终金额和发放说明。</w:t>
-      </w:r>
-    </w:p>
-    <w:p>
-      <w:pPr>
-        <w:keepNext/>
-        <w:spacing w:before="40" w:after="60" w:line="300" w:lineRule="auto"/>
-      </w:pPr>
-      <w:r>
-        <w:rPr>
-          <w:rFonts w:ascii="Calibri" w:hAnsi="Calibri" w:eastAsia="Microsoft YaHei"/>
-          <w:b/>
-          <w:color w:val="17264A"/>
-          <w:sz w:val="23"/>
-        </w:rPr>
-        <w:t>步骤 3  下载文件</w:t>
-      </w:r>
-    </w:p>
-    <w:p>
-      <w:pPr>
-        <w:keepNext w:val="0"/>
-        <w:spacing w:before="0" w:after="140" w:line="300" w:lineRule="auto"/>
-        <w:ind w:left="259"/>
-      </w:pPr>
-      <w:r>
-        <w:rPr>
-          <w:rFonts w:ascii="Calibri" w:hAnsi="Calibri" w:eastAsia="Microsoft YaHei"/>
-          <w:color w:val="13213C"/>
-          <w:sz w:val="21"/>
-        </w:rPr>
-        <w:t>Excel、PDF、PNG 均从同一份确认单快照生成，版本、人员和金额应一一对应。</w:t>
-      </w:r>
-    </w:p>
-    <w:p>
-      <w:pPr>
-        <w:pStyle w:val="Heading2"/>
-        <w:keepNext/>
-      </w:pPr>
-      <w:r>
-        <w:rPr>
-          <w:rFonts w:ascii="Calibri" w:hAnsi="Calibri" w:eastAsia="Microsoft YaHei"/>
-          <w:b/>
-          <w:color w:val="2F6FED"/>
-          <w:sz w:val="26"/>
-        </w:rPr>
-        <w:t>8.2 外发和签名</w:t>
-      </w:r>
-    </w:p>
-    <w:p>
-      <w:pPr>
-        <w:keepNext/>
-        <w:spacing w:before="40" w:after="60" w:line="300" w:lineRule="auto"/>
-      </w:pPr>
-      <w:r>
-        <w:rPr>
-          <w:rFonts w:ascii="Calibri" w:hAnsi="Calibri" w:eastAsia="Microsoft YaHei"/>
-          <w:b/>
-          <w:color w:val="17264A"/>
-          <w:sz w:val="23"/>
-        </w:rPr>
-        <w:t>步骤 1  生成外发链接</w:t>
-      </w:r>
-    </w:p>
-    <w:p>
-      <w:pPr>
-        <w:keepNext w:val="0"/>
-        <w:spacing w:before="0" w:after="140" w:line="300" w:lineRule="auto"/>
-        <w:ind w:left="259"/>
-      </w:pPr>
-      <w:r>
-        <w:rPr>
-          <w:rFonts w:ascii="Calibri" w:hAnsi="Calibri" w:eastAsia="Microsoft YaHei"/>
-          <w:color w:val="13213C"/>
-          <w:sz w:val="21"/>
-        </w:rPr>
-        <w:t>点击生成外发链接。配置钉钉且已维护员工钉钉用户 ID 时，可直接发送；否则复制完整链接手工发送。</w:t>
-      </w:r>
-    </w:p>
-    <w:p>
-      <w:pPr>
-        <w:keepNext/>
-        <w:spacing w:before="40" w:after="60" w:line="300" w:lineRule="auto"/>
-      </w:pPr>
-      <w:r>
-        <w:rPr>
-          <w:rFonts w:ascii="Calibri" w:hAnsi="Calibri" w:eastAsia="Microsoft YaHei"/>
-          <w:b/>
-          <w:color w:val="17264A"/>
-          <w:sz w:val="23"/>
-        </w:rPr>
-        <w:t>步骤 2  员工查看并签名</w:t>
-      </w:r>
-    </w:p>
-    <w:p>
-      <w:pPr>
-        <w:keepNext w:val="0"/>
-        <w:spacing w:before="0" w:after="140" w:line="300" w:lineRule="auto"/>
-        <w:ind w:left="259"/>
-      </w:pPr>
-      <w:r>
-        <w:rPr>
-          <w:rFonts w:ascii="Calibri" w:hAnsi="Calibri" w:eastAsia="Microsoft YaHei"/>
-          <w:color w:val="13213C"/>
-          <w:sz w:val="21"/>
-        </w:rPr>
-        <w:t>员工打开公开签名页，无需后台登录即可查看自己的确认单明细，确认无误后提交电子签名。</w:t>
-      </w:r>
-    </w:p>
-    <w:p>
-      <w:pPr>
-        <w:keepNext/>
-        <w:spacing w:before="40" w:after="60" w:line="300" w:lineRule="auto"/>
-      </w:pPr>
-      <w:r>
-        <w:rPr>
-          <w:rFonts w:ascii="Calibri" w:hAnsi="Calibri" w:eastAsia="Microsoft YaHei"/>
-          <w:b/>
-          <w:color w:val="17264A"/>
-          <w:sz w:val="23"/>
-        </w:rPr>
-        <w:t>步骤 3  主管确认</w:t>
-      </w:r>
-    </w:p>
-    <w:p>
-      <w:pPr>
-        <w:keepNext w:val="0"/>
-        <w:spacing w:before="0" w:after="140" w:line="300" w:lineRule="auto"/>
-        <w:ind w:left="259"/>
-      </w:pPr>
-      <w:r>
-        <w:rPr>
-          <w:rFonts w:ascii="Calibri" w:hAnsi="Calibri" w:eastAsia="Microsoft YaHei"/>
-          <w:color w:val="13213C"/>
-          <w:sz w:val="21"/>
-        </w:rPr>
-        <w:t>员工签名后，主管回到后台核对并执行主管确认。签名时间、IP、浏览器信息和主管确认均写入证据链。</w:t>
-      </w:r>
-    </w:p>
-    <w:p>
-      <w:pPr>
-        <w:keepNext/>
-        <w:spacing w:before="40" w:after="60" w:line="300" w:lineRule="auto"/>
-      </w:pPr>
-      <w:r>
-        <w:rPr>
-          <w:rFonts w:ascii="Calibri" w:hAnsi="Calibri" w:eastAsia="Microsoft YaHei"/>
-          <w:b/>
-          <w:color w:val="17264A"/>
-          <w:sz w:val="23"/>
-        </w:rPr>
-        <w:t>步骤 4  作废重签</w:t>
-      </w:r>
-    </w:p>
-    <w:p>
-      <w:pPr>
-        <w:keepNext w:val="0"/>
-        <w:spacing w:before="0" w:after="140" w:line="300" w:lineRule="auto"/>
-        <w:ind w:left="259"/>
-      </w:pPr>
-      <w:r>
-        <w:rPr>
-          <w:rFonts w:ascii="Calibri" w:hAnsi="Calibri" w:eastAsia="Microsoft YaHei"/>
-          <w:color w:val="13213C"/>
-          <w:sz w:val="21"/>
-        </w:rPr>
-        <w:t>已主管确认的单据不能覆盖。发现错误时填写作废原因，再生成新版本并重新发送。</w:t>
-      </w:r>
-    </w:p>
-    <w:tbl>
-      <w:tblPr>
-        <w:tblW w:type="dxa" w:w="9360"/>
-        <w:jc w:val="left"/>
-        <w:tblLayout w:type="fixed"/>
-        <w:tblLook w:firstColumn="1" w:firstRow="1" w:lastColumn="0" w:lastRow="0" w:noHBand="0" w:noVBand="1" w:val="04A0"/>
-        <w:tblInd w:w="120" w:type="dxa"/>
-      </w:tblPr>
-      <w:tblGrid>
-        <w:gridCol w:w="9360"/>
-      </w:tblGrid>
-      <w:tr>
-        <w:trPr>
-          <w:cantSplit/>
-        </w:trPr>
-        <w:tc>
-          <w:tcPr>
-            <w:tcW w:type="dxa" w:w="9360"/>
-            <w:tcMar>
-              <w:top w:w="80" w:type="dxa"/>
-              <w:start w:w="120" w:type="dxa"/>
-              <w:bottom w:w="80" w:type="dxa"/>
-              <w:end w:w="120" w:type="dxa"/>
-            </w:tcMar>
-            <w:vAlign w:val="center"/>
-            <w:shd w:fill="FFF4E6"/>
-            <w:tcBorders>
-              <w:start w:val="single" w:sz="20" w:color="F08A24"/>
-            </w:tcBorders>
-          </w:tcPr>
-          <w:p>
-            <w:pPr>
-              <w:keepNext w:val="0"/>
-              <w:spacing w:before="0" w:after="60" w:line="300" w:lineRule="auto"/>
-            </w:pPr>
-            <w:r>
-              <w:rPr>
-                <w:rFonts w:ascii="Calibri" w:hAnsi="Calibri" w:eastAsia="Microsoft YaHei"/>
-                <w:b/>
-                <w:color w:val="F08A24"/>
-                <w:sz w:val="22"/>
-              </w:rPr>
-              <w:t>一次性链接</w:t>
-            </w:r>
-          </w:p>
-          <w:p>
-            <w:pPr>
-              <w:keepNext w:val="0"/>
-              <w:spacing w:before="0" w:after="0" w:line="300" w:lineRule="auto"/>
-            </w:pPr>
-            <w:r>
-              <w:rPr>
-                <w:rFonts w:ascii="Calibri" w:hAnsi="Calibri" w:eastAsia="Microsoft YaHei"/>
-                <w:color w:val="13213C"/>
-                <w:sz w:val="21"/>
-              </w:rPr>
-              <w:t>员工成功签名后 token 立即失效。链接过期、已签名或单据作废后必须重新生成，不能重复提交。</w:t>
-            </w:r>
-          </w:p>
-        </w:tc>
-      </w:tr>
-    </w:tbl>
-    <w:p>
-      <w:pPr>
-        <w:keepNext w:val="0"/>
-        <w:spacing w:before="0" w:after="40" w:line="300" w:lineRule="auto"/>
-      </w:pPr>
-      <w:r>
-        <w:rPr>
-          <w:rFonts w:ascii="Calibri" w:hAnsi="Calibri" w:eastAsia="Microsoft YaHei"/>
-          <w:b w:val="0"/>
-          <w:color w:val="13213C"/>
-          <w:sz w:val="2"/>
-        </w:rPr>
-      </w:r>
-    </w:p>
-    <w:p>
-      <w:pPr>
-        <w:pStyle w:val="Heading1"/>
-        <w:keepNext/>
-      </w:pPr>
-      <w:r>
-        <w:rPr>
-          <w:rFonts w:ascii="Calibri" w:hAnsi="Calibri" w:eastAsia="Microsoft YaHei"/>
-          <w:b/>
-          <w:color w:val="2F6FED"/>
-          <w:sz w:val="32"/>
-        </w:rPr>
-        <w:t>9. 风险复查</w:t>
-      </w:r>
-    </w:p>
-    <w:p>
-      <w:pPr>
-        <w:keepNext/>
-        <w:spacing w:before="40" w:after="60" w:line="300" w:lineRule="auto"/>
-      </w:pPr>
-      <w:r>
-        <w:rPr>
-          <w:rFonts w:ascii="Calibri" w:hAnsi="Calibri" w:eastAsia="Microsoft YaHei"/>
-          <w:b/>
-          <w:color w:val="17264A"/>
-          <w:sz w:val="23"/>
-        </w:rPr>
-        <w:t>步骤 1  选择风险范围</w:t>
-      </w:r>
-    </w:p>
-    <w:p>
-      <w:pPr>
-        <w:keepNext w:val="0"/>
-        <w:spacing w:before="0" w:after="140" w:line="300" w:lineRule="auto"/>
-        <w:ind w:left="259"/>
-      </w:pPr>
-      <w:r>
-        <w:rPr>
-          <w:rFonts w:ascii="Calibri" w:hAnsi="Calibri" w:eastAsia="Microsoft YaHei"/>
-          <w:color w:val="13213C"/>
-          <w:sz w:val="21"/>
-        </w:rPr>
-        <w:t>可筛选全部风险、高风险或异常高利润订单。</w:t>
-      </w:r>
-    </w:p>
-    <w:p>
-      <w:pPr>
-        <w:keepNext/>
-        <w:spacing w:before="40" w:after="60" w:line="300" w:lineRule="auto"/>
-      </w:pPr>
-      <w:r>
-        <w:rPr>
-          <w:rFonts w:ascii="Calibri" w:hAnsi="Calibri" w:eastAsia="Microsoft YaHei"/>
-          <w:b/>
-          <w:color w:val="17264A"/>
-          <w:sz w:val="23"/>
-        </w:rPr>
-        <w:t>步骤 2  查看原始数据</w:t>
-      </w:r>
-    </w:p>
-    <w:p>
-      <w:pPr>
-        <w:keepNext w:val="0"/>
-        <w:spacing w:before="0" w:after="140" w:line="300" w:lineRule="auto"/>
-        <w:ind w:left="259"/>
-      </w:pPr>
-      <w:r>
-        <w:rPr>
-          <w:rFonts w:ascii="Calibri" w:hAnsi="Calibri" w:eastAsia="Microsoft YaHei"/>
-          <w:color w:val="13213C"/>
-          <w:sz w:val="21"/>
-        </w:rPr>
-        <w:t>打开原始数据明细，按 Excel 行号核对系统单号、原始订单号、对应用户、收付方向、费用类型、原始金额、本币金额、汇率、供应商和人员归属。</w:t>
-      </w:r>
-    </w:p>
-    <w:p>
-      <w:pPr>
-        <w:keepNext/>
-        <w:spacing w:before="40" w:after="60" w:line="300" w:lineRule="auto"/>
-      </w:pPr>
-      <w:r>
-        <w:rPr>
-          <w:rFonts w:ascii="Calibri" w:hAnsi="Calibri" w:eastAsia="Microsoft YaHei"/>
-          <w:b/>
-          <w:color w:val="17264A"/>
-          <w:sz w:val="23"/>
-        </w:rPr>
-        <w:t>步骤 3  填写复核说明</w:t>
-      </w:r>
-    </w:p>
-    <w:p>
-      <w:pPr>
-        <w:keepNext w:val="0"/>
-        <w:spacing w:before="0" w:after="140" w:line="300" w:lineRule="auto"/>
-        <w:ind w:left="259"/>
-      </w:pPr>
-      <w:r>
-        <w:rPr>
-          <w:rFonts w:ascii="Calibri" w:hAnsi="Calibri" w:eastAsia="Microsoft YaHei"/>
-          <w:color w:val="13213C"/>
-          <w:sz w:val="21"/>
-        </w:rPr>
-        <w:t>记录核对结论和处理意见后保存。不要只点击完成而不写说明。</w:t>
-      </w:r>
-    </w:p>
-    <w:p>
-      <w:pPr>
-        <w:keepNext/>
-        <w:spacing w:before="40" w:after="60" w:line="300" w:lineRule="auto"/>
-      </w:pPr>
-      <w:r>
-        <w:rPr>
-          <w:rFonts w:ascii="Calibri" w:hAnsi="Calibri" w:eastAsia="Microsoft YaHei"/>
-          <w:b/>
-          <w:color w:val="17264A"/>
-          <w:sz w:val="23"/>
-        </w:rPr>
-        <w:t>步骤 4  保留审计记录</w:t>
-      </w:r>
-    </w:p>
-    <w:p>
-      <w:pPr>
-        <w:keepNext w:val="0"/>
-        <w:spacing w:before="0" w:after="140" w:line="300" w:lineRule="auto"/>
-        <w:ind w:left="259"/>
-      </w:pPr>
-      <w:r>
-        <w:rPr>
-          <w:rFonts w:ascii="Calibri" w:hAnsi="Calibri" w:eastAsia="Microsoft YaHei"/>
-          <w:color w:val="13213C"/>
-          <w:sz w:val="21"/>
-        </w:rPr>
-        <w:t>复核人、时间、状态和说明会保存到数据库并写入操作日志。</w:t>
-      </w:r>
-    </w:p>
-    <w:p>
-      <w:r>
-        <w:br w:type="page"/>
-      </w:r>
-    </w:p>
-    <w:p>
-      <w:pPr>
-        <w:pStyle w:val="Heading1"/>
-        <w:keepNext/>
-      </w:pPr>
-      <w:r>
-        <w:rPr>
-          <w:rFonts w:ascii="Calibri" w:hAnsi="Calibri" w:eastAsia="Microsoft YaHei"/>
-          <w:b/>
-          <w:color w:val="2F6FED"/>
-          <w:sz w:val="32"/>
-        </w:rPr>
-        <w:t>10. 应收管理与上游应付</w:t>
-      </w:r>
-    </w:p>
-    <w:p>
-      <w:pPr>
-        <w:pStyle w:val="Heading2"/>
-        <w:keepNext/>
-      </w:pPr>
-      <w:r>
-        <w:rPr>
-          <w:rFonts w:ascii="Calibri" w:hAnsi="Calibri" w:eastAsia="Microsoft YaHei"/>
-          <w:b/>
-          <w:color w:val="2F6FED"/>
-          <w:sz w:val="26"/>
-        </w:rPr>
-        <w:t>10.1 应收管理</w:t>
-      </w:r>
-    </w:p>
-    <w:p>
-      <w:pPr>
-        <w:pStyle w:val="ListBullet"/>
-        <w:keepNext w:val="0"/>
-        <w:spacing w:before="0" w:after="80" w:line="300" w:lineRule="auto"/>
-        <w:ind w:left="540" w:hanging="271"/>
-      </w:pPr>
-      <w:r>
-        <w:rPr>
-          <w:rFonts w:ascii="Calibri" w:hAnsi="Calibri" w:eastAsia="Microsoft YaHei"/>
-          <w:color w:val="13213C"/>
-          <w:sz w:val="22"/>
-        </w:rPr>
-        <w:t>查看总应收、已回款、未回款、逾期未回款和 0-30/31-60/61-90/90+ 天账龄。</w:t>
-      </w:r>
-    </w:p>
-    <w:p>
-      <w:pPr>
-        <w:pStyle w:val="ListBullet"/>
-        <w:keepNext w:val="0"/>
-        <w:spacing w:before="0" w:after="80" w:line="300" w:lineRule="auto"/>
-        <w:ind w:left="540" w:hanging="271"/>
-      </w:pPr>
-      <w:r>
-        <w:rPr>
-          <w:rFonts w:ascii="Calibri" w:hAnsi="Calibri" w:eastAsia="Microsoft YaHei"/>
-          <w:color w:val="13213C"/>
-          <w:sz w:val="22"/>
-        </w:rPr>
-        <w:t>按客户或订单搜索，核对订单编号、原始订单号、应收、已收、未收及状态。</w:t>
-      </w:r>
-    </w:p>
-    <w:p>
-      <w:pPr>
-        <w:pStyle w:val="ListBullet"/>
-        <w:keepNext w:val="0"/>
-        <w:spacing w:before="0" w:after="80" w:line="300" w:lineRule="auto"/>
-        <w:ind w:left="540" w:hanging="271"/>
-      </w:pPr>
-      <w:r>
-        <w:rPr>
-          <w:rFonts w:ascii="Calibri" w:hAnsi="Calibri" w:eastAsia="Microsoft YaHei"/>
-          <w:color w:val="13213C"/>
-          <w:sz w:val="22"/>
-        </w:rPr>
-        <w:t>登记回款时填写金额、日期、方式、参考号和备注；保存后订单状态、汇总和账龄同步刷新。</w:t>
-      </w:r>
-    </w:p>
-    <w:p>
-      <w:pPr>
-        <w:pStyle w:val="ListBullet"/>
-        <w:keepNext w:val="0"/>
-        <w:spacing w:before="0" w:after="80" w:line="300" w:lineRule="auto"/>
-        <w:ind w:left="540" w:hanging="271"/>
-      </w:pPr>
-      <w:r>
-        <w:rPr>
-          <w:rFonts w:ascii="Calibri" w:hAnsi="Calibri" w:eastAsia="Microsoft YaHei"/>
-          <w:color w:val="13213C"/>
-          <w:sz w:val="22"/>
-        </w:rPr>
-        <w:t>错误回款使用“作废”纠正，不能删除数据库记录；作废原因写入日志。</w:t>
-      </w:r>
-    </w:p>
-    <w:p>
-      <w:pPr>
-        <w:pStyle w:val="Heading2"/>
-        <w:keepNext/>
-      </w:pPr>
-      <w:r>
-        <w:rPr>
-          <w:rFonts w:ascii="Calibri" w:hAnsi="Calibri" w:eastAsia="Microsoft YaHei"/>
-          <w:b/>
-          <w:color w:val="2F6FED"/>
-          <w:sz w:val="26"/>
-        </w:rPr>
-        <w:t>10.2 上游应付</w:t>
-      </w:r>
-    </w:p>
-    <w:p>
-      <w:pPr>
-        <w:pStyle w:val="ListBullet"/>
-        <w:keepNext w:val="0"/>
-        <w:spacing w:before="0" w:after="80" w:line="300" w:lineRule="auto"/>
-        <w:ind w:left="540" w:hanging="271"/>
-      </w:pPr>
-      <w:r>
-        <w:rPr>
-          <w:rFonts w:ascii="Calibri" w:hAnsi="Calibri" w:eastAsia="Microsoft YaHei"/>
-          <w:color w:val="13213C"/>
-          <w:sz w:val="22"/>
-        </w:rPr>
-        <w:t>页面只统计物流类订单；注册、证书、店铺租赁等服务类应付单独管理。</w:t>
-      </w:r>
-    </w:p>
-    <w:p>
-      <w:pPr>
-        <w:pStyle w:val="ListBullet"/>
-        <w:keepNext w:val="0"/>
-        <w:spacing w:before="0" w:after="80" w:line="300" w:lineRule="auto"/>
-        <w:ind w:left="540" w:hanging="271"/>
-      </w:pPr>
-      <w:r>
-        <w:rPr>
-          <w:rFonts w:ascii="Calibri" w:hAnsi="Calibri" w:eastAsia="Microsoft YaHei"/>
-          <w:color w:val="13213C"/>
-          <w:sz w:val="22"/>
-        </w:rPr>
-        <w:t>供应商汇总按 Excel 原始应付费用行归集；同一订单多个供应商会分别计入对应供应商。</w:t>
-      </w:r>
-    </w:p>
-    <w:p>
-      <w:pPr>
-        <w:pStyle w:val="ListBullet"/>
-        <w:keepNext w:val="0"/>
-        <w:spacing w:before="0" w:after="80" w:line="300" w:lineRule="auto"/>
-        <w:ind w:left="540" w:hanging="271"/>
-      </w:pPr>
-      <w:r>
-        <w:rPr>
-          <w:rFonts w:ascii="Calibri" w:hAnsi="Calibri" w:eastAsia="Microsoft YaHei"/>
-          <w:color w:val="13213C"/>
-          <w:sz w:val="22"/>
-        </w:rPr>
-        <w:t>查看总应付、已付款、未付款、逾期未付款和账龄，并下钻订单费用明细。</w:t>
-      </w:r>
-    </w:p>
-    <w:p>
-      <w:pPr>
-        <w:pStyle w:val="ListBullet"/>
-        <w:keepNext w:val="0"/>
-        <w:spacing w:before="0" w:after="80" w:line="300" w:lineRule="auto"/>
-        <w:ind w:left="540" w:hanging="271"/>
-      </w:pPr>
-      <w:r>
-        <w:rPr>
-          <w:rFonts w:ascii="Calibri" w:hAnsi="Calibri" w:eastAsia="Microsoft YaHei"/>
-          <w:color w:val="13213C"/>
-          <w:sz w:val="22"/>
-        </w:rPr>
-        <w:t>登记付款或作废错误付款后，供应商汇总、订单状态、未付款和账龄同步更新。</w:t>
-      </w:r>
-    </w:p>
-    <w:tbl>
-      <w:tblPr>
-        <w:tblStyle w:val="TableGrid"/>
-        <w:tblW w:type="dxa" w:w="9360"/>
-        <w:tblLayout w:type="fixed"/>
-        <w:tblLook w:firstColumn="1" w:firstRow="1" w:lastColumn="0" w:lastRow="0" w:noHBand="0" w:noVBand="1" w:val="04A0"/>
-        <w:jc w:val="left"/>
-        <w:tblInd w:w="120" w:type="dxa"/>
-      </w:tblPr>
-      <w:tblGrid>
-        <w:gridCol w:w="3000"/>
-        <w:gridCol w:w="6360"/>
-      </w:tblGrid>
-      <w:tr>
-        <w:trPr>
-          <w:cantSplit/>
-          <w:tblHeader w:val="true"/>
-          <w:cantSplit/>
-        </w:trPr>
-        <w:tc>
-          <w:tcPr>
-            <w:tcW w:type="dxa" w:w="3000"/>
-            <w:tcMar>
-              <w:top w:w="80" w:type="dxa"/>
-              <w:start w:w="120" w:type="dxa"/>
-              <w:bottom w:w="80" w:type="dxa"/>
-              <w:end w:w="120" w:type="dxa"/>
-            </w:tcMar>
-            <w:vAlign w:val="center"/>
-            <w:shd w:fill="E8EEF5"/>
-          </w:tcPr>
-          <w:p>
-            <w:pPr>
-              <w:keepNext w:val="0"/>
-              <w:spacing w:before="0" w:after="0" w:line="240" w:lineRule="auto"/>
-              <w:jc w:val="center"/>
-            </w:pPr>
-            <w:r>
-              <w:rPr>
-                <w:rFonts w:ascii="Calibri" w:hAnsi="Calibri" w:eastAsia="Microsoft YaHei"/>
-                <w:b/>
-                <w:color w:val="17264A"/>
-                <w:sz w:val="19"/>
-              </w:rPr>
-              <w:t>核对关系</w:t>
-            </w:r>
-          </w:p>
-        </w:tc>
-        <w:tc>
-          <w:tcPr>
-            <w:tcW w:type="dxa" w:w="6360"/>
-            <w:tcMar>
-              <w:top w:w="80" w:type="dxa"/>
-              <w:start w:w="120" w:type="dxa"/>
-              <w:bottom w:w="80" w:type="dxa"/>
-              <w:end w:w="120" w:type="dxa"/>
-            </w:tcMar>
-            <w:vAlign w:val="center"/>
-            <w:shd w:fill="E8EEF5"/>
-          </w:tcPr>
-          <w:p>
-            <w:pPr>
-              <w:keepNext w:val="0"/>
-              <w:spacing w:before="0" w:after="0" w:line="240" w:lineRule="auto"/>
-              <w:jc w:val="center"/>
-            </w:pPr>
-            <w:r>
-              <w:rPr>
-                <w:rFonts w:ascii="Calibri" w:hAnsi="Calibri" w:eastAsia="Microsoft YaHei"/>
-                <w:b/>
-                <w:color w:val="17264A"/>
-                <w:sz w:val="19"/>
-              </w:rPr>
-              <w:t>正确结果</w:t>
-            </w:r>
-          </w:p>
-        </w:tc>
-      </w:tr>
-      <w:tr>
-        <w:trPr>
-          <w:cantSplit/>
-        </w:trPr>
-        <w:tc>
-          <w:tcPr>
-            <w:tcW w:type="dxa" w:w="3000"/>
-            <w:tcMar>
-              <w:top w:w="80" w:type="dxa"/>
-              <w:start w:w="120" w:type="dxa"/>
-              <w:bottom w:w="80" w:type="dxa"/>
-              <w:end w:w="120" w:type="dxa"/>
-            </w:tcMar>
-            <w:vAlign w:val="center"/>
-          </w:tcPr>
-          <w:p>
-            <w:pPr>
-              <w:keepNext w:val="0"/>
-              <w:spacing w:before="0" w:after="0" w:line="264" w:lineRule="auto"/>
-            </w:pPr>
-            <w:r>
-              <w:rPr>
-                <w:rFonts w:ascii="Calibri" w:hAnsi="Calibri" w:eastAsia="Microsoft YaHei"/>
-                <w:color w:val="13213C"/>
-                <w:sz w:val="18"/>
-              </w:rPr>
-              <w:t>订单应收合计</w:t>
-            </w:r>
-          </w:p>
-        </w:tc>
-        <w:tc>
-          <w:tcPr>
-            <w:tcW w:type="dxa" w:w="6360"/>
-            <w:tcMar>
-              <w:top w:w="80" w:type="dxa"/>
-              <w:start w:w="120" w:type="dxa"/>
-              <w:bottom w:w="80" w:type="dxa"/>
-              <w:end w:w="120" w:type="dxa"/>
-            </w:tcMar>
-            <w:vAlign w:val="center"/>
-          </w:tcPr>
-          <w:p>
-            <w:pPr>
-              <w:keepNext w:val="0"/>
-              <w:spacing w:before="0" w:after="0" w:line="264" w:lineRule="auto"/>
-            </w:pPr>
-            <w:r>
-              <w:rPr>
-                <w:rFonts w:ascii="Calibri" w:hAnsi="Calibri" w:eastAsia="Microsoft YaHei"/>
-                <w:color w:val="13213C"/>
-                <w:sz w:val="18"/>
-              </w:rPr>
-              <w:t>等于应收管理总应收及经营总览总应收</w:t>
-            </w:r>
-          </w:p>
-        </w:tc>
-      </w:tr>
-      <w:tr>
-        <w:trPr>
-          <w:cantSplit/>
-        </w:trPr>
-        <w:tc>
-          <w:tcPr>
-            <w:tcW w:type="dxa" w:w="3000"/>
-            <w:shd w:fill="F9FBFD"/>
-            <w:tcMar>
-              <w:top w:w="80" w:type="dxa"/>
-              <w:start w:w="120" w:type="dxa"/>
-              <w:bottom w:w="80" w:type="dxa"/>
-              <w:end w:w="120" w:type="dxa"/>
-            </w:tcMar>
-            <w:vAlign w:val="center"/>
-          </w:tcPr>
-          <w:p>
-            <w:pPr>
-              <w:keepNext w:val="0"/>
-              <w:spacing w:before="0" w:after="0" w:line="264" w:lineRule="auto"/>
-            </w:pPr>
-            <w:r>
-              <w:rPr>
-                <w:rFonts w:ascii="Calibri" w:hAnsi="Calibri" w:eastAsia="Microsoft YaHei"/>
-                <w:color w:val="13213C"/>
-                <w:sz w:val="18"/>
-              </w:rPr>
-              <w:t>物流订单应付合计</w:t>
-            </w:r>
-          </w:p>
-        </w:tc>
-        <w:tc>
-          <w:tcPr>
-            <w:tcW w:type="dxa" w:w="6360"/>
-            <w:shd w:fill="F9FBFD"/>
-            <w:tcMar>
-              <w:top w:w="80" w:type="dxa"/>
-              <w:start w:w="120" w:type="dxa"/>
-              <w:bottom w:w="80" w:type="dxa"/>
-              <w:end w:w="120" w:type="dxa"/>
-            </w:tcMar>
-            <w:vAlign w:val="center"/>
-          </w:tcPr>
-          <w:p>
-            <w:pPr>
-              <w:keepNext w:val="0"/>
-              <w:spacing w:before="0" w:after="0" w:line="264" w:lineRule="auto"/>
-            </w:pPr>
-            <w:r>
-              <w:rPr>
-                <w:rFonts w:ascii="Calibri" w:hAnsi="Calibri" w:eastAsia="Microsoft YaHei"/>
-                <w:color w:val="13213C"/>
-                <w:sz w:val="18"/>
-              </w:rPr>
-              <w:t>等于上游应付总应付</w:t>
-            </w:r>
-          </w:p>
-        </w:tc>
-      </w:tr>
-      <w:tr>
-        <w:trPr>
-          <w:cantSplit/>
-        </w:trPr>
-        <w:tc>
-          <w:tcPr>
-            <w:tcW w:type="dxa" w:w="3000"/>
-            <w:tcMar>
-              <w:top w:w="80" w:type="dxa"/>
-              <w:start w:w="120" w:type="dxa"/>
-              <w:bottom w:w="80" w:type="dxa"/>
-              <w:end w:w="120" w:type="dxa"/>
-            </w:tcMar>
-            <w:vAlign w:val="center"/>
-          </w:tcPr>
-          <w:p>
-            <w:pPr>
-              <w:keepNext w:val="0"/>
-              <w:spacing w:before="0" w:after="0" w:line="264" w:lineRule="auto"/>
-            </w:pPr>
-            <w:r>
-              <w:rPr>
-                <w:rFonts w:ascii="Calibri" w:hAnsi="Calibri" w:eastAsia="Microsoft YaHei"/>
-                <w:color w:val="13213C"/>
-                <w:sz w:val="18"/>
-              </w:rPr>
-              <w:t>应收 - 应付</w:t>
-            </w:r>
-          </w:p>
-        </w:tc>
-        <w:tc>
-          <w:tcPr>
-            <w:tcW w:type="dxa" w:w="6360"/>
-            <w:tcMar>
-              <w:top w:w="80" w:type="dxa"/>
-              <w:start w:w="120" w:type="dxa"/>
-              <w:bottom w:w="80" w:type="dxa"/>
-              <w:end w:w="120" w:type="dxa"/>
-            </w:tcMar>
-            <w:vAlign w:val="center"/>
-          </w:tcPr>
-          <w:p>
-            <w:pPr>
-              <w:keepNext w:val="0"/>
-              <w:spacing w:before="0" w:after="0" w:line="264" w:lineRule="auto"/>
-            </w:pPr>
-            <w:r>
-              <w:rPr>
-                <w:rFonts w:ascii="Calibri" w:hAnsi="Calibri" w:eastAsia="Microsoft YaHei"/>
-                <w:color w:val="13213C"/>
-                <w:sz w:val="18"/>
-              </w:rPr>
-              <w:t>等于对应范围的调整后毛利</w:t>
-            </w:r>
-          </w:p>
-        </w:tc>
-      </w:tr>
-      <w:tr>
-        <w:trPr>
-          <w:cantSplit/>
-        </w:trPr>
-        <w:tc>
-          <w:tcPr>
-            <w:tcW w:type="dxa" w:w="3000"/>
-            <w:shd w:fill="F9FBFD"/>
-            <w:tcMar>
-              <w:top w:w="80" w:type="dxa"/>
-              <w:start w:w="120" w:type="dxa"/>
-              <w:bottom w:w="80" w:type="dxa"/>
-              <w:end w:w="120" w:type="dxa"/>
-            </w:tcMar>
-            <w:vAlign w:val="center"/>
-          </w:tcPr>
-          <w:p>
-            <w:pPr>
-              <w:keepNext w:val="0"/>
-              <w:spacing w:before="0" w:after="0" w:line="264" w:lineRule="auto"/>
-            </w:pPr>
-            <w:r>
-              <w:rPr>
-                <w:rFonts w:ascii="Calibri" w:hAnsi="Calibri" w:eastAsia="Microsoft YaHei"/>
-                <w:color w:val="13213C"/>
-                <w:sz w:val="18"/>
-              </w:rPr>
-              <w:t>已收/已付 + 未收/未付</w:t>
-            </w:r>
-          </w:p>
-        </w:tc>
-        <w:tc>
-          <w:tcPr>
-            <w:tcW w:type="dxa" w:w="6360"/>
-            <w:shd w:fill="F9FBFD"/>
-            <w:tcMar>
-              <w:top w:w="80" w:type="dxa"/>
-              <w:start w:w="120" w:type="dxa"/>
-              <w:bottom w:w="80" w:type="dxa"/>
-              <w:end w:w="120" w:type="dxa"/>
-            </w:tcMar>
-            <w:vAlign w:val="center"/>
-          </w:tcPr>
-          <w:p>
-            <w:pPr>
-              <w:keepNext w:val="0"/>
-              <w:spacing w:before="0" w:after="0" w:line="264" w:lineRule="auto"/>
-            </w:pPr>
-            <w:r>
-              <w:rPr>
-                <w:rFonts w:ascii="Calibri" w:hAnsi="Calibri" w:eastAsia="Microsoft YaHei"/>
-                <w:color w:val="13213C"/>
-                <w:sz w:val="18"/>
-              </w:rPr>
-              <w:t>等于订单应收/应付</w:t>
+              <w:t>严格读取销售代表、客服代表和用户字段</w:t>
             </w:r>
           </w:p>
         </w:tc>
@@ -5836,262 +1734,7 @@
           <w:color w:val="2F6FED"/>
           <w:sz w:val="32"/>
         </w:rPr>
-        <w:t>11. 参数规则与月结锁账</w:t>
-      </w:r>
-    </w:p>
-    <w:p>
-      <w:pPr>
-        <w:pStyle w:val="Heading2"/>
-        <w:keepNext/>
-      </w:pPr>
-      <w:r>
-        <w:rPr>
-          <w:rFonts w:ascii="Calibri" w:hAnsi="Calibri" w:eastAsia="Microsoft YaHei"/>
-          <w:b/>
-          <w:color w:val="2F6FED"/>
-          <w:sz w:val="26"/>
-        </w:rPr>
-        <w:t>11.1 月度闭环</w:t>
-      </w:r>
-    </w:p>
-    <w:p>
-      <w:pPr>
-        <w:pStyle w:val="ListBullet"/>
-        <w:keepNext w:val="0"/>
-        <w:spacing w:before="0" w:after="80" w:line="300" w:lineRule="auto"/>
-        <w:ind w:left="540" w:hanging="271"/>
-      </w:pPr>
-      <w:r>
-        <w:rPr>
-          <w:rFonts w:ascii="Calibri" w:hAnsi="Calibri" w:eastAsia="Microsoft YaHei"/>
-          <w:color w:val="13213C"/>
-          <w:sz w:val="22"/>
-        </w:rPr>
-        <w:t>流程步骤包含 Excel 导入、导入审计、风险复核、注册确认、提成签名、操作员签名、应收应付、CFO 就绪和锁账。</w:t>
-      </w:r>
-    </w:p>
-    <w:p>
-      <w:pPr>
-        <w:pStyle w:val="ListBullet"/>
-        <w:keepNext w:val="0"/>
-        <w:spacing w:before="0" w:after="80" w:line="300" w:lineRule="auto"/>
-        <w:ind w:left="540" w:hanging="271"/>
-      </w:pPr>
-      <w:r>
-        <w:rPr>
-          <w:rFonts w:ascii="Calibri" w:hAnsi="Calibri" w:eastAsia="Microsoft YaHei"/>
-          <w:color w:val="13213C"/>
-          <w:sz w:val="22"/>
-        </w:rPr>
-        <w:t>未完成事项显示为提醒，不阻止主管锁账；锁账前应根据实际业务判断是否允许带提醒关闭。</w:t>
-      </w:r>
-    </w:p>
-    <w:p>
-      <w:pPr>
-        <w:pStyle w:val="ListBullet"/>
-        <w:keepNext w:val="0"/>
-        <w:spacing w:before="0" w:after="80" w:line="300" w:lineRule="auto"/>
-        <w:ind w:left="540" w:hanging="271"/>
-      </w:pPr>
-      <w:r>
-        <w:rPr>
-          <w:rFonts w:ascii="Calibri" w:hAnsi="Calibri" w:eastAsia="Microsoft YaHei"/>
-          <w:color w:val="13213C"/>
-          <w:sz w:val="22"/>
-        </w:rPr>
-        <w:t>锁账后禁止覆盖导入、回滚批次、重新生成确认单和修改该月历史数据。需要调整时由主管解锁并填写原因。</w:t>
-      </w:r>
-    </w:p>
-    <w:p>
-      <w:pPr>
-        <w:pStyle w:val="ListBullet"/>
-        <w:keepNext w:val="0"/>
-        <w:spacing w:before="0" w:after="80" w:line="300" w:lineRule="auto"/>
-        <w:ind w:left="540" w:hanging="271"/>
-      </w:pPr>
-      <w:r>
-        <w:rPr>
-          <w:rFonts w:ascii="Calibri" w:hAnsi="Calibri" w:eastAsia="Microsoft YaHei"/>
-          <w:color w:val="13213C"/>
-          <w:sz w:val="22"/>
-        </w:rPr>
-        <w:t>锁账和解锁均写入操作日志。</w:t>
-      </w:r>
-    </w:p>
-    <w:p>
-      <w:pPr>
-        <w:pStyle w:val="Heading2"/>
-        <w:keepNext/>
-      </w:pPr>
-      <w:r>
-        <w:rPr>
-          <w:rFonts w:ascii="Calibri" w:hAnsi="Calibri" w:eastAsia="Microsoft YaHei"/>
-          <w:b/>
-          <w:color w:val="2F6FED"/>
-          <w:sz w:val="26"/>
-        </w:rPr>
-        <w:t>11.2 参数与模板</w:t>
-      </w:r>
-    </w:p>
-    <w:p>
-      <w:pPr>
-        <w:pStyle w:val="ListBullet"/>
-        <w:keepNext w:val="0"/>
-        <w:spacing w:before="0" w:after="80" w:line="300" w:lineRule="auto"/>
-        <w:ind w:left="540" w:hanging="271"/>
-      </w:pPr>
-      <w:r>
-        <w:rPr>
-          <w:rFonts w:ascii="Calibri" w:hAnsi="Calibri" w:eastAsia="Microsoft YaHei"/>
-          <w:color w:val="13213C"/>
-          <w:sz w:val="22"/>
-        </w:rPr>
-        <w:t>表头模板只保存固定表头规范，不保存业务数据。后续 Excel 导入按模板进行字段映射。</w:t>
-      </w:r>
-    </w:p>
-    <w:p>
-      <w:pPr>
-        <w:pStyle w:val="ListBullet"/>
-        <w:keepNext w:val="0"/>
-        <w:spacing w:before="0" w:after="80" w:line="300" w:lineRule="auto"/>
-        <w:ind w:left="540" w:hanging="271"/>
-      </w:pPr>
-      <w:r>
-        <w:rPr>
-          <w:rFonts w:ascii="Calibri" w:hAnsi="Calibri" w:eastAsia="Microsoft YaHei"/>
-          <w:color w:val="13213C"/>
-          <w:sz w:val="22"/>
-        </w:rPr>
-        <w:t>参数规则使用 JSON 保存。修改前先备份，保存后影响后续导入和计算，不应追溯重算已确认历史快照。</w:t>
-      </w:r>
-    </w:p>
-    <w:p>
-      <w:pPr>
-        <w:pStyle w:val="ListBullet"/>
-        <w:keepNext w:val="0"/>
-        <w:spacing w:before="0" w:after="80" w:line="300" w:lineRule="auto"/>
-        <w:ind w:left="540" w:hanging="271"/>
-      </w:pPr>
-      <w:r>
-        <w:rPr>
-          <w:rFonts w:ascii="Calibri" w:hAnsi="Calibri" w:eastAsia="Microsoft YaHei"/>
-          <w:color w:val="13213C"/>
-          <w:sz w:val="22"/>
-        </w:rPr>
-        <w:t>只有具有 rules:write 权限的管理员可以保存参数规则。</w:t>
-      </w:r>
-    </w:p>
-    <w:p>
-      <w:pPr>
-        <w:pStyle w:val="Heading2"/>
-        <w:keepNext/>
-      </w:pPr>
-      <w:r>
-        <w:rPr>
-          <w:rFonts w:ascii="Calibri" w:hAnsi="Calibri" w:eastAsia="Microsoft YaHei"/>
-          <w:b/>
-          <w:color w:val="2F6FED"/>
-          <w:sz w:val="26"/>
-        </w:rPr>
-        <w:t>11.3 账号与操作日志</w:t>
-      </w:r>
-    </w:p>
-    <w:p>
-      <w:pPr>
-        <w:pStyle w:val="ListBullet"/>
-        <w:keepNext w:val="0"/>
-        <w:spacing w:before="0" w:after="80" w:line="300" w:lineRule="auto"/>
-        <w:ind w:left="540" w:hanging="271"/>
-      </w:pPr>
-      <w:r>
-        <w:rPr>
-          <w:rFonts w:ascii="Calibri" w:hAnsi="Calibri" w:eastAsia="Microsoft YaHei"/>
-          <w:color w:val="13213C"/>
-          <w:sz w:val="22"/>
-        </w:rPr>
-        <w:t>管理员可创建账号、停用账号、重置密码和维护员工钉钉用户 ID。</w:t>
-      </w:r>
-    </w:p>
-    <w:p>
-      <w:pPr>
-        <w:pStyle w:val="ListBullet"/>
-        <w:keepNext w:val="0"/>
-        <w:spacing w:before="0" w:after="80" w:line="300" w:lineRule="auto"/>
-        <w:ind w:left="540" w:hanging="271"/>
-      </w:pPr>
-      <w:r>
-        <w:rPr>
-          <w:rFonts w:ascii="Calibri" w:hAnsi="Calibri" w:eastAsia="Microsoft YaHei"/>
-          <w:color w:val="13213C"/>
-          <w:sz w:val="22"/>
-        </w:rPr>
-        <w:t>不要多人共用管理员账号；每名员工使用独立账号，便于追溯操作人。</w:t>
-      </w:r>
-    </w:p>
-    <w:p>
-      <w:pPr>
-        <w:pStyle w:val="ListBullet"/>
-        <w:keepNext w:val="0"/>
-        <w:spacing w:before="0" w:after="80" w:line="300" w:lineRule="auto"/>
-        <w:ind w:left="540" w:hanging="271"/>
-      </w:pPr>
-      <w:r>
-        <w:rPr>
-          <w:rFonts w:ascii="Calibri" w:hAnsi="Calibri" w:eastAsia="Microsoft YaHei"/>
-          <w:color w:val="13213C"/>
-          <w:sz w:val="22"/>
-        </w:rPr>
-        <w:t>导入、回滚、风险复核、收付款、锁账、规则修改、签名和主管确认均可在操作日志中查询。</w:t>
-      </w:r>
-    </w:p>
-    <w:p>
-      <w:r>
-        <w:br w:type="page"/>
-      </w:r>
-    </w:p>
-    <w:p>
-      <w:pPr>
-        <w:pStyle w:val="Heading1"/>
-        <w:keepNext/>
-      </w:pPr>
-      <w:r>
-        <w:rPr>
-          <w:rFonts w:ascii="Calibri" w:hAnsi="Calibri" w:eastAsia="Microsoft YaHei"/>
-          <w:b/>
-          <w:color w:val="2F6FED"/>
-          <w:sz w:val="32"/>
-        </w:rPr>
-        <w:t>12. 系统运行状态与故障处理</w:t>
-      </w:r>
-    </w:p>
-    <w:p>
-      <w:pPr>
-        <w:pStyle w:val="Heading2"/>
-        <w:keepNext/>
-      </w:pPr>
-      <w:r>
-        <w:rPr>
-          <w:rFonts w:ascii="Calibri" w:hAnsi="Calibri" w:eastAsia="Microsoft YaHei"/>
-          <w:b/>
-          <w:color w:val="2F6FED"/>
-          <w:sz w:val="26"/>
-        </w:rPr>
-        <w:t>12.1 运维状态面板</w:t>
-      </w:r>
-    </w:p>
-    <w:p>
-      <w:pPr>
-        <w:keepNext w:val="0"/>
-        <w:spacing w:before="0" w:after="120" w:line="300" w:lineRule="auto"/>
-      </w:pPr>
-      <w:r>
-        <w:rPr>
-          <w:rFonts w:ascii="Calibri" w:hAnsi="Calibri" w:eastAsia="Microsoft YaHei"/>
-          <w:b w:val="0"/>
-          <w:color w:val="13213C"/>
-          <w:sz w:val="22"/>
-        </w:rPr>
-        <w:t>参数规则页的“系统运行与就绪状态”用于判断问题发生在前端、后端、数据库还是外部集成。</w:t>
+        <w:t>4. 页面怎么用</w:t>
       </w:r>
     </w:p>
     <w:tbl>
@@ -6104,9 +1747,8 @@
         <w:tblInd w:w="120" w:type="dxa"/>
       </w:tblPr>
       <w:tblGrid>
-        <w:gridCol w:w="2200"/>
-        <w:gridCol w:w="2600"/>
-        <w:gridCol w:w="4560"/>
+        <w:gridCol w:w="2300"/>
+        <w:gridCol w:w="7060"/>
       </w:tblGrid>
       <w:tr>
         <w:trPr>
@@ -6116,7 +1758,7 @@
         </w:trPr>
         <w:tc>
           <w:tcPr>
-            <w:tcW w:type="dxa" w:w="2200"/>
+            <w:tcW w:type="dxa" w:w="2300"/>
             <w:tcMar>
               <w:top w:w="80" w:type="dxa"/>
               <w:start w:w="120" w:type="dxa"/>
@@ -6139,13 +1781,13 @@
                 <w:color w:val="17264A"/>
                 <w:sz w:val="19"/>
               </w:rPr>
-              <w:t>指标</w:t>
+              <w:t>页面</w:t>
             </w:r>
           </w:p>
         </w:tc>
         <w:tc>
           <w:tcPr>
-            <w:tcW w:type="dxa" w:w="2600"/>
+            <w:tcW w:type="dxa" w:w="7060"/>
             <w:tcMar>
               <w:top w:w="80" w:type="dxa"/>
               <w:start w:w="120" w:type="dxa"/>
@@ -6168,36 +1810,7 @@
                 <w:color w:val="17264A"/>
                 <w:sz w:val="19"/>
               </w:rPr>
-              <w:t>正常状态</w:t>
-            </w:r>
-          </w:p>
-        </w:tc>
-        <w:tc>
-          <w:tcPr>
-            <w:tcW w:type="dxa" w:w="4560"/>
-            <w:tcMar>
-              <w:top w:w="80" w:type="dxa"/>
-              <w:start w:w="120" w:type="dxa"/>
-              <w:bottom w:w="80" w:type="dxa"/>
-              <w:end w:w="120" w:type="dxa"/>
-            </w:tcMar>
-            <w:vAlign w:val="center"/>
-            <w:shd w:fill="E8EEF5"/>
-          </w:tcPr>
-          <w:p>
-            <w:pPr>
-              <w:keepNext w:val="0"/>
-              <w:spacing w:before="0" w:after="0" w:line="240" w:lineRule="auto"/>
-              <w:jc w:val="center"/>
-            </w:pPr>
-            <w:r>
-              <w:rPr>
-                <w:rFonts w:ascii="Calibri" w:hAnsi="Calibri" w:eastAsia="Microsoft YaHei"/>
-                <w:b/>
-                <w:color w:val="17264A"/>
-                <w:sz w:val="19"/>
-              </w:rPr>
-              <w:t>异常处理</w:t>
+              <w:t>主要操作</w:t>
             </w:r>
           </w:p>
         </w:tc>
@@ -6208,7 +1821,7 @@
         </w:trPr>
         <w:tc>
           <w:tcPr>
-            <w:tcW w:type="dxa" w:w="2200"/>
+            <w:tcW w:type="dxa" w:w="2300"/>
             <w:tcMar>
               <w:top w:w="80" w:type="dxa"/>
               <w:start w:w="120" w:type="dxa"/>
@@ -6228,13 +1841,13 @@
                 <w:color w:val="13213C"/>
                 <w:sz w:val="18"/>
               </w:rPr>
-              <w:t>数据库</w:t>
+              <w:t>经营总览</w:t>
             </w:r>
           </w:p>
         </w:tc>
         <w:tc>
           <w:tcPr>
-            <w:tcW w:type="dxa" w:w="2600"/>
+            <w:tcW w:type="dxa" w:w="7060"/>
             <w:tcMar>
               <w:top w:w="80" w:type="dxa"/>
               <w:start w:w="120" w:type="dxa"/>
@@ -6254,33 +1867,7 @@
                 <w:color w:val="13213C"/>
                 <w:sz w:val="18"/>
               </w:rPr>
-              <w:t>通过，延迟为正常毫秒值</w:t>
-            </w:r>
-          </w:p>
-        </w:tc>
-        <w:tc>
-          <w:tcPr>
-            <w:tcW w:type="dxa" w:w="4560"/>
-            <w:tcMar>
-              <w:top w:w="80" w:type="dxa"/>
-              <w:start w:w="120" w:type="dxa"/>
-              <w:bottom w:w="80" w:type="dxa"/>
-              <w:end w:w="120" w:type="dxa"/>
-            </w:tcMar>
-            <w:vAlign w:val="center"/>
-          </w:tcPr>
-          <w:p>
-            <w:pPr>
-              <w:keepNext w:val="0"/>
-              <w:spacing w:before="0" w:after="0" w:line="264" w:lineRule="auto"/>
-            </w:pPr>
-            <w:r>
-              <w:rPr>
-                <w:rFonts w:ascii="Calibri" w:hAnsi="Calibri" w:eastAsia="Microsoft YaHei"/>
-                <w:color w:val="13213C"/>
-                <w:sz w:val="18"/>
-              </w:rPr>
-              <w:t>检查 Render PostgreSQL 或本地 54329</w:t>
+              <w:t>看应收、应付、毛利、毛利率、票数、趋势、客户和供应商</w:t>
             </w:r>
           </w:p>
         </w:tc>
@@ -6291,7 +1878,7 @@
         </w:trPr>
         <w:tc>
           <w:tcPr>
-            <w:tcW w:type="dxa" w:w="2200"/>
+            <w:tcW w:type="dxa" w:w="2300"/>
             <w:shd w:fill="F9FBFD"/>
             <w:tcMar>
               <w:top w:w="80" w:type="dxa"/>
@@ -6312,13 +1899,13 @@
                 <w:color w:val="13213C"/>
                 <w:sz w:val="18"/>
               </w:rPr>
-              <w:t>表头模板/参数规则</w:t>
+              <w:t>业务利润</w:t>
             </w:r>
           </w:p>
         </w:tc>
         <w:tc>
           <w:tcPr>
-            <w:tcW w:type="dxa" w:w="2600"/>
+            <w:tcW w:type="dxa" w:w="7060"/>
             <w:shd w:fill="F9FBFD"/>
             <w:tcMar>
               <w:top w:w="80" w:type="dxa"/>
@@ -6339,13 +1926,75 @@
                 <w:color w:val="13213C"/>
                 <w:sz w:val="18"/>
               </w:rPr>
-              <w:t>通过</w:t>
+              <w:t>核对总业务、物流、注册/服务分类及业务类型明细</w:t>
+            </w:r>
+          </w:p>
+        </w:tc>
+      </w:tr>
+      <w:tr>
+        <w:trPr>
+          <w:cantSplit/>
+        </w:trPr>
+        <w:tc>
+          <w:tcPr>
+            <w:tcW w:type="dxa" w:w="2300"/>
+            <w:tcMar>
+              <w:top w:w="80" w:type="dxa"/>
+              <w:start w:w="120" w:type="dxa"/>
+              <w:bottom w:w="80" w:type="dxa"/>
+              <w:end w:w="120" w:type="dxa"/>
+            </w:tcMar>
+            <w:vAlign w:val="center"/>
+          </w:tcPr>
+          <w:p>
+            <w:pPr>
+              <w:keepNext w:val="0"/>
+              <w:spacing w:before="0" w:after="0" w:line="264" w:lineRule="auto"/>
+            </w:pPr>
+            <w:r>
+              <w:rPr>
+                <w:rFonts w:ascii="Calibri" w:hAnsi="Calibri" w:eastAsia="Microsoft YaHei"/>
+                <w:color w:val="13213C"/>
+                <w:sz w:val="18"/>
+              </w:rPr>
+              <w:t>物流提成</w:t>
             </w:r>
           </w:p>
         </w:tc>
         <w:tc>
           <w:tcPr>
-            <w:tcW w:type="dxa" w:w="4560"/>
+            <w:tcW w:type="dxa" w:w="7060"/>
+            <w:tcMar>
+              <w:top w:w="80" w:type="dxa"/>
+              <w:start w:w="120" w:type="dxa"/>
+              <w:bottom w:w="80" w:type="dxa"/>
+              <w:end w:w="120" w:type="dxa"/>
+            </w:tcMar>
+            <w:vAlign w:val="center"/>
+          </w:tcPr>
+          <w:p>
+            <w:pPr>
+              <w:keepNext w:val="0"/>
+              <w:spacing w:before="0" w:after="0" w:line="264" w:lineRule="auto"/>
+            </w:pPr>
+            <w:r>
+              <w:rPr>
+                <w:rFonts w:ascii="Calibri" w:hAnsi="Calibri" w:eastAsia="Microsoft YaHei"/>
+                <w:color w:val="13213C"/>
+                <w:sz w:val="18"/>
+              </w:rPr>
+              <w:t>下钻订单，核对/调整比例，确认销售提成</w:t>
+            </w:r>
+          </w:p>
+        </w:tc>
+      </w:tr>
+      <w:tr>
+        <w:trPr>
+          <w:cantSplit/>
+        </w:trPr>
+        <w:tc>
+          <w:tcPr>
+            <w:tcW w:type="dxa" w:w="2300"/>
             <w:shd w:fill="F9FBFD"/>
             <w:tcMar>
               <w:top w:w="80" w:type="dxa"/>
@@ -6366,101 +2015,13 @@
                 <w:color w:val="13213C"/>
                 <w:sz w:val="18"/>
               </w:rPr>
-              <w:t>刷新模板或检查数据库初始化</w:t>
-            </w:r>
-          </w:p>
-        </w:tc>
-      </w:tr>
-      <w:tr>
-        <w:trPr>
-          <w:cantSplit/>
-        </w:trPr>
-        <w:tc>
-          <w:tcPr>
-            <w:tcW w:type="dxa" w:w="2200"/>
-            <w:tcMar>
-              <w:top w:w="80" w:type="dxa"/>
-              <w:start w:w="120" w:type="dxa"/>
-              <w:bottom w:w="80" w:type="dxa"/>
-              <w:end w:w="120" w:type="dxa"/>
-            </w:tcMar>
-            <w:vAlign w:val="center"/>
-          </w:tcPr>
-          <w:p>
-            <w:pPr>
-              <w:keepNext w:val="0"/>
-              <w:spacing w:before="0" w:after="0" w:line="264" w:lineRule="auto"/>
-            </w:pPr>
-            <w:r>
-              <w:rPr>
-                <w:rFonts w:ascii="Calibri" w:hAnsi="Calibri" w:eastAsia="Microsoft YaHei"/>
-                <w:color w:val="13213C"/>
-                <w:sz w:val="18"/>
-              </w:rPr>
-              <w:t>请求失败/慢请求</w:t>
+              <w:t>注册提成</w:t>
             </w:r>
           </w:p>
         </w:tc>
         <w:tc>
           <w:tcPr>
-            <w:tcW w:type="dxa" w:w="2600"/>
-            <w:tcMar>
-              <w:top w:w="80" w:type="dxa"/>
-              <w:start w:w="120" w:type="dxa"/>
-              <w:bottom w:w="80" w:type="dxa"/>
-              <w:end w:w="120" w:type="dxa"/>
-            </w:tcMar>
-            <w:vAlign w:val="center"/>
-          </w:tcPr>
-          <w:p>
-            <w:pPr>
-              <w:keepNext w:val="0"/>
-              <w:spacing w:before="0" w:after="0" w:line="264" w:lineRule="auto"/>
-            </w:pPr>
-            <w:r>
-              <w:rPr>
-                <w:rFonts w:ascii="Calibri" w:hAnsi="Calibri" w:eastAsia="Microsoft YaHei"/>
-                <w:color w:val="13213C"/>
-                <w:sz w:val="18"/>
-              </w:rPr>
-              <w:t>失败为 0，P95 合理</w:t>
-            </w:r>
-          </w:p>
-        </w:tc>
-        <w:tc>
-          <w:tcPr>
-            <w:tcW w:type="dxa" w:w="4560"/>
-            <w:tcMar>
-              <w:top w:w="80" w:type="dxa"/>
-              <w:start w:w="120" w:type="dxa"/>
-              <w:bottom w:w="80" w:type="dxa"/>
-              <w:end w:w="120" w:type="dxa"/>
-            </w:tcMar>
-            <w:vAlign w:val="center"/>
-          </w:tcPr>
-          <w:p>
-            <w:pPr>
-              <w:keepNext w:val="0"/>
-              <w:spacing w:before="0" w:after="0" w:line="264" w:lineRule="auto"/>
-            </w:pPr>
-            <w:r>
-              <w:rPr>
-                <w:rFonts w:ascii="Calibri" w:hAnsi="Calibri" w:eastAsia="Microsoft YaHei"/>
-                <w:color w:val="13213C"/>
-                <w:sz w:val="18"/>
-              </w:rPr>
-              <w:t>按请求 ID 查询后端结构化日志</w:t>
-            </w:r>
-          </w:p>
-        </w:tc>
-      </w:tr>
-      <w:tr>
-        <w:trPr>
-          <w:cantSplit/>
-        </w:trPr>
-        <w:tc>
-          <w:tcPr>
-            <w:tcW w:type="dxa" w:w="2200"/>
+            <w:tcW w:type="dxa" w:w="7060"/>
             <w:shd w:fill="F9FBFD"/>
             <w:tcMar>
               <w:top w:w="80" w:type="dxa"/>
@@ -6481,13 +2042,75 @@
                 <w:color w:val="13213C"/>
                 <w:sz w:val="18"/>
               </w:rPr>
-              <w:t>进程内存</w:t>
+              <w:t>按销售代表确认注册、证书、商标和店铺租赁提成</w:t>
+            </w:r>
+          </w:p>
+        </w:tc>
+      </w:tr>
+      <w:tr>
+        <w:trPr>
+          <w:cantSplit/>
+        </w:trPr>
+        <w:tc>
+          <w:tcPr>
+            <w:tcW w:type="dxa" w:w="2300"/>
+            <w:tcMar>
+              <w:top w:w="80" w:type="dxa"/>
+              <w:start w:w="120" w:type="dxa"/>
+              <w:bottom w:w="80" w:type="dxa"/>
+              <w:end w:w="120" w:type="dxa"/>
+            </w:tcMar>
+            <w:vAlign w:val="center"/>
+          </w:tcPr>
+          <w:p>
+            <w:pPr>
+              <w:keepNext w:val="0"/>
+              <w:spacing w:before="0" w:after="0" w:line="264" w:lineRule="auto"/>
+            </w:pPr>
+            <w:r>
+              <w:rPr>
+                <w:rFonts w:ascii="Calibri" w:hAnsi="Calibri" w:eastAsia="Microsoft YaHei"/>
+                <w:color w:val="13213C"/>
+                <w:sz w:val="18"/>
+              </w:rPr>
+              <w:t>操作员绩效</w:t>
             </w:r>
           </w:p>
         </w:tc>
         <w:tc>
           <w:tcPr>
-            <w:tcW w:type="dxa" w:w="2600"/>
+            <w:tcW w:type="dxa" w:w="7060"/>
+            <w:tcMar>
+              <w:top w:w="80" w:type="dxa"/>
+              <w:start w:w="120" w:type="dxa"/>
+              <w:bottom w:w="80" w:type="dxa"/>
+              <w:end w:w="120" w:type="dxa"/>
+            </w:tcMar>
+            <w:vAlign w:val="center"/>
+          </w:tcPr>
+          <w:p>
+            <w:pPr>
+              <w:keepNext w:val="0"/>
+              <w:spacing w:before="0" w:after="0" w:line="264" w:lineRule="auto"/>
+            </w:pPr>
+            <w:r>
+              <w:rPr>
+                <w:rFonts w:ascii="Calibri" w:hAnsi="Calibri" w:eastAsia="Microsoft YaHei"/>
+                <w:color w:val="13213C"/>
+                <w:sz w:val="18"/>
+              </w:rPr>
+              <w:t>按客服代表统计，空运白关固定 50 元/票，自动汇总绩效</w:t>
+            </w:r>
+          </w:p>
+        </w:tc>
+      </w:tr>
+      <w:tr>
+        <w:trPr>
+          <w:cantSplit/>
+        </w:trPr>
+        <w:tc>
+          <w:tcPr>
+            <w:tcW w:type="dxa" w:w="2300"/>
             <w:shd w:fill="F9FBFD"/>
             <w:tcMar>
               <w:top w:w="80" w:type="dxa"/>
@@ -6508,13 +2131,13 @@
                 <w:color w:val="13213C"/>
                 <w:sz w:val="18"/>
               </w:rPr>
-              <w:t>稳定，无持续增长</w:t>
+              <w:t>客户利润</w:t>
             </w:r>
           </w:p>
         </w:tc>
         <w:tc>
           <w:tcPr>
-            <w:tcW w:type="dxa" w:w="4560"/>
+            <w:tcW w:type="dxa" w:w="7060"/>
             <w:shd w:fill="F9FBFD"/>
             <w:tcMar>
               <w:top w:w="80" w:type="dxa"/>
@@ -6535,7 +2158,7 @@
                 <w:color w:val="13213C"/>
                 <w:sz w:val="18"/>
               </w:rPr>
-              <w:t>检查大文件导入、循环请求和 Render 实例</w:t>
+              <w:t>查看客户应收、应付、毛利和毛利率</w:t>
             </w:r>
           </w:p>
         </w:tc>
@@ -6546,7 +2169,7 @@
         </w:trPr>
         <w:tc>
           <w:tcPr>
-            <w:tcW w:type="dxa" w:w="2200"/>
+            <w:tcW w:type="dxa" w:w="2300"/>
             <w:tcMar>
               <w:top w:w="80" w:type="dxa"/>
               <w:start w:w="120" w:type="dxa"/>
@@ -6566,13 +2189,13 @@
                 <w:color w:val="13213C"/>
                 <w:sz w:val="18"/>
               </w:rPr>
-              <w:t>钉钉/ERPNext</w:t>
+              <w:t>风险复查</w:t>
             </w:r>
           </w:p>
         </w:tc>
         <w:tc>
           <w:tcPr>
-            <w:tcW w:type="dxa" w:w="2600"/>
+            <w:tcW w:type="dxa" w:w="7060"/>
             <w:tcMar>
               <w:top w:w="80" w:type="dxa"/>
               <w:start w:w="120" w:type="dxa"/>
@@ -6592,171 +2215,7 @@
                 <w:color w:val="13213C"/>
                 <w:sz w:val="18"/>
               </w:rPr>
-              <w:t>已配置或明确显示未配置</w:t>
-            </w:r>
-          </w:p>
-        </w:tc>
-        <w:tc>
-          <w:tcPr>
-            <w:tcW w:type="dxa" w:w="4560"/>
-            <w:tcMar>
-              <w:top w:w="80" w:type="dxa"/>
-              <w:start w:w="120" w:type="dxa"/>
-              <w:bottom w:w="80" w:type="dxa"/>
-              <w:end w:w="120" w:type="dxa"/>
-            </w:tcMar>
-            <w:vAlign w:val="center"/>
-          </w:tcPr>
-          <w:p>
-            <w:pPr>
-              <w:keepNext w:val="0"/>
-              <w:spacing w:before="0" w:after="0" w:line="264" w:lineRule="auto"/>
-            </w:pPr>
-            <w:r>
-              <w:rPr>
-                <w:rFonts w:ascii="Calibri" w:hAnsi="Calibri" w:eastAsia="Microsoft YaHei"/>
-                <w:color w:val="13213C"/>
-                <w:sz w:val="18"/>
-              </w:rPr>
-              <w:t>检查 Render 环境变量和第三方权限</w:t>
-            </w:r>
-          </w:p>
-        </w:tc>
-      </w:tr>
-    </w:tbl>
-    <w:p>
-      <w:pPr>
-        <w:keepNext w:val="0"/>
-        <w:spacing w:before="0" w:after="80" w:line="300" w:lineRule="auto"/>
-      </w:pPr>
-      <w:r>
-        <w:rPr>
-          <w:rFonts w:ascii="Calibri" w:hAnsi="Calibri" w:eastAsia="Microsoft YaHei"/>
-          <w:b w:val="0"/>
-          <w:color w:val="13213C"/>
-          <w:sz w:val="2"/>
-        </w:rPr>
-      </w:r>
-    </w:p>
-    <w:p>
-      <w:pPr>
-        <w:pStyle w:val="Heading2"/>
-        <w:keepNext/>
-      </w:pPr>
-      <w:r>
-        <w:rPr>
-          <w:rFonts w:ascii="Calibri" w:hAnsi="Calibri" w:eastAsia="Microsoft YaHei"/>
-          <w:b/>
-          <w:color w:val="2F6FED"/>
-          <w:sz w:val="26"/>
-        </w:rPr>
-        <w:t>12.2 常见问题</w:t>
-      </w:r>
-    </w:p>
-    <w:tbl>
-      <w:tblPr>
-        <w:tblStyle w:val="TableGrid"/>
-        <w:tblW w:type="dxa" w:w="9360"/>
-        <w:tblLayout w:type="fixed"/>
-        <w:tblLook w:firstColumn="1" w:firstRow="1" w:lastColumn="0" w:lastRow="0" w:noHBand="0" w:noVBand="1" w:val="04A0"/>
-        <w:jc w:val="left"/>
-        <w:tblInd w:w="120" w:type="dxa"/>
-      </w:tblPr>
-      <w:tblGrid>
-        <w:gridCol w:w="1900"/>
-        <w:gridCol w:w="3140"/>
-        <w:gridCol w:w="4320"/>
-      </w:tblGrid>
-      <w:tr>
-        <w:trPr>
-          <w:cantSplit/>
-          <w:tblHeader w:val="true"/>
-          <w:cantSplit/>
-        </w:trPr>
-        <w:tc>
-          <w:tcPr>
-            <w:tcW w:type="dxa" w:w="1900"/>
-            <w:tcMar>
-              <w:top w:w="80" w:type="dxa"/>
-              <w:start w:w="120" w:type="dxa"/>
-              <w:bottom w:w="80" w:type="dxa"/>
-              <w:end w:w="120" w:type="dxa"/>
-            </w:tcMar>
-            <w:vAlign w:val="center"/>
-            <w:shd w:fill="E8EEF5"/>
-          </w:tcPr>
-          <w:p>
-            <w:pPr>
-              <w:keepNext w:val="0"/>
-              <w:spacing w:before="0" w:after="0" w:line="240" w:lineRule="auto"/>
-              <w:jc w:val="center"/>
-            </w:pPr>
-            <w:r>
-              <w:rPr>
-                <w:rFonts w:ascii="Calibri" w:hAnsi="Calibri" w:eastAsia="Microsoft YaHei"/>
-                <w:b/>
-                <w:color w:val="17264A"/>
-                <w:sz w:val="19"/>
-              </w:rPr>
-              <w:t>问题</w:t>
-            </w:r>
-          </w:p>
-        </w:tc>
-        <w:tc>
-          <w:tcPr>
-            <w:tcW w:type="dxa" w:w="3140"/>
-            <w:tcMar>
-              <w:top w:w="80" w:type="dxa"/>
-              <w:start w:w="120" w:type="dxa"/>
-              <w:bottom w:w="80" w:type="dxa"/>
-              <w:end w:w="120" w:type="dxa"/>
-            </w:tcMar>
-            <w:vAlign w:val="center"/>
-            <w:shd w:fill="E8EEF5"/>
-          </w:tcPr>
-          <w:p>
-            <w:pPr>
-              <w:keepNext w:val="0"/>
-              <w:spacing w:before="0" w:after="0" w:line="240" w:lineRule="auto"/>
-              <w:jc w:val="center"/>
-            </w:pPr>
-            <w:r>
-              <w:rPr>
-                <w:rFonts w:ascii="Calibri" w:hAnsi="Calibri" w:eastAsia="Microsoft YaHei"/>
-                <w:b/>
-                <w:color w:val="17264A"/>
-                <w:sz w:val="19"/>
-              </w:rPr>
-              <w:t>判断方法</w:t>
-            </w:r>
-          </w:p>
-        </w:tc>
-        <w:tc>
-          <w:tcPr>
-            <w:tcW w:type="dxa" w:w="4320"/>
-            <w:tcMar>
-              <w:top w:w="80" w:type="dxa"/>
-              <w:start w:w="120" w:type="dxa"/>
-              <w:bottom w:w="80" w:type="dxa"/>
-              <w:end w:w="120" w:type="dxa"/>
-            </w:tcMar>
-            <w:vAlign w:val="center"/>
-            <w:shd w:fill="E8EEF5"/>
-          </w:tcPr>
-          <w:p>
-            <w:pPr>
-              <w:keepNext w:val="0"/>
-              <w:spacing w:before="0" w:after="0" w:line="240" w:lineRule="auto"/>
-              <w:jc w:val="center"/>
-            </w:pPr>
-            <w:r>
-              <w:rPr>
-                <w:rFonts w:ascii="Calibri" w:hAnsi="Calibri" w:eastAsia="Microsoft YaHei"/>
-                <w:b/>
-                <w:color w:val="17264A"/>
-                <w:sz w:val="19"/>
-              </w:rPr>
-              <w:t>处理方式</w:t>
+              <w:t>查看原始 Excel 行，填写复核结论和说明</w:t>
             </w:r>
           </w:p>
         </w:tc>
@@ -6767,90 +2226,7 @@
         </w:trPr>
         <w:tc>
           <w:tcPr>
-            <w:tcW w:type="dxa" w:w="1900"/>
-            <w:tcMar>
-              <w:top w:w="80" w:type="dxa"/>
-              <w:start w:w="120" w:type="dxa"/>
-              <w:bottom w:w="80" w:type="dxa"/>
-              <w:end w:w="120" w:type="dxa"/>
-            </w:tcMar>
-            <w:vAlign w:val="center"/>
-          </w:tcPr>
-          <w:p>
-            <w:pPr>
-              <w:keepNext w:val="0"/>
-              <w:spacing w:before="0" w:after="0" w:line="264" w:lineRule="auto"/>
-            </w:pPr>
-            <w:r>
-              <w:rPr>
-                <w:rFonts w:ascii="Calibri" w:hAnsi="Calibri" w:eastAsia="Microsoft YaHei"/>
-                <w:color w:val="13213C"/>
-                <w:sz w:val="18"/>
-              </w:rPr>
-              <w:t>网页打不开</w:t>
-            </w:r>
-          </w:p>
-        </w:tc>
-        <w:tc>
-          <w:tcPr>
-            <w:tcW w:type="dxa" w:w="3140"/>
-            <w:tcMar>
-              <w:top w:w="80" w:type="dxa"/>
-              <w:start w:w="120" w:type="dxa"/>
-              <w:bottom w:w="80" w:type="dxa"/>
-              <w:end w:w="120" w:type="dxa"/>
-            </w:tcMar>
-            <w:vAlign w:val="center"/>
-          </w:tcPr>
-          <w:p>
-            <w:pPr>
-              <w:keepNext w:val="0"/>
-              <w:spacing w:before="0" w:after="0" w:line="264" w:lineRule="auto"/>
-            </w:pPr>
-            <w:r>
-              <w:rPr>
-                <w:rFonts w:ascii="Calibri" w:hAnsi="Calibri" w:eastAsia="Microsoft YaHei"/>
-                <w:color w:val="13213C"/>
-                <w:sz w:val="18"/>
-              </w:rPr>
-              <w:t>区分本地地址还是线上地址</w:t>
-            </w:r>
-          </w:p>
-        </w:tc>
-        <w:tc>
-          <w:tcPr>
-            <w:tcW w:type="dxa" w:w="4320"/>
-            <w:tcMar>
-              <w:top w:w="80" w:type="dxa"/>
-              <w:start w:w="120" w:type="dxa"/>
-              <w:bottom w:w="80" w:type="dxa"/>
-              <w:end w:w="120" w:type="dxa"/>
-            </w:tcMar>
-            <w:vAlign w:val="center"/>
-          </w:tcPr>
-          <w:p>
-            <w:pPr>
-              <w:keepNext w:val="0"/>
-              <w:spacing w:before="0" w:after="0" w:line="264" w:lineRule="auto"/>
-            </w:pPr>
-            <w:r>
-              <w:rPr>
-                <w:rFonts w:ascii="Calibri" w:hAnsi="Calibri" w:eastAsia="Microsoft YaHei"/>
-                <w:color w:val="13213C"/>
-                <w:sz w:val="18"/>
-              </w:rPr>
-              <w:t>本地启动前后端和数据库；线上检查 Pages/Render</w:t>
-            </w:r>
-          </w:p>
-        </w:tc>
-      </w:tr>
-      <w:tr>
-        <w:trPr>
-          <w:cantSplit/>
-        </w:trPr>
-        <w:tc>
-          <w:tcPr>
-            <w:tcW w:type="dxa" w:w="1900"/>
+            <w:tcW w:type="dxa" w:w="2300"/>
             <w:shd w:fill="F9FBFD"/>
             <w:tcMar>
               <w:top w:w="80" w:type="dxa"/>
@@ -6871,13 +2247,13 @@
                 <w:color w:val="13213C"/>
                 <w:sz w:val="18"/>
               </w:rPr>
-              <w:t>登录失败</w:t>
+              <w:t>应收管理</w:t>
             </w:r>
           </w:p>
         </w:tc>
         <w:tc>
           <w:tcPr>
-            <w:tcW w:type="dxa" w:w="3140"/>
+            <w:tcW w:type="dxa" w:w="7060"/>
             <w:shd w:fill="F9FBFD"/>
             <w:tcMar>
               <w:top w:w="80" w:type="dxa"/>
@@ -6898,13 +2274,75 @@
                 <w:color w:val="13213C"/>
                 <w:sz w:val="18"/>
               </w:rPr>
-              <w:t>查看是否账号停用、密码已改或 token 失效</w:t>
+              <w:t>登记/作废回款，查看未收款和账龄</w:t>
+            </w:r>
+          </w:p>
+        </w:tc>
+      </w:tr>
+      <w:tr>
+        <w:trPr>
+          <w:cantSplit/>
+        </w:trPr>
+        <w:tc>
+          <w:tcPr>
+            <w:tcW w:type="dxa" w:w="2300"/>
+            <w:tcMar>
+              <w:top w:w="80" w:type="dxa"/>
+              <w:start w:w="120" w:type="dxa"/>
+              <w:bottom w:w="80" w:type="dxa"/>
+              <w:end w:w="120" w:type="dxa"/>
+            </w:tcMar>
+            <w:vAlign w:val="center"/>
+          </w:tcPr>
+          <w:p>
+            <w:pPr>
+              <w:keepNext w:val="0"/>
+              <w:spacing w:before="0" w:after="0" w:line="264" w:lineRule="auto"/>
+            </w:pPr>
+            <w:r>
+              <w:rPr>
+                <w:rFonts w:ascii="Calibri" w:hAnsi="Calibri" w:eastAsia="Microsoft YaHei"/>
+                <w:color w:val="13213C"/>
+                <w:sz w:val="18"/>
+              </w:rPr>
+              <w:t>上游应付</w:t>
             </w:r>
           </w:p>
         </w:tc>
         <w:tc>
           <w:tcPr>
-            <w:tcW w:type="dxa" w:w="4320"/>
+            <w:tcW w:type="dxa" w:w="7060"/>
+            <w:tcMar>
+              <w:top w:w="80" w:type="dxa"/>
+              <w:start w:w="120" w:type="dxa"/>
+              <w:bottom w:w="80" w:type="dxa"/>
+              <w:end w:w="120" w:type="dxa"/>
+            </w:tcMar>
+            <w:vAlign w:val="center"/>
+          </w:tcPr>
+          <w:p>
+            <w:pPr>
+              <w:keepNext w:val="0"/>
+              <w:spacing w:before="0" w:after="0" w:line="264" w:lineRule="auto"/>
+            </w:pPr>
+            <w:r>
+              <w:rPr>
+                <w:rFonts w:ascii="Calibri" w:hAnsi="Calibri" w:eastAsia="Microsoft YaHei"/>
+                <w:color w:val="13213C"/>
+                <w:sz w:val="18"/>
+              </w:rPr>
+              <w:t>登记/作废付款，查看供应商费用和账龄</w:t>
+            </w:r>
+          </w:p>
+        </w:tc>
+      </w:tr>
+      <w:tr>
+        <w:trPr>
+          <w:cantSplit/>
+        </w:trPr>
+        <w:tc>
+          <w:tcPr>
+            <w:tcW w:type="dxa" w:w="2300"/>
             <w:shd w:fill="F9FBFD"/>
             <w:tcMar>
               <w:top w:w="80" w:type="dxa"/>
@@ -6925,101 +2363,13 @@
                 <w:color w:val="13213C"/>
                 <w:sz w:val="18"/>
               </w:rPr>
-              <w:t>联系管理员重置；重新登录，不反复尝试默认密码</w:t>
-            </w:r>
-          </w:p>
-        </w:tc>
-      </w:tr>
-      <w:tr>
-        <w:trPr>
-          <w:cantSplit/>
-        </w:trPr>
-        <w:tc>
-          <w:tcPr>
-            <w:tcW w:type="dxa" w:w="1900"/>
-            <w:tcMar>
-              <w:top w:w="80" w:type="dxa"/>
-              <w:start w:w="120" w:type="dxa"/>
-              <w:bottom w:w="80" w:type="dxa"/>
-              <w:end w:w="120" w:type="dxa"/>
-            </w:tcMar>
-            <w:vAlign w:val="center"/>
-          </w:tcPr>
-          <w:p>
-            <w:pPr>
-              <w:keepNext w:val="0"/>
-              <w:spacing w:before="0" w:after="0" w:line="264" w:lineRule="auto"/>
-            </w:pPr>
-            <w:r>
-              <w:rPr>
-                <w:rFonts w:ascii="Calibri" w:hAnsi="Calibri" w:eastAsia="Microsoft YaHei"/>
-                <w:color w:val="13213C"/>
-                <w:sz w:val="18"/>
-              </w:rPr>
-              <w:t>导入失败</w:t>
+              <w:t>参数规则</w:t>
             </w:r>
           </w:p>
         </w:tc>
         <w:tc>
           <w:tcPr>
-            <w:tcW w:type="dxa" w:w="3140"/>
-            <w:tcMar>
-              <w:top w:w="80" w:type="dxa"/>
-              <w:start w:w="120" w:type="dxa"/>
-              <w:bottom w:w="80" w:type="dxa"/>
-              <w:end w:w="120" w:type="dxa"/>
-            </w:tcMar>
-            <w:vAlign w:val="center"/>
-          </w:tcPr>
-          <w:p>
-            <w:pPr>
-              <w:keepNext w:val="0"/>
-              <w:spacing w:before="0" w:after="0" w:line="264" w:lineRule="auto"/>
-            </w:pPr>
-            <w:r>
-              <w:rPr>
-                <w:rFonts w:ascii="Calibri" w:hAnsi="Calibri" w:eastAsia="Microsoft YaHei"/>
-                <w:color w:val="13213C"/>
-                <w:sz w:val="18"/>
-              </w:rPr>
-              <w:t>查看预检阻断项、文件类型、大小及月份锁账状态</w:t>
-            </w:r>
-          </w:p>
-        </w:tc>
-        <w:tc>
-          <w:tcPr>
-            <w:tcW w:type="dxa" w:w="4320"/>
-            <w:tcMar>
-              <w:top w:w="80" w:type="dxa"/>
-              <w:start w:w="120" w:type="dxa"/>
-              <w:bottom w:w="80" w:type="dxa"/>
-              <w:end w:w="120" w:type="dxa"/>
-            </w:tcMar>
-            <w:vAlign w:val="center"/>
-          </w:tcPr>
-          <w:p>
-            <w:pPr>
-              <w:keepNext w:val="0"/>
-              <w:spacing w:before="0" w:after="0" w:line="264" w:lineRule="auto"/>
-            </w:pPr>
-            <w:r>
-              <w:rPr>
-                <w:rFonts w:ascii="Calibri" w:hAnsi="Calibri" w:eastAsia="Microsoft YaHei"/>
-                <w:color w:val="13213C"/>
-                <w:sz w:val="18"/>
-              </w:rPr>
-              <w:t>修复指定 Excel 行/字段后重新预检</w:t>
-            </w:r>
-          </w:p>
-        </w:tc>
-      </w:tr>
-      <w:tr>
-        <w:trPr>
-          <w:cantSplit/>
-        </w:trPr>
-        <w:tc>
-          <w:tcPr>
-            <w:tcW w:type="dxa" w:w="1900"/>
+            <w:tcW w:type="dxa" w:w="7060"/>
             <w:shd w:fill="F9FBFD"/>
             <w:tcMar>
               <w:top w:w="80" w:type="dxa"/>
@@ -7040,399 +2390,7 @@
                 <w:color w:val="13213C"/>
                 <w:sz w:val="18"/>
               </w:rPr>
-              <w:t>金额与 Excel 不一致</w:t>
-            </w:r>
-          </w:p>
-        </w:tc>
-        <w:tc>
-          <w:tcPr>
-            <w:tcW w:type="dxa" w:w="3140"/>
-            <w:shd w:fill="F9FBFD"/>
-            <w:tcMar>
-              <w:top w:w="80" w:type="dxa"/>
-              <w:start w:w="120" w:type="dxa"/>
-              <w:bottom w:w="80" w:type="dxa"/>
-              <w:end w:w="120" w:type="dxa"/>
-            </w:tcMar>
-            <w:vAlign w:val="center"/>
-          </w:tcPr>
-          <w:p>
-            <w:pPr>
-              <w:keepNext w:val="0"/>
-              <w:spacing w:before="0" w:after="0" w:line="264" w:lineRule="auto"/>
-            </w:pPr>
-            <w:r>
-              <w:rPr>
-                <w:rFonts w:ascii="Calibri" w:hAnsi="Calibri" w:eastAsia="Microsoft YaHei"/>
-                <w:color w:val="13213C"/>
-                <w:sz w:val="18"/>
-              </w:rPr>
-              <w:t>下钻费用行，核对方向、金额、汇率、重复行</w:t>
-            </w:r>
-          </w:p>
-        </w:tc>
-        <w:tc>
-          <w:tcPr>
-            <w:tcW w:type="dxa" w:w="4320"/>
-            <w:shd w:fill="F9FBFD"/>
-            <w:tcMar>
-              <w:top w:w="80" w:type="dxa"/>
-              <w:start w:w="120" w:type="dxa"/>
-              <w:bottom w:w="80" w:type="dxa"/>
-              <w:end w:w="120" w:type="dxa"/>
-            </w:tcMar>
-            <w:vAlign w:val="center"/>
-          </w:tcPr>
-          <w:p>
-            <w:pPr>
-              <w:keepNext w:val="0"/>
-              <w:spacing w:before="0" w:after="0" w:line="264" w:lineRule="auto"/>
-            </w:pPr>
-            <w:r>
-              <w:rPr>
-                <w:rFonts w:ascii="Calibri" w:hAnsi="Calibri" w:eastAsia="Microsoft YaHei"/>
-                <w:color w:val="13213C"/>
-                <w:sz w:val="18"/>
-              </w:rPr>
-              <w:t>修正源 Excel 后重新导入；不要改汇总</w:t>
-            </w:r>
-          </w:p>
-        </w:tc>
-      </w:tr>
-      <w:tr>
-        <w:trPr>
-          <w:cantSplit/>
-        </w:trPr>
-        <w:tc>
-          <w:tcPr>
-            <w:tcW w:type="dxa" w:w="1900"/>
-            <w:tcMar>
-              <w:top w:w="80" w:type="dxa"/>
-              <w:start w:w="120" w:type="dxa"/>
-              <w:bottom w:w="80" w:type="dxa"/>
-              <w:end w:w="120" w:type="dxa"/>
-            </w:tcMar>
-            <w:vAlign w:val="center"/>
-          </w:tcPr>
-          <w:p>
-            <w:pPr>
-              <w:keepNext w:val="0"/>
-              <w:spacing w:before="0" w:after="0" w:line="264" w:lineRule="auto"/>
-            </w:pPr>
-            <w:r>
-              <w:rPr>
-                <w:rFonts w:ascii="Calibri" w:hAnsi="Calibri" w:eastAsia="Microsoft YaHei"/>
-                <w:color w:val="13213C"/>
-                <w:sz w:val="18"/>
-              </w:rPr>
-              <w:t>下载 401/403</w:t>
-            </w:r>
-          </w:p>
-        </w:tc>
-        <w:tc>
-          <w:tcPr>
-            <w:tcW w:type="dxa" w:w="3140"/>
-            <w:tcMar>
-              <w:top w:w="80" w:type="dxa"/>
-              <w:start w:w="120" w:type="dxa"/>
-              <w:bottom w:w="80" w:type="dxa"/>
-              <w:end w:w="120" w:type="dxa"/>
-            </w:tcMar>
-            <w:vAlign w:val="center"/>
-          </w:tcPr>
-          <w:p>
-            <w:pPr>
-              <w:keepNext w:val="0"/>
-              <w:spacing w:before="0" w:after="0" w:line="264" w:lineRule="auto"/>
-            </w:pPr>
-            <w:r>
-              <w:rPr>
-                <w:rFonts w:ascii="Calibri" w:hAnsi="Calibri" w:eastAsia="Microsoft YaHei"/>
-                <w:color w:val="13213C"/>
-                <w:sz w:val="18"/>
-              </w:rPr>
-              <w:t>确认登录状态和角色权限</w:t>
-            </w:r>
-          </w:p>
-        </w:tc>
-        <w:tc>
-          <w:tcPr>
-            <w:tcW w:type="dxa" w:w="4320"/>
-            <w:tcMar>
-              <w:top w:w="80" w:type="dxa"/>
-              <w:start w:w="120" w:type="dxa"/>
-              <w:bottom w:w="80" w:type="dxa"/>
-              <w:end w:w="120" w:type="dxa"/>
-            </w:tcMar>
-            <w:vAlign w:val="center"/>
-          </w:tcPr>
-          <w:p>
-            <w:pPr>
-              <w:keepNext w:val="0"/>
-              <w:spacing w:before="0" w:after="0" w:line="264" w:lineRule="auto"/>
-            </w:pPr>
-            <w:r>
-              <w:rPr>
-                <w:rFonts w:ascii="Calibri" w:hAnsi="Calibri" w:eastAsia="Microsoft YaHei"/>
-                <w:color w:val="13213C"/>
-                <w:sz w:val="18"/>
-              </w:rPr>
-              <w:t>重新登录后使用页面下载按钮，不直接打开 API URL</w:t>
-            </w:r>
-          </w:p>
-        </w:tc>
-      </w:tr>
-      <w:tr>
-        <w:trPr>
-          <w:cantSplit/>
-        </w:trPr>
-        <w:tc>
-          <w:tcPr>
-            <w:tcW w:type="dxa" w:w="1900"/>
-            <w:shd w:fill="F9FBFD"/>
-            <w:tcMar>
-              <w:top w:w="80" w:type="dxa"/>
-              <w:start w:w="120" w:type="dxa"/>
-              <w:bottom w:w="80" w:type="dxa"/>
-              <w:end w:w="120" w:type="dxa"/>
-            </w:tcMar>
-            <w:vAlign w:val="center"/>
-          </w:tcPr>
-          <w:p>
-            <w:pPr>
-              <w:keepNext w:val="0"/>
-              <w:spacing w:before="0" w:after="0" w:line="264" w:lineRule="auto"/>
-            </w:pPr>
-            <w:r>
-              <w:rPr>
-                <w:rFonts w:ascii="Calibri" w:hAnsi="Calibri" w:eastAsia="Microsoft YaHei"/>
-                <w:color w:val="13213C"/>
-                <w:sz w:val="18"/>
-              </w:rPr>
-              <w:t>签名链接打不开</w:t>
-            </w:r>
-          </w:p>
-        </w:tc>
-        <w:tc>
-          <w:tcPr>
-            <w:tcW w:type="dxa" w:w="3140"/>
-            <w:shd w:fill="F9FBFD"/>
-            <w:tcMar>
-              <w:top w:w="80" w:type="dxa"/>
-              <w:start w:w="120" w:type="dxa"/>
-              <w:bottom w:w="80" w:type="dxa"/>
-              <w:end w:w="120" w:type="dxa"/>
-            </w:tcMar>
-            <w:vAlign w:val="center"/>
-          </w:tcPr>
-          <w:p>
-            <w:pPr>
-              <w:keepNext w:val="0"/>
-              <w:spacing w:before="0" w:after="0" w:line="264" w:lineRule="auto"/>
-            </w:pPr>
-            <w:r>
-              <w:rPr>
-                <w:rFonts w:ascii="Calibri" w:hAnsi="Calibri" w:eastAsia="Microsoft YaHei"/>
-                <w:color w:val="13213C"/>
-                <w:sz w:val="18"/>
-              </w:rPr>
-              <w:t>确认使用线上链接、token 未过期且单据未作废</w:t>
-            </w:r>
-          </w:p>
-        </w:tc>
-        <w:tc>
-          <w:tcPr>
-            <w:tcW w:type="dxa" w:w="4320"/>
-            <w:shd w:fill="F9FBFD"/>
-            <w:tcMar>
-              <w:top w:w="80" w:type="dxa"/>
-              <w:start w:w="120" w:type="dxa"/>
-              <w:bottom w:w="80" w:type="dxa"/>
-              <w:end w:w="120" w:type="dxa"/>
-            </w:tcMar>
-            <w:vAlign w:val="center"/>
-          </w:tcPr>
-          <w:p>
-            <w:pPr>
-              <w:keepNext w:val="0"/>
-              <w:spacing w:before="0" w:after="0" w:line="264" w:lineRule="auto"/>
-            </w:pPr>
-            <w:r>
-              <w:rPr>
-                <w:rFonts w:ascii="Calibri" w:hAnsi="Calibri" w:eastAsia="Microsoft YaHei"/>
-                <w:color w:val="13213C"/>
-                <w:sz w:val="18"/>
-              </w:rPr>
-              <w:t>重新生成并发送外部签名链接</w:t>
-            </w:r>
-          </w:p>
-        </w:tc>
-      </w:tr>
-      <w:tr>
-        <w:trPr>
-          <w:cantSplit/>
-        </w:trPr>
-        <w:tc>
-          <w:tcPr>
-            <w:tcW w:type="dxa" w:w="1900"/>
-            <w:tcMar>
-              <w:top w:w="80" w:type="dxa"/>
-              <w:start w:w="120" w:type="dxa"/>
-              <w:bottom w:w="80" w:type="dxa"/>
-              <w:end w:w="120" w:type="dxa"/>
-            </w:tcMar>
-            <w:vAlign w:val="center"/>
-          </w:tcPr>
-          <w:p>
-            <w:pPr>
-              <w:keepNext w:val="0"/>
-              <w:spacing w:before="0" w:after="0" w:line="264" w:lineRule="auto"/>
-            </w:pPr>
-            <w:r>
-              <w:rPr>
-                <w:rFonts w:ascii="Calibri" w:hAnsi="Calibri" w:eastAsia="Microsoft YaHei"/>
-                <w:color w:val="13213C"/>
-                <w:sz w:val="18"/>
-              </w:rPr>
-              <w:t>钉钉发送失败</w:t>
-            </w:r>
-          </w:p>
-        </w:tc>
-        <w:tc>
-          <w:tcPr>
-            <w:tcW w:type="dxa" w:w="3140"/>
-            <w:tcMar>
-              <w:top w:w="80" w:type="dxa"/>
-              <w:start w:w="120" w:type="dxa"/>
-              <w:bottom w:w="80" w:type="dxa"/>
-              <w:end w:w="120" w:type="dxa"/>
-            </w:tcMar>
-            <w:vAlign w:val="center"/>
-          </w:tcPr>
-          <w:p>
-            <w:pPr>
-              <w:keepNext w:val="0"/>
-              <w:spacing w:before="0" w:after="0" w:line="264" w:lineRule="auto"/>
-            </w:pPr>
-            <w:r>
-              <w:rPr>
-                <w:rFonts w:ascii="Calibri" w:hAnsi="Calibri" w:eastAsia="Microsoft YaHei"/>
-                <w:color w:val="13213C"/>
-                <w:sz w:val="18"/>
-              </w:rPr>
-              <w:t>查看钉钉配置、应用发布和员工 ID 映射</w:t>
-            </w:r>
-          </w:p>
-        </w:tc>
-        <w:tc>
-          <w:tcPr>
-            <w:tcW w:type="dxa" w:w="4320"/>
-            <w:tcMar>
-              <w:top w:w="80" w:type="dxa"/>
-              <w:start w:w="120" w:type="dxa"/>
-              <w:bottom w:w="80" w:type="dxa"/>
-              <w:end w:w="120" w:type="dxa"/>
-            </w:tcMar>
-            <w:vAlign w:val="center"/>
-          </w:tcPr>
-          <w:p>
-            <w:pPr>
-              <w:keepNext w:val="0"/>
-              <w:spacing w:before="0" w:after="0" w:line="264" w:lineRule="auto"/>
-            </w:pPr>
-            <w:r>
-              <w:rPr>
-                <w:rFonts w:ascii="Calibri" w:hAnsi="Calibri" w:eastAsia="Microsoft YaHei"/>
-                <w:color w:val="13213C"/>
-                <w:sz w:val="18"/>
-              </w:rPr>
-              <w:t>修复配置后重发，或复制链接手工发送</w:t>
-            </w:r>
-          </w:p>
-        </w:tc>
-      </w:tr>
-      <w:tr>
-        <w:trPr>
-          <w:cantSplit/>
-        </w:trPr>
-        <w:tc>
-          <w:tcPr>
-            <w:tcW w:type="dxa" w:w="1900"/>
-            <w:shd w:fill="F9FBFD"/>
-            <w:tcMar>
-              <w:top w:w="80" w:type="dxa"/>
-              <w:start w:w="120" w:type="dxa"/>
-              <w:bottom w:w="80" w:type="dxa"/>
-              <w:end w:w="120" w:type="dxa"/>
-            </w:tcMar>
-            <w:vAlign w:val="center"/>
-          </w:tcPr>
-          <w:p>
-            <w:pPr>
-              <w:keepNext w:val="0"/>
-              <w:spacing w:before="0" w:after="0" w:line="264" w:lineRule="auto"/>
-            </w:pPr>
-            <w:r>
-              <w:rPr>
-                <w:rFonts w:ascii="Calibri" w:hAnsi="Calibri" w:eastAsia="Microsoft YaHei"/>
-                <w:color w:val="13213C"/>
-                <w:sz w:val="18"/>
-              </w:rPr>
-              <w:t>Render 首次访问慢</w:t>
-            </w:r>
-          </w:p>
-        </w:tc>
-        <w:tc>
-          <w:tcPr>
-            <w:tcW w:type="dxa" w:w="3140"/>
-            <w:shd w:fill="F9FBFD"/>
-            <w:tcMar>
-              <w:top w:w="80" w:type="dxa"/>
-              <w:start w:w="120" w:type="dxa"/>
-              <w:bottom w:w="80" w:type="dxa"/>
-              <w:end w:w="120" w:type="dxa"/>
-            </w:tcMar>
-            <w:vAlign w:val="center"/>
-          </w:tcPr>
-          <w:p>
-            <w:pPr>
-              <w:keepNext w:val="0"/>
-              <w:spacing w:before="0" w:after="0" w:line="264" w:lineRule="auto"/>
-            </w:pPr>
-            <w:r>
-              <w:rPr>
-                <w:rFonts w:ascii="Calibri" w:hAnsi="Calibri" w:eastAsia="Microsoft YaHei"/>
-                <w:color w:val="13213C"/>
-                <w:sz w:val="18"/>
-              </w:rPr>
-              <w:t>健康接口等待时间明显增加</w:t>
-            </w:r>
-          </w:p>
-        </w:tc>
-        <w:tc>
-          <w:tcPr>
-            <w:tcW w:type="dxa" w:w="4320"/>
-            <w:shd w:fill="F9FBFD"/>
-            <w:tcMar>
-              <w:top w:w="80" w:type="dxa"/>
-              <w:start w:w="120" w:type="dxa"/>
-              <w:bottom w:w="80" w:type="dxa"/>
-              <w:end w:w="120" w:type="dxa"/>
-            </w:tcMar>
-            <w:vAlign w:val="center"/>
-          </w:tcPr>
-          <w:p>
-            <w:pPr>
-              <w:keepNext w:val="0"/>
-              <w:spacing w:before="0" w:after="0" w:line="264" w:lineRule="auto"/>
-            </w:pPr>
-            <w:r>
-              <w:rPr>
-                <w:rFonts w:ascii="Calibri" w:hAnsi="Calibri" w:eastAsia="Microsoft YaHei"/>
-                <w:color w:val="13213C"/>
-                <w:sz w:val="18"/>
-              </w:rPr>
-              <w:t>免费实例可能冷启动；升级实例可减少休眠</w:t>
+              <w:t>模板、规则、流程提醒、锁账、账号、日志和系统状态</w:t>
             </w:r>
           </w:p>
         </w:tc>
@@ -7494,7 +2452,7 @@
                 <w:color w:val="2F6FED"/>
                 <w:sz w:val="22"/>
               </w:rPr>
-              <w:t>请求 ID</w:t>
+              <w:t>金额核对</w:t>
             </w:r>
           </w:p>
           <w:p>
@@ -7508,7 +2466,7 @@
                 <w:color w:val="13213C"/>
                 <w:sz w:val="21"/>
               </w:rPr>
-              <w:t>后端为每次请求返回 x-request-id。出现接口错误时记录页面时间、操作、月份和请求 ID，便于在 Render 日志中定位同一条请求。</w:t>
+              <w:t>订单应收合计=经营总览总应收；物流订单应付合计=上游应付总应付；应收-应付=对应范围毛利；已收/已付+未收/未付=订单应收/应付。</w:t>
             </w:r>
           </w:p>
         </w:tc>
@@ -7540,22 +2498,7 @@
           <w:color w:val="2F6FED"/>
           <w:sz w:val="32"/>
         </w:rPr>
-        <w:t>13. 钉钉与 ERPNext</w:t>
-      </w:r>
-    </w:p>
-    <w:p>
-      <w:pPr>
-        <w:pStyle w:val="Heading2"/>
-        <w:keepNext/>
-      </w:pPr>
-      <w:r>
-        <w:rPr>
-          <w:rFonts w:ascii="Calibri" w:hAnsi="Calibri" w:eastAsia="Microsoft YaHei"/>
-          <w:b/>
-          <w:color w:val="2F6FED"/>
-          <w:sz w:val="26"/>
-        </w:rPr>
-        <w:t>13.1 钉钉签名通知</w:t>
+        <w:t>5. 提成、绩效与电子签名</w:t>
       </w:r>
     </w:p>
     <w:p>
@@ -7571,7 +2514,7 @@
           <w:color w:val="13213C"/>
           <w:sz w:val="22"/>
         </w:rPr>
-        <w:t>企业应用单聊需要配置 AppKey、AppSecret、RobotCode，授予发送消息权限并发布应用。</w:t>
+        <w:t>物流提成：点击销售代表票数下钻订单；主管可调整单票比例，系统自动重算金额。</w:t>
       </w:r>
     </w:p>
     <w:p>
@@ -7587,7 +2530,7 @@
           <w:color w:val="13213C"/>
           <w:sz w:val="22"/>
         </w:rPr>
-        <w:t>参数规则页为每名员工维护正确的钉钉用户 ID。</w:t>
+        <w:t>注册提成：主管确认金额归属对应销售代表，并合并进入销售薪资确认单。</w:t>
       </w:r>
     </w:p>
     <w:p>
@@ -7603,7 +2546,7 @@
           <w:color w:val="13213C"/>
           <w:sz w:val="22"/>
         </w:rPr>
-        <w:t>先用测试员工生成确认单并发送；成功后再批量使用。</w:t>
+        <w:t>操作员绩效：人员取 Excel 客服代表；Excel 票数不人工增删，分类金额自动汇总。</w:t>
       </w:r>
     </w:p>
     <w:p>
@@ -7619,22 +2562,7 @@
           <w:color w:val="13213C"/>
           <w:sz w:val="22"/>
         </w:rPr>
-        <w:t>群机器人 Webhook 可作为群通知方式，但个人签名仍应使用每人独立链接。</w:t>
-      </w:r>
-    </w:p>
-    <w:p>
-      <w:pPr>
-        <w:pStyle w:val="Heading2"/>
-        <w:keepNext/>
-      </w:pPr>
-      <w:r>
-        <w:rPr>
-          <w:rFonts w:ascii="Calibri" w:hAnsi="Calibri" w:eastAsia="Microsoft YaHei"/>
-          <w:b/>
-          <w:color w:val="2F6FED"/>
-          <w:sz w:val="26"/>
-        </w:rPr>
-        <w:t>13.2 ERPNext</w:t>
+        <w:t>电子签名：生成确认单→查看快照→生成/发送外链→员工签名→主管确认。</w:t>
       </w:r>
     </w:p>
     <w:p>
@@ -7650,7 +2578,7 @@
           <w:color w:val="13213C"/>
           <w:sz w:val="22"/>
         </w:rPr>
-        <w:t>当前集成为只读模式，通过后端安全读取 ERPNext 客户、供应商和销售/采购发票概览。</w:t>
+        <w:t>Excel、PDF、PNG 来自同一快照，应保持人员、版本、明细和金额一致。</w:t>
       </w:r>
     </w:p>
     <w:p>
@@ -7666,7 +2594,113 @@
           <w:color w:val="13213C"/>
           <w:sz w:val="22"/>
         </w:rPr>
-        <w:t>ERPNext 原始金额和币种保持不变，不自动写入 XJD 财务台账。</w:t>
+        <w:t>签名链接一次性使用；过期、已签或作废后必须重新生成。已主管确认单据只能作废重签，不能覆盖。</w:t>
+      </w:r>
+    </w:p>
+    <w:tbl>
+      <w:tblPr>
+        <w:tblW w:type="dxa" w:w="9360"/>
+        <w:jc w:val="left"/>
+        <w:tblLayout w:type="fixed"/>
+        <w:tblLook w:firstColumn="1" w:firstRow="1" w:lastColumn="0" w:lastRow="0" w:noHBand="0" w:noVBand="1" w:val="04A0"/>
+        <w:tblInd w:w="120" w:type="dxa"/>
+      </w:tblPr>
+      <w:tblGrid>
+        <w:gridCol w:w="9360"/>
+      </w:tblGrid>
+      <w:tr>
+        <w:trPr>
+          <w:cantSplit/>
+        </w:trPr>
+        <w:tc>
+          <w:tcPr>
+            <w:tcW w:type="dxa" w:w="9360"/>
+            <w:tcMar>
+              <w:top w:w="80" w:type="dxa"/>
+              <w:start w:w="120" w:type="dxa"/>
+              <w:bottom w:w="80" w:type="dxa"/>
+              <w:end w:w="120" w:type="dxa"/>
+            </w:tcMar>
+            <w:vAlign w:val="center"/>
+            <w:shd w:fill="EAF7F2"/>
+            <w:tcBorders>
+              <w:start w:val="single" w:sz="20" w:color="20A67A"/>
+            </w:tcBorders>
+          </w:tcPr>
+          <w:p>
+            <w:pPr>
+              <w:keepNext w:val="0"/>
+              <w:spacing w:before="0" w:after="60" w:line="300" w:lineRule="auto"/>
+            </w:pPr>
+            <w:r>
+              <w:rPr>
+                <w:rFonts w:ascii="Calibri" w:hAnsi="Calibri" w:eastAsia="Microsoft YaHei"/>
+                <w:b/>
+                <w:color w:val="20A67A"/>
+                <w:sz w:val="22"/>
+              </w:rPr>
+              <w:t>钉钉发送</w:t>
+            </w:r>
+          </w:p>
+          <w:p>
+            <w:pPr>
+              <w:keepNext w:val="0"/>
+              <w:spacing w:before="0" w:after="0" w:line="300" w:lineRule="auto"/>
+            </w:pPr>
+            <w:r>
+              <w:rPr>
+                <w:rFonts w:ascii="Calibri" w:hAnsi="Calibri" w:eastAsia="Microsoft YaHei"/>
+                <w:color w:val="13213C"/>
+                <w:sz w:val="21"/>
+              </w:rPr>
+              <w:t>已配置企业应用且账号维护了员工钉钉用户 ID 时可直接发送；否则复制完整外部链接手工发送。</w:t>
+            </w:r>
+          </w:p>
+        </w:tc>
+      </w:tr>
+    </w:tbl>
+    <w:p>
+      <w:pPr>
+        <w:keepNext w:val="0"/>
+        <w:spacing w:before="0" w:after="40" w:line="300" w:lineRule="auto"/>
+      </w:pPr>
+      <w:r>
+        <w:rPr>
+          <w:rFonts w:ascii="Calibri" w:hAnsi="Calibri" w:eastAsia="Microsoft YaHei"/>
+          <w:b w:val="0"/>
+          <w:color w:val="13213C"/>
+          <w:sz w:val="2"/>
+        </w:rPr>
+      </w:r>
+    </w:p>
+    <w:p>
+      <w:pPr>
+        <w:pStyle w:val="Heading1"/>
+        <w:keepNext/>
+      </w:pPr>
+      <w:r>
+        <w:rPr>
+          <w:rFonts w:ascii="Calibri" w:hAnsi="Calibri" w:eastAsia="Microsoft YaHei"/>
+          <w:b/>
+          <w:color w:val="2F6FED"/>
+          <w:sz w:val="32"/>
+        </w:rPr>
+        <w:t>6. 收付款、风险与锁账</w:t>
+      </w:r>
+    </w:p>
+    <w:p>
+      <w:pPr>
+        <w:pStyle w:val="Heading2"/>
+        <w:keepNext/>
+      </w:pPr>
+      <w:r>
+        <w:rPr>
+          <w:rFonts w:ascii="Calibri" w:hAnsi="Calibri" w:eastAsia="Microsoft YaHei"/>
+          <w:b/>
+          <w:color w:val="2F6FED"/>
+          <w:sz w:val="26"/>
+        </w:rPr>
+        <w:t>应收/应付</w:t>
       </w:r>
     </w:p>
     <w:p>
@@ -7682,22 +2716,7 @@
           <w:color w:val="13213C"/>
           <w:sz w:val="22"/>
         </w:rPr>
-        <w:t>先在页面点击“测试连接”，成功后再查看概览或打开 ERPNext。</w:t>
-      </w:r>
-    </w:p>
-    <w:p>
-      <w:pPr>
-        <w:pStyle w:val="Heading1"/>
-        <w:keepNext/>
-      </w:pPr>
-      <w:r>
-        <w:rPr>
-          <w:rFonts w:ascii="Calibri" w:hAnsi="Calibri" w:eastAsia="Microsoft YaHei"/>
-          <w:b/>
-          <w:color w:val="2F6FED"/>
-          <w:sz w:val="32"/>
-        </w:rPr>
-        <w:t>14. 报表、下载与备份</w:t>
+        <w:t>回款或付款需填写金额、日期、方式、参考号和备注，保存后汇总与账龄自动刷新。</w:t>
       </w:r>
     </w:p>
     <w:p>
@@ -7713,7 +2732,7 @@
           <w:color w:val="13213C"/>
           <w:sz w:val="22"/>
         </w:rPr>
-        <w:t>经营总览“导出月报”输出当前月份财务分析 Excel。</w:t>
+        <w:t>错误结算不能删除，只能作废并填写原因，保留操作日志。</w:t>
       </w:r>
     </w:p>
     <w:p>
@@ -7729,7 +2748,22 @@
           <w:color w:val="13213C"/>
           <w:sz w:val="22"/>
         </w:rPr>
-        <w:t>确认单 Excel、PDF、PNG 使用同一份 payload 快照，历史版本不重新计算金额。</w:t>
+        <w:t>上游应付只统计物流类订单；注册、证书和店铺租赁等服务类应付单独管理。</w:t>
+      </w:r>
+    </w:p>
+    <w:p>
+      <w:pPr>
+        <w:pStyle w:val="Heading2"/>
+        <w:keepNext/>
+      </w:pPr>
+      <w:r>
+        <w:rPr>
+          <w:rFonts w:ascii="Calibri" w:hAnsi="Calibri" w:eastAsia="Microsoft YaHei"/>
+          <w:b/>
+          <w:color w:val="2F6FED"/>
+          <w:sz w:val="26"/>
+        </w:rPr>
+        <w:t>风险复查</w:t>
       </w:r>
     </w:p>
     <w:p>
@@ -7745,7 +2779,7 @@
           <w:color w:val="13213C"/>
           <w:sz w:val="22"/>
         </w:rPr>
-        <w:t>参数规则页可导出当前月份或全量系统备份，包含模板、规则、批次、锁账、确认单和操作日志。</w:t>
+        <w:t>筛选低毛利或异常高利润订单，打开原始数据查看 Excel 行号和费用明细。</w:t>
       </w:r>
     </w:p>
     <w:p>
@@ -7761,27 +2795,7 @@
           <w:color w:val="13213C"/>
           <w:sz w:val="22"/>
         </w:rPr>
-        <w:t>所有后台下载均通过当前登录 token 获取；不要直接转发受保护的下载 API。</w:t>
-      </w:r>
-    </w:p>
-    <w:p>
-      <w:r>
-        <w:br w:type="page"/>
-      </w:r>
-    </w:p>
-    <w:p>
-      <w:pPr>
-        <w:pStyle w:val="Heading1"/>
-        <w:keepNext/>
-      </w:pPr>
-      <w:r>
-        <w:rPr>
-          <w:rFonts w:ascii="Calibri" w:hAnsi="Calibri" w:eastAsia="Microsoft YaHei"/>
-          <w:b/>
-          <w:color w:val="2F6FED"/>
-          <w:sz w:val="32"/>
-        </w:rPr>
-        <w:t>15. 月度操作检查清单</w:t>
+        <w:t>填写复核结论与处理说明后保存，复核人、时间和状态写入审计日志。</w:t>
       </w:r>
     </w:p>
     <w:p>
@@ -7796,7 +2810,7 @@
           <w:color w:val="2F6FED"/>
           <w:sz w:val="26"/>
         </w:rPr>
-        <w:t>15.1 导入前</w:t>
+        <w:t>锁账与备份</w:t>
       </w:r>
     </w:p>
     <w:p>
@@ -7812,7 +2826,7 @@
           <w:color w:val="13213C"/>
           <w:sz w:val="22"/>
         </w:rPr>
-        <w:t>确认目标月份及该月是否锁账。</w:t>
+        <w:t>参数规则页的未完成事项是提醒，不阻止主管锁账。</w:t>
       </w:r>
     </w:p>
     <w:p>
@@ -7828,7 +2842,7 @@
           <w:color w:val="13213C"/>
           <w:sz w:val="22"/>
         </w:rPr>
-        <w:t>确认 Excel 使用固定表头，明细工作表完整。</w:t>
+        <w:t>锁账前导出月报和系统备份；锁账/解锁都必须填写原因。</w:t>
       </w:r>
     </w:p>
     <w:p>
@@ -7844,23 +2858,12 @@
           <w:color w:val="13213C"/>
           <w:sz w:val="22"/>
         </w:rPr>
-        <w:t>确认销售代表、客服代表、用户、供应商和下单时间已填写。</w:t>
+        <w:t>参数规则和表头模板只由授权管理员修改；修改规则不应重算已确认历史快照。</w:t>
       </w:r>
     </w:p>
     <w:p>
-      <w:pPr>
-        <w:pStyle w:val="ListBullet"/>
-        <w:keepNext w:val="0"/>
-        <w:spacing w:before="0" w:after="80" w:line="300" w:lineRule="auto"/>
-        <w:ind w:left="540" w:hanging="271"/>
-      </w:pPr>
       <w:r>
-        <w:rPr>
-          <w:rFonts w:ascii="Calibri" w:hAnsi="Calibri" w:eastAsia="Microsoft YaHei"/>
-          <w:color w:val="13213C"/>
-          <w:sz w:val="22"/>
-        </w:rPr>
-        <w:t>确认金额正负号、币种/汇率标注和赔付费用未被改写。</w:t>
+        <w:br w:type="page"/>
       </w:r>
     </w:p>
     <w:p>
@@ -7875,166 +2878,448 @@
           <w:color w:val="2F6FED"/>
           <w:sz w:val="26"/>
         </w:rPr>
-        <w:t>15.2 导入后</w:t>
+        <w:t>常见问题</w:t>
       </w:r>
     </w:p>
+    <w:tbl>
+      <w:tblPr>
+        <w:tblStyle w:val="TableGrid"/>
+        <w:tblW w:type="dxa" w:w="9360"/>
+        <w:tblLayout w:type="fixed"/>
+        <w:tblLook w:firstColumn="1" w:firstRow="1" w:lastColumn="0" w:lastRow="0" w:noHBand="0" w:noVBand="1" w:val="04A0"/>
+        <w:jc w:val="left"/>
+        <w:tblInd w:w="120" w:type="dxa"/>
+      </w:tblPr>
+      <w:tblGrid>
+        <w:gridCol w:w="2300"/>
+        <w:gridCol w:w="7060"/>
+      </w:tblGrid>
+      <w:tr>
+        <w:trPr>
+          <w:cantSplit/>
+          <w:tblHeader w:val="true"/>
+          <w:cantSplit/>
+        </w:trPr>
+        <w:tc>
+          <w:tcPr>
+            <w:tcW w:type="dxa" w:w="2300"/>
+            <w:tcMar>
+              <w:top w:w="80" w:type="dxa"/>
+              <w:start w:w="120" w:type="dxa"/>
+              <w:bottom w:w="80" w:type="dxa"/>
+              <w:end w:w="120" w:type="dxa"/>
+            </w:tcMar>
+            <w:vAlign w:val="center"/>
+            <w:shd w:fill="E8EEF5"/>
+          </w:tcPr>
+          <w:p>
+            <w:pPr>
+              <w:keepNext w:val="0"/>
+              <w:spacing w:before="0" w:after="0" w:line="240" w:lineRule="auto"/>
+              <w:jc w:val="center"/>
+            </w:pPr>
+            <w:r>
+              <w:rPr>
+                <w:rFonts w:ascii="Calibri" w:hAnsi="Calibri" w:eastAsia="Microsoft YaHei"/>
+                <w:b/>
+                <w:color w:val="17264A"/>
+                <w:sz w:val="19"/>
+              </w:rPr>
+              <w:t>问题</w:t>
+            </w:r>
+          </w:p>
+        </w:tc>
+        <w:tc>
+          <w:tcPr>
+            <w:tcW w:type="dxa" w:w="7060"/>
+            <w:tcMar>
+              <w:top w:w="80" w:type="dxa"/>
+              <w:start w:w="120" w:type="dxa"/>
+              <w:bottom w:w="80" w:type="dxa"/>
+              <w:end w:w="120" w:type="dxa"/>
+            </w:tcMar>
+            <w:vAlign w:val="center"/>
+            <w:shd w:fill="E8EEF5"/>
+          </w:tcPr>
+          <w:p>
+            <w:pPr>
+              <w:keepNext w:val="0"/>
+              <w:spacing w:before="0" w:after="0" w:line="240" w:lineRule="auto"/>
+              <w:jc w:val="center"/>
+            </w:pPr>
+            <w:r>
+              <w:rPr>
+                <w:rFonts w:ascii="Calibri" w:hAnsi="Calibri" w:eastAsia="Microsoft YaHei"/>
+                <w:b/>
+                <w:color w:val="17264A"/>
+                <w:sz w:val="19"/>
+              </w:rPr>
+              <w:t>处理</w:t>
+            </w:r>
+          </w:p>
+        </w:tc>
+      </w:tr>
+      <w:tr>
+        <w:trPr>
+          <w:cantSplit/>
+        </w:trPr>
+        <w:tc>
+          <w:tcPr>
+            <w:tcW w:type="dxa" w:w="2300"/>
+            <w:tcMar>
+              <w:top w:w="80" w:type="dxa"/>
+              <w:start w:w="120" w:type="dxa"/>
+              <w:bottom w:w="80" w:type="dxa"/>
+              <w:end w:w="120" w:type="dxa"/>
+            </w:tcMar>
+            <w:vAlign w:val="center"/>
+          </w:tcPr>
+          <w:p>
+            <w:pPr>
+              <w:keepNext w:val="0"/>
+              <w:spacing w:before="0" w:after="0" w:line="264" w:lineRule="auto"/>
+            </w:pPr>
+            <w:r>
+              <w:rPr>
+                <w:rFonts w:ascii="Calibri" w:hAnsi="Calibri" w:eastAsia="Microsoft YaHei"/>
+                <w:color w:val="13213C"/>
+                <w:sz w:val="18"/>
+              </w:rPr>
+              <w:t>网页打不开</w:t>
+            </w:r>
+          </w:p>
+        </w:tc>
+        <w:tc>
+          <w:tcPr>
+            <w:tcW w:type="dxa" w:w="7060"/>
+            <w:tcMar>
+              <w:top w:w="80" w:type="dxa"/>
+              <w:start w:w="120" w:type="dxa"/>
+              <w:bottom w:w="80" w:type="dxa"/>
+              <w:end w:w="120" w:type="dxa"/>
+            </w:tcMar>
+            <w:vAlign w:val="center"/>
+          </w:tcPr>
+          <w:p>
+            <w:pPr>
+              <w:keepNext w:val="0"/>
+              <w:spacing w:before="0" w:after="0" w:line="264" w:lineRule="auto"/>
+            </w:pPr>
+            <w:r>
+              <w:rPr>
+                <w:rFonts w:ascii="Calibri" w:hAnsi="Calibri" w:eastAsia="Microsoft YaHei"/>
+                <w:color w:val="13213C"/>
+                <w:sz w:val="18"/>
+              </w:rPr>
+              <w:t>本地检查 5173/4000/54329；线上检查 GitHub Pages 和 Render</w:t>
+            </w:r>
+          </w:p>
+        </w:tc>
+      </w:tr>
+      <w:tr>
+        <w:trPr>
+          <w:cantSplit/>
+        </w:trPr>
+        <w:tc>
+          <w:tcPr>
+            <w:tcW w:type="dxa" w:w="2300"/>
+            <w:shd w:fill="F9FBFD"/>
+            <w:tcMar>
+              <w:top w:w="80" w:type="dxa"/>
+              <w:start w:w="120" w:type="dxa"/>
+              <w:bottom w:w="80" w:type="dxa"/>
+              <w:end w:w="120" w:type="dxa"/>
+            </w:tcMar>
+            <w:vAlign w:val="center"/>
+          </w:tcPr>
+          <w:p>
+            <w:pPr>
+              <w:keepNext w:val="0"/>
+              <w:spacing w:before="0" w:after="0" w:line="264" w:lineRule="auto"/>
+            </w:pPr>
+            <w:r>
+              <w:rPr>
+                <w:rFonts w:ascii="Calibri" w:hAnsi="Calibri" w:eastAsia="Microsoft YaHei"/>
+                <w:color w:val="13213C"/>
+                <w:sz w:val="18"/>
+              </w:rPr>
+              <w:t>登录失败</w:t>
+            </w:r>
+          </w:p>
+        </w:tc>
+        <w:tc>
+          <w:tcPr>
+            <w:tcW w:type="dxa" w:w="7060"/>
+            <w:shd w:fill="F9FBFD"/>
+            <w:tcMar>
+              <w:top w:w="80" w:type="dxa"/>
+              <w:start w:w="120" w:type="dxa"/>
+              <w:bottom w:w="80" w:type="dxa"/>
+              <w:end w:w="120" w:type="dxa"/>
+            </w:tcMar>
+            <w:vAlign w:val="center"/>
+          </w:tcPr>
+          <w:p>
+            <w:pPr>
+              <w:keepNext w:val="0"/>
+              <w:spacing w:before="0" w:after="0" w:line="264" w:lineRule="auto"/>
+            </w:pPr>
+            <w:r>
+              <w:rPr>
+                <w:rFonts w:ascii="Calibri" w:hAnsi="Calibri" w:eastAsia="Microsoft YaHei"/>
+                <w:color w:val="13213C"/>
+                <w:sz w:val="18"/>
+              </w:rPr>
+              <w:t>确认账号未停用、密码未修改；由管理员重置密码</w:t>
+            </w:r>
+          </w:p>
+        </w:tc>
+      </w:tr>
+      <w:tr>
+        <w:trPr>
+          <w:cantSplit/>
+        </w:trPr>
+        <w:tc>
+          <w:tcPr>
+            <w:tcW w:type="dxa" w:w="2300"/>
+            <w:tcMar>
+              <w:top w:w="80" w:type="dxa"/>
+              <w:start w:w="120" w:type="dxa"/>
+              <w:bottom w:w="80" w:type="dxa"/>
+              <w:end w:w="120" w:type="dxa"/>
+            </w:tcMar>
+            <w:vAlign w:val="center"/>
+          </w:tcPr>
+          <w:p>
+            <w:pPr>
+              <w:keepNext w:val="0"/>
+              <w:spacing w:before="0" w:after="0" w:line="264" w:lineRule="auto"/>
+            </w:pPr>
+            <w:r>
+              <w:rPr>
+                <w:rFonts w:ascii="Calibri" w:hAnsi="Calibri" w:eastAsia="Microsoft YaHei"/>
+                <w:color w:val="13213C"/>
+                <w:sz w:val="18"/>
+              </w:rPr>
+              <w:t>导入失败</w:t>
+            </w:r>
+          </w:p>
+        </w:tc>
+        <w:tc>
+          <w:tcPr>
+            <w:tcW w:type="dxa" w:w="7060"/>
+            <w:tcMar>
+              <w:top w:w="80" w:type="dxa"/>
+              <w:start w:w="120" w:type="dxa"/>
+              <w:bottom w:w="80" w:type="dxa"/>
+              <w:end w:w="120" w:type="dxa"/>
+            </w:tcMar>
+            <w:vAlign w:val="center"/>
+          </w:tcPr>
+          <w:p>
+            <w:pPr>
+              <w:keepNext w:val="0"/>
+              <w:spacing w:before="0" w:after="0" w:line="264" w:lineRule="auto"/>
+            </w:pPr>
+            <w:r>
+              <w:rPr>
+                <w:rFonts w:ascii="Calibri" w:hAnsi="Calibri" w:eastAsia="Microsoft YaHei"/>
+                <w:color w:val="13213C"/>
+                <w:sz w:val="18"/>
+              </w:rPr>
+              <w:t>查看预检阻断项、文件大小/类型及月份锁账状态</w:t>
+            </w:r>
+          </w:p>
+        </w:tc>
+      </w:tr>
+      <w:tr>
+        <w:trPr>
+          <w:cantSplit/>
+        </w:trPr>
+        <w:tc>
+          <w:tcPr>
+            <w:tcW w:type="dxa" w:w="2300"/>
+            <w:shd w:fill="F9FBFD"/>
+            <w:tcMar>
+              <w:top w:w="80" w:type="dxa"/>
+              <w:start w:w="120" w:type="dxa"/>
+              <w:bottom w:w="80" w:type="dxa"/>
+              <w:end w:w="120" w:type="dxa"/>
+            </w:tcMar>
+            <w:vAlign w:val="center"/>
+          </w:tcPr>
+          <w:p>
+            <w:pPr>
+              <w:keepNext w:val="0"/>
+              <w:spacing w:before="0" w:after="0" w:line="264" w:lineRule="auto"/>
+            </w:pPr>
+            <w:r>
+              <w:rPr>
+                <w:rFonts w:ascii="Calibri" w:hAnsi="Calibri" w:eastAsia="Microsoft YaHei"/>
+                <w:color w:val="13213C"/>
+                <w:sz w:val="18"/>
+              </w:rPr>
+              <w:t>金额不一致</w:t>
+            </w:r>
+          </w:p>
+        </w:tc>
+        <w:tc>
+          <w:tcPr>
+            <w:tcW w:type="dxa" w:w="7060"/>
+            <w:shd w:fill="F9FBFD"/>
+            <w:tcMar>
+              <w:top w:w="80" w:type="dxa"/>
+              <w:start w:w="120" w:type="dxa"/>
+              <w:bottom w:w="80" w:type="dxa"/>
+              <w:end w:w="120" w:type="dxa"/>
+            </w:tcMar>
+            <w:vAlign w:val="center"/>
+          </w:tcPr>
+          <w:p>
+            <w:pPr>
+              <w:keepNext w:val="0"/>
+              <w:spacing w:before="0" w:after="0" w:line="264" w:lineRule="auto"/>
+            </w:pPr>
+            <w:r>
+              <w:rPr>
+                <w:rFonts w:ascii="Calibri" w:hAnsi="Calibri" w:eastAsia="Microsoft YaHei"/>
+                <w:color w:val="13213C"/>
+                <w:sz w:val="18"/>
+              </w:rPr>
+              <w:t>核对原始 Excel 费用行，不直接修改系统汇总</w:t>
+            </w:r>
+          </w:p>
+        </w:tc>
+      </w:tr>
+      <w:tr>
+        <w:trPr>
+          <w:cantSplit/>
+        </w:trPr>
+        <w:tc>
+          <w:tcPr>
+            <w:tcW w:type="dxa" w:w="2300"/>
+            <w:tcMar>
+              <w:top w:w="80" w:type="dxa"/>
+              <w:start w:w="120" w:type="dxa"/>
+              <w:bottom w:w="80" w:type="dxa"/>
+              <w:end w:w="120" w:type="dxa"/>
+            </w:tcMar>
+            <w:vAlign w:val="center"/>
+          </w:tcPr>
+          <w:p>
+            <w:pPr>
+              <w:keepNext w:val="0"/>
+              <w:spacing w:before="0" w:after="0" w:line="264" w:lineRule="auto"/>
+            </w:pPr>
+            <w:r>
+              <w:rPr>
+                <w:rFonts w:ascii="Calibri" w:hAnsi="Calibri" w:eastAsia="Microsoft YaHei"/>
+                <w:color w:val="13213C"/>
+                <w:sz w:val="18"/>
+              </w:rPr>
+              <w:t>下载 401/403</w:t>
+            </w:r>
+          </w:p>
+        </w:tc>
+        <w:tc>
+          <w:tcPr>
+            <w:tcW w:type="dxa" w:w="7060"/>
+            <w:tcMar>
+              <w:top w:w="80" w:type="dxa"/>
+              <w:start w:w="120" w:type="dxa"/>
+              <w:bottom w:w="80" w:type="dxa"/>
+              <w:end w:w="120" w:type="dxa"/>
+            </w:tcMar>
+            <w:vAlign w:val="center"/>
+          </w:tcPr>
+          <w:p>
+            <w:pPr>
+              <w:keepNext w:val="0"/>
+              <w:spacing w:before="0" w:after="0" w:line="264" w:lineRule="auto"/>
+            </w:pPr>
+            <w:r>
+              <w:rPr>
+                <w:rFonts w:ascii="Calibri" w:hAnsi="Calibri" w:eastAsia="Microsoft YaHei"/>
+                <w:color w:val="13213C"/>
+                <w:sz w:val="18"/>
+              </w:rPr>
+              <w:t>重新登录并使用页面下载按钮，不直接打开 API 地址</w:t>
+            </w:r>
+          </w:p>
+        </w:tc>
+      </w:tr>
+      <w:tr>
+        <w:trPr>
+          <w:cantSplit/>
+        </w:trPr>
+        <w:tc>
+          <w:tcPr>
+            <w:tcW w:type="dxa" w:w="2300"/>
+            <w:shd w:fill="F9FBFD"/>
+            <w:tcMar>
+              <w:top w:w="80" w:type="dxa"/>
+              <w:start w:w="120" w:type="dxa"/>
+              <w:bottom w:w="80" w:type="dxa"/>
+              <w:end w:w="120" w:type="dxa"/>
+            </w:tcMar>
+            <w:vAlign w:val="center"/>
+          </w:tcPr>
+          <w:p>
+            <w:pPr>
+              <w:keepNext w:val="0"/>
+              <w:spacing w:before="0" w:after="0" w:line="264" w:lineRule="auto"/>
+            </w:pPr>
+            <w:r>
+              <w:rPr>
+                <w:rFonts w:ascii="Calibri" w:hAnsi="Calibri" w:eastAsia="Microsoft YaHei"/>
+                <w:color w:val="13213C"/>
+                <w:sz w:val="18"/>
+              </w:rPr>
+              <w:t>签名链接无效</w:t>
+            </w:r>
+          </w:p>
+        </w:tc>
+        <w:tc>
+          <w:tcPr>
+            <w:tcW w:type="dxa" w:w="7060"/>
+            <w:shd w:fill="F9FBFD"/>
+            <w:tcMar>
+              <w:top w:w="80" w:type="dxa"/>
+              <w:start w:w="120" w:type="dxa"/>
+              <w:bottom w:w="80" w:type="dxa"/>
+              <w:end w:w="120" w:type="dxa"/>
+            </w:tcMar>
+            <w:vAlign w:val="center"/>
+          </w:tcPr>
+          <w:p>
+            <w:pPr>
+              <w:keepNext w:val="0"/>
+              <w:spacing w:before="0" w:after="0" w:line="264" w:lineRule="auto"/>
+            </w:pPr>
+            <w:r>
+              <w:rPr>
+                <w:rFonts w:ascii="Calibri" w:hAnsi="Calibri" w:eastAsia="Microsoft YaHei"/>
+                <w:color w:val="13213C"/>
+                <w:sz w:val="18"/>
+              </w:rPr>
+              <w:t>确认使用线上链接；重新生成一次性签名链接</w:t>
+            </w:r>
+          </w:p>
+        </w:tc>
+      </w:tr>
+    </w:tbl>
     <w:p>
       <w:pPr>
-        <w:pStyle w:val="ListBullet"/>
         <w:keepNext w:val="0"/>
         <w:spacing w:before="0" w:after="80" w:line="300" w:lineRule="auto"/>
-        <w:ind w:left="540" w:hanging="271"/>
       </w:pPr>
       <w:r>
         <w:rPr>
           <w:rFonts w:ascii="Calibri" w:hAnsi="Calibri" w:eastAsia="Microsoft YaHei"/>
+          <w:b w:val="0"/>
           <w:color w:val="13213C"/>
-          <w:sz w:val="22"/>
+          <w:sz w:val="2"/>
         </w:rPr>
-        <w:t>核对应收、应付、毛利、票数和物流/服务拆分。</w:t>
-      </w:r>
-    </w:p>
-    <w:p>
-      <w:pPr>
-        <w:pStyle w:val="ListBullet"/>
-        <w:keepNext w:val="0"/>
-        <w:spacing w:before="0" w:after="80" w:line="300" w:lineRule="auto"/>
-        <w:ind w:left="540" w:hanging="271"/>
-      </w:pPr>
-      <w:r>
-        <w:rPr>
-          <w:rFonts w:ascii="Calibri" w:hAnsi="Calibri" w:eastAsia="Microsoft YaHei"/>
-          <w:color w:val="13213C"/>
-          <w:sz w:val="22"/>
-        </w:rPr>
-        <w:t>核对费用明细合计与订单及汇总差异为 0。</w:t>
-      </w:r>
-    </w:p>
-    <w:p>
-      <w:pPr>
-        <w:pStyle w:val="ListBullet"/>
-        <w:keepNext w:val="0"/>
-        <w:spacing w:before="0" w:after="80" w:line="300" w:lineRule="auto"/>
-        <w:ind w:left="540" w:hanging="271"/>
-      </w:pPr>
-      <w:r>
-        <w:rPr>
-          <w:rFonts w:ascii="Calibri" w:hAnsi="Calibri" w:eastAsia="Microsoft YaHei"/>
-          <w:color w:val="13213C"/>
-          <w:sz w:val="22"/>
-        </w:rPr>
-        <w:t>完成风险复查、注册提成、物流提成和操作员绩效确认。</w:t>
-      </w:r>
-    </w:p>
-    <w:p>
-      <w:pPr>
-        <w:pStyle w:val="ListBullet"/>
-        <w:keepNext w:val="0"/>
-        <w:spacing w:before="0" w:after="80" w:line="300" w:lineRule="auto"/>
-        <w:ind w:left="540" w:hanging="271"/>
-      </w:pPr>
-      <w:r>
-        <w:rPr>
-          <w:rFonts w:ascii="Calibri" w:hAnsi="Calibri" w:eastAsia="Microsoft YaHei"/>
-          <w:color w:val="13213C"/>
-          <w:sz w:val="22"/>
-        </w:rPr>
-        <w:t>生成并发送确认单，跟进员工签名和主管确认。</w:t>
-      </w:r>
-    </w:p>
-    <w:p>
-      <w:pPr>
-        <w:pStyle w:val="ListBullet"/>
-        <w:keepNext w:val="0"/>
-        <w:spacing w:before="0" w:after="80" w:line="300" w:lineRule="auto"/>
-        <w:ind w:left="540" w:hanging="271"/>
-      </w:pPr>
-      <w:r>
-        <w:rPr>
-          <w:rFonts w:ascii="Calibri" w:hAnsi="Calibri" w:eastAsia="Microsoft YaHei"/>
-          <w:color w:val="13213C"/>
-          <w:sz w:val="22"/>
-        </w:rPr>
-        <w:t>登记本月回款和付款，处理错误结算记录。</w:t>
-      </w:r>
-    </w:p>
-    <w:p>
-      <w:pPr>
-        <w:pStyle w:val="Heading2"/>
-        <w:keepNext/>
-      </w:pPr>
-      <w:r>
-        <w:rPr>
-          <w:rFonts w:ascii="Calibri" w:hAnsi="Calibri" w:eastAsia="Microsoft YaHei"/>
-          <w:b/>
-          <w:color w:val="2F6FED"/>
-          <w:sz w:val="26"/>
-        </w:rPr>
-        <w:t>15.3 锁账前</w:t>
-      </w:r>
-    </w:p>
-    <w:p>
-      <w:pPr>
-        <w:pStyle w:val="ListBullet"/>
-        <w:keepNext w:val="0"/>
-        <w:spacing w:before="0" w:after="80" w:line="300" w:lineRule="auto"/>
-        <w:ind w:left="540" w:hanging="271"/>
-      </w:pPr>
-      <w:r>
-        <w:rPr>
-          <w:rFonts w:ascii="Calibri" w:hAnsi="Calibri" w:eastAsia="Microsoft YaHei"/>
-          <w:color w:val="13213C"/>
-          <w:sz w:val="22"/>
-        </w:rPr>
-        <w:t>查看月度闭环提醒并确认未完成事项是否允许带入后续处理。</w:t>
-      </w:r>
-    </w:p>
-    <w:p>
-      <w:pPr>
-        <w:pStyle w:val="ListBullet"/>
-        <w:keepNext w:val="0"/>
-        <w:spacing w:before="0" w:after="80" w:line="300" w:lineRule="auto"/>
-        <w:ind w:left="540" w:hanging="271"/>
-      </w:pPr>
-      <w:r>
-        <w:rPr>
-          <w:rFonts w:ascii="Calibri" w:hAnsi="Calibri" w:eastAsia="Microsoft YaHei"/>
-          <w:color w:val="13213C"/>
-          <w:sz w:val="22"/>
-        </w:rPr>
-        <w:t>导出月报和系统备份。</w:t>
-      </w:r>
-    </w:p>
-    <w:p>
-      <w:pPr>
-        <w:pStyle w:val="ListBullet"/>
-        <w:keepNext w:val="0"/>
-        <w:spacing w:before="0" w:after="80" w:line="300" w:lineRule="auto"/>
-        <w:ind w:left="540" w:hanging="271"/>
-      </w:pPr>
-      <w:r>
-        <w:rPr>
-          <w:rFonts w:ascii="Calibri" w:hAnsi="Calibri" w:eastAsia="Microsoft YaHei"/>
-          <w:color w:val="13213C"/>
-          <w:sz w:val="22"/>
-        </w:rPr>
-        <w:t>填写锁账原因并执行锁账；确认该月份后续不能直接覆盖导入。</w:t>
-      </w:r>
-    </w:p>
-    <w:p>
-      <w:pPr>
-        <w:pStyle w:val="ListBullet"/>
-        <w:keepNext w:val="0"/>
-        <w:spacing w:before="0" w:after="80" w:line="300" w:lineRule="auto"/>
-        <w:ind w:left="540" w:hanging="271"/>
-      </w:pPr>
-      <w:r>
-        <w:rPr>
-          <w:rFonts w:ascii="Calibri" w:hAnsi="Calibri" w:eastAsia="Microsoft YaHei"/>
-          <w:color w:val="13213C"/>
-          <w:sz w:val="22"/>
-        </w:rPr>
-        <w:t>抽查操作日志、确认单版本和签名证据。</w:t>
       </w:r>
     </w:p>
     <w:tbl>
@@ -8079,7 +3364,7 @@
                 <w:color w:val="F08A24"/>
                 <w:sz w:val="22"/>
               </w:rPr>
-              <w:t>最终责任</w:t>
+              <w:t>内部责任</w:t>
             </w:r>
           </w:p>
           <w:p>
@@ -8093,7 +3378,7 @@
                 <w:color w:val="13213C"/>
                 <w:sz w:val="21"/>
               </w:rPr>
-              <w:t>系统提供计算、追溯和流程留痕，但不替代正式会计凭证、银行流水、合同、发票和主管审批。财务结论应由具备权限的财务或主管人员最终确认。</w:t>
+              <w:t>系统用于计算、追溯和流程留痕，不替代会计凭证、银行流水、合同、发票和主管审批。</w:t>
             </w:r>
           </w:p>
         </w:tc>
@@ -8103,462 +3388,6 @@
       <w:pPr>
         <w:keepNext w:val="0"/>
         <w:spacing w:before="0" w:after="40" w:line="300" w:lineRule="auto"/>
-      </w:pPr>
-      <w:r>
-        <w:rPr>
-          <w:rFonts w:ascii="Calibri" w:hAnsi="Calibri" w:eastAsia="Microsoft YaHei"/>
-          <w:b w:val="0"/>
-          <w:color w:val="13213C"/>
-          <w:sz w:val="2"/>
-        </w:rPr>
-      </w:r>
-    </w:p>
-    <w:p>
-      <w:pPr>
-        <w:pStyle w:val="Heading1"/>
-        <w:keepNext/>
-      </w:pPr>
-      <w:r>
-        <w:rPr>
-          <w:rFonts w:ascii="Calibri" w:hAnsi="Calibri" w:eastAsia="Microsoft YaHei"/>
-          <w:b/>
-          <w:color w:val="2F6FED"/>
-          <w:sz w:val="32"/>
-        </w:rPr>
-        <w:t>附录：支持与版本</w:t>
-      </w:r>
-    </w:p>
-    <w:tbl>
-      <w:tblPr>
-        <w:tblStyle w:val="TableGrid"/>
-        <w:tblW w:type="dxa" w:w="9360"/>
-        <w:tblLayout w:type="fixed"/>
-        <w:tblLook w:firstColumn="1" w:firstRow="1" w:lastColumn="0" w:lastRow="0" w:noHBand="0" w:noVBand="1" w:val="04A0"/>
-        <w:jc w:val="left"/>
-        <w:tblInd w:w="120" w:type="dxa"/>
-      </w:tblPr>
-      <w:tblGrid>
-        <w:gridCol w:w="2500"/>
-        <w:gridCol w:w="6860"/>
-      </w:tblGrid>
-      <w:tr>
-        <w:trPr>
-          <w:cantSplit/>
-          <w:tblHeader w:val="true"/>
-          <w:cantSplit/>
-        </w:trPr>
-        <w:tc>
-          <w:tcPr>
-            <w:tcW w:type="dxa" w:w="2500"/>
-            <w:tcMar>
-              <w:top w:w="80" w:type="dxa"/>
-              <w:start w:w="120" w:type="dxa"/>
-              <w:bottom w:w="80" w:type="dxa"/>
-              <w:end w:w="120" w:type="dxa"/>
-            </w:tcMar>
-            <w:vAlign w:val="center"/>
-            <w:shd w:fill="E8EEF5"/>
-          </w:tcPr>
-          <w:p>
-            <w:pPr>
-              <w:keepNext w:val="0"/>
-              <w:spacing w:before="0" w:after="0" w:line="240" w:lineRule="auto"/>
-              <w:jc w:val="center"/>
-            </w:pPr>
-            <w:r>
-              <w:rPr>
-                <w:rFonts w:ascii="Calibri" w:hAnsi="Calibri" w:eastAsia="Microsoft YaHei"/>
-                <w:b/>
-                <w:color w:val="17264A"/>
-                <w:sz w:val="19"/>
-              </w:rPr>
-              <w:t>项目</w:t>
-            </w:r>
-          </w:p>
-        </w:tc>
-        <w:tc>
-          <w:tcPr>
-            <w:tcW w:type="dxa" w:w="6860"/>
-            <w:tcMar>
-              <w:top w:w="80" w:type="dxa"/>
-              <w:start w:w="120" w:type="dxa"/>
-              <w:bottom w:w="80" w:type="dxa"/>
-              <w:end w:w="120" w:type="dxa"/>
-            </w:tcMar>
-            <w:vAlign w:val="center"/>
-            <w:shd w:fill="E8EEF5"/>
-          </w:tcPr>
-          <w:p>
-            <w:pPr>
-              <w:keepNext w:val="0"/>
-              <w:spacing w:before="0" w:after="0" w:line="240" w:lineRule="auto"/>
-              <w:jc w:val="center"/>
-            </w:pPr>
-            <w:r>
-              <w:rPr>
-                <w:rFonts w:ascii="Calibri" w:hAnsi="Calibri" w:eastAsia="Microsoft YaHei"/>
-                <w:b/>
-                <w:color w:val="17264A"/>
-                <w:sz w:val="19"/>
-              </w:rPr>
-              <w:t>内容</w:t>
-            </w:r>
-          </w:p>
-        </w:tc>
-      </w:tr>
-      <w:tr>
-        <w:trPr>
-          <w:cantSplit/>
-        </w:trPr>
-        <w:tc>
-          <w:tcPr>
-            <w:tcW w:type="dxa" w:w="2500"/>
-            <w:tcMar>
-              <w:top w:w="80" w:type="dxa"/>
-              <w:start w:w="120" w:type="dxa"/>
-              <w:bottom w:w="80" w:type="dxa"/>
-              <w:end w:w="120" w:type="dxa"/>
-            </w:tcMar>
-            <w:vAlign w:val="center"/>
-          </w:tcPr>
-          <w:p>
-            <w:pPr>
-              <w:keepNext w:val="0"/>
-              <w:spacing w:before="0" w:after="0" w:line="264" w:lineRule="auto"/>
-            </w:pPr>
-            <w:r>
-              <w:rPr>
-                <w:rFonts w:ascii="Calibri" w:hAnsi="Calibri" w:eastAsia="Microsoft YaHei"/>
-                <w:color w:val="13213C"/>
-                <w:sz w:val="18"/>
-              </w:rPr>
-              <w:t>系统名称</w:t>
-            </w:r>
-          </w:p>
-        </w:tc>
-        <w:tc>
-          <w:tcPr>
-            <w:tcW w:type="dxa" w:w="6860"/>
-            <w:tcMar>
-              <w:top w:w="80" w:type="dxa"/>
-              <w:start w:w="120" w:type="dxa"/>
-              <w:bottom w:w="80" w:type="dxa"/>
-              <w:end w:w="120" w:type="dxa"/>
-            </w:tcMar>
-            <w:vAlign w:val="center"/>
-          </w:tcPr>
-          <w:p>
-            <w:pPr>
-              <w:keepNext w:val="0"/>
-              <w:spacing w:before="0" w:after="0" w:line="264" w:lineRule="auto"/>
-            </w:pPr>
-            <w:r>
-              <w:rPr>
-                <w:rFonts w:ascii="Calibri" w:hAnsi="Calibri" w:eastAsia="Microsoft YaHei"/>
-                <w:color w:val="13213C"/>
-                <w:sz w:val="18"/>
-              </w:rPr>
-              <w:t>XJD Finance 跨境物流财务管理</w:t>
-            </w:r>
-          </w:p>
-        </w:tc>
-      </w:tr>
-      <w:tr>
-        <w:trPr>
-          <w:cantSplit/>
-        </w:trPr>
-        <w:tc>
-          <w:tcPr>
-            <w:tcW w:type="dxa" w:w="2500"/>
-            <w:shd w:fill="F9FBFD"/>
-            <w:tcMar>
-              <w:top w:w="80" w:type="dxa"/>
-              <w:start w:w="120" w:type="dxa"/>
-              <w:bottom w:w="80" w:type="dxa"/>
-              <w:end w:w="120" w:type="dxa"/>
-            </w:tcMar>
-            <w:vAlign w:val="center"/>
-          </w:tcPr>
-          <w:p>
-            <w:pPr>
-              <w:keepNext w:val="0"/>
-              <w:spacing w:before="0" w:after="0" w:line="264" w:lineRule="auto"/>
-            </w:pPr>
-            <w:r>
-              <w:rPr>
-                <w:rFonts w:ascii="Calibri" w:hAnsi="Calibri" w:eastAsia="Microsoft YaHei"/>
-                <w:color w:val="13213C"/>
-                <w:sz w:val="18"/>
-              </w:rPr>
-              <w:t>前端部署</w:t>
-            </w:r>
-          </w:p>
-        </w:tc>
-        <w:tc>
-          <w:tcPr>
-            <w:tcW w:type="dxa" w:w="6860"/>
-            <w:shd w:fill="F9FBFD"/>
-            <w:tcMar>
-              <w:top w:w="80" w:type="dxa"/>
-              <w:start w:w="120" w:type="dxa"/>
-              <w:bottom w:w="80" w:type="dxa"/>
-              <w:end w:w="120" w:type="dxa"/>
-            </w:tcMar>
-            <w:vAlign w:val="center"/>
-          </w:tcPr>
-          <w:p>
-            <w:pPr>
-              <w:keepNext w:val="0"/>
-              <w:spacing w:before="0" w:after="0" w:line="264" w:lineRule="auto"/>
-            </w:pPr>
-            <w:r>
-              <w:rPr>
-                <w:rFonts w:ascii="Calibri" w:hAnsi="Calibri" w:eastAsia="Microsoft YaHei"/>
-                <w:color w:val="13213C"/>
-                <w:sz w:val="18"/>
-              </w:rPr>
-              <w:t>GitHub Pages</w:t>
-            </w:r>
-          </w:p>
-        </w:tc>
-      </w:tr>
-      <w:tr>
-        <w:trPr>
-          <w:cantSplit/>
-        </w:trPr>
-        <w:tc>
-          <w:tcPr>
-            <w:tcW w:type="dxa" w:w="2500"/>
-            <w:tcMar>
-              <w:top w:w="80" w:type="dxa"/>
-              <w:start w:w="120" w:type="dxa"/>
-              <w:bottom w:w="80" w:type="dxa"/>
-              <w:end w:w="120" w:type="dxa"/>
-            </w:tcMar>
-            <w:vAlign w:val="center"/>
-          </w:tcPr>
-          <w:p>
-            <w:pPr>
-              <w:keepNext w:val="0"/>
-              <w:spacing w:before="0" w:after="0" w:line="264" w:lineRule="auto"/>
-            </w:pPr>
-            <w:r>
-              <w:rPr>
-                <w:rFonts w:ascii="Calibri" w:hAnsi="Calibri" w:eastAsia="Microsoft YaHei"/>
-                <w:color w:val="13213C"/>
-                <w:sz w:val="18"/>
-              </w:rPr>
-              <w:t>后端与数据库</w:t>
-            </w:r>
-          </w:p>
-        </w:tc>
-        <w:tc>
-          <w:tcPr>
-            <w:tcW w:type="dxa" w:w="6860"/>
-            <w:tcMar>
-              <w:top w:w="80" w:type="dxa"/>
-              <w:start w:w="120" w:type="dxa"/>
-              <w:bottom w:w="80" w:type="dxa"/>
-              <w:end w:w="120" w:type="dxa"/>
-            </w:tcMar>
-            <w:vAlign w:val="center"/>
-          </w:tcPr>
-          <w:p>
-            <w:pPr>
-              <w:keepNext w:val="0"/>
-              <w:spacing w:before="0" w:after="0" w:line="264" w:lineRule="auto"/>
-            </w:pPr>
-            <w:r>
-              <w:rPr>
-                <w:rFonts w:ascii="Calibri" w:hAnsi="Calibri" w:eastAsia="Microsoft YaHei"/>
-                <w:color w:val="13213C"/>
-                <w:sz w:val="18"/>
-              </w:rPr>
-              <w:t>Render Web Service + PostgreSQL</w:t>
-            </w:r>
-          </w:p>
-        </w:tc>
-      </w:tr>
-      <w:tr>
-        <w:trPr>
-          <w:cantSplit/>
-        </w:trPr>
-        <w:tc>
-          <w:tcPr>
-            <w:tcW w:type="dxa" w:w="2500"/>
-            <w:shd w:fill="F9FBFD"/>
-            <w:tcMar>
-              <w:top w:w="80" w:type="dxa"/>
-              <w:start w:w="120" w:type="dxa"/>
-              <w:bottom w:w="80" w:type="dxa"/>
-              <w:end w:w="120" w:type="dxa"/>
-            </w:tcMar>
-            <w:vAlign w:val="center"/>
-          </w:tcPr>
-          <w:p>
-            <w:pPr>
-              <w:keepNext w:val="0"/>
-              <w:spacing w:before="0" w:after="0" w:line="264" w:lineRule="auto"/>
-            </w:pPr>
-            <w:r>
-              <w:rPr>
-                <w:rFonts w:ascii="Calibri" w:hAnsi="Calibri" w:eastAsia="Microsoft YaHei"/>
-                <w:color w:val="13213C"/>
-                <w:sz w:val="18"/>
-              </w:rPr>
-              <w:t>本地端口</w:t>
-            </w:r>
-          </w:p>
-        </w:tc>
-        <w:tc>
-          <w:tcPr>
-            <w:tcW w:type="dxa" w:w="6860"/>
-            <w:shd w:fill="F9FBFD"/>
-            <w:tcMar>
-              <w:top w:w="80" w:type="dxa"/>
-              <w:start w:w="120" w:type="dxa"/>
-              <w:bottom w:w="80" w:type="dxa"/>
-              <w:end w:w="120" w:type="dxa"/>
-            </w:tcMar>
-            <w:vAlign w:val="center"/>
-          </w:tcPr>
-          <w:p>
-            <w:pPr>
-              <w:keepNext w:val="0"/>
-              <w:spacing w:before="0" w:after="0" w:line="264" w:lineRule="auto"/>
-            </w:pPr>
-            <w:r>
-              <w:rPr>
-                <w:rFonts w:ascii="Calibri" w:hAnsi="Calibri" w:eastAsia="Microsoft YaHei"/>
-                <w:color w:val="13213C"/>
-                <w:sz w:val="18"/>
-              </w:rPr>
-              <w:t>前端 5173；后端 4000；PostgreSQL 54329</w:t>
-            </w:r>
-          </w:p>
-        </w:tc>
-      </w:tr>
-      <w:tr>
-        <w:trPr>
-          <w:cantSplit/>
-        </w:trPr>
-        <w:tc>
-          <w:tcPr>
-            <w:tcW w:type="dxa" w:w="2500"/>
-            <w:tcMar>
-              <w:top w:w="80" w:type="dxa"/>
-              <w:start w:w="120" w:type="dxa"/>
-              <w:bottom w:w="80" w:type="dxa"/>
-              <w:end w:w="120" w:type="dxa"/>
-            </w:tcMar>
-            <w:vAlign w:val="center"/>
-          </w:tcPr>
-          <w:p>
-            <w:pPr>
-              <w:keepNext w:val="0"/>
-              <w:spacing w:before="0" w:after="0" w:line="264" w:lineRule="auto"/>
-            </w:pPr>
-            <w:r>
-              <w:rPr>
-                <w:rFonts w:ascii="Calibri" w:hAnsi="Calibri" w:eastAsia="Microsoft YaHei"/>
-                <w:color w:val="13213C"/>
-                <w:sz w:val="18"/>
-              </w:rPr>
-              <w:t>健康检查</w:t>
-            </w:r>
-          </w:p>
-        </w:tc>
-        <w:tc>
-          <w:tcPr>
-            <w:tcW w:type="dxa" w:w="6860"/>
-            <w:tcMar>
-              <w:top w:w="80" w:type="dxa"/>
-              <w:start w:w="120" w:type="dxa"/>
-              <w:bottom w:w="80" w:type="dxa"/>
-              <w:end w:w="120" w:type="dxa"/>
-            </w:tcMar>
-            <w:vAlign w:val="center"/>
-          </w:tcPr>
-          <w:p>
-            <w:pPr>
-              <w:keepNext w:val="0"/>
-              <w:spacing w:before="0" w:after="0" w:line="264" w:lineRule="auto"/>
-            </w:pPr>
-            <w:r>
-              <w:rPr>
-                <w:rFonts w:ascii="Calibri" w:hAnsi="Calibri" w:eastAsia="Microsoft YaHei"/>
-                <w:color w:val="13213C"/>
-                <w:sz w:val="18"/>
-              </w:rPr>
-              <w:t>/api/health；数据库就绪 /api/health/ready</w:t>
-            </w:r>
-          </w:p>
-        </w:tc>
-      </w:tr>
-      <w:tr>
-        <w:trPr>
-          <w:cantSplit/>
-        </w:trPr>
-        <w:tc>
-          <w:tcPr>
-            <w:tcW w:type="dxa" w:w="2500"/>
-            <w:shd w:fill="F9FBFD"/>
-            <w:tcMar>
-              <w:top w:w="80" w:type="dxa"/>
-              <w:start w:w="120" w:type="dxa"/>
-              <w:bottom w:w="80" w:type="dxa"/>
-              <w:end w:w="120" w:type="dxa"/>
-            </w:tcMar>
-            <w:vAlign w:val="center"/>
-          </w:tcPr>
-          <w:p>
-            <w:pPr>
-              <w:keepNext w:val="0"/>
-              <w:spacing w:before="0" w:after="0" w:line="264" w:lineRule="auto"/>
-            </w:pPr>
-            <w:r>
-              <w:rPr>
-                <w:rFonts w:ascii="Calibri" w:hAnsi="Calibri" w:eastAsia="Microsoft YaHei"/>
-                <w:color w:val="13213C"/>
-                <w:sz w:val="18"/>
-              </w:rPr>
-              <w:t>手册版本</w:t>
-            </w:r>
-          </w:p>
-        </w:tc>
-        <w:tc>
-          <w:tcPr>
-            <w:tcW w:type="dxa" w:w="6860"/>
-            <w:shd w:fill="F9FBFD"/>
-            <w:tcMar>
-              <w:top w:w="80" w:type="dxa"/>
-              <w:start w:w="120" w:type="dxa"/>
-              <w:bottom w:w="80" w:type="dxa"/>
-              <w:end w:w="120" w:type="dxa"/>
-            </w:tcMar>
-            <w:vAlign w:val="center"/>
-          </w:tcPr>
-          <w:p>
-            <w:pPr>
-              <w:keepNext w:val="0"/>
-              <w:spacing w:before="0" w:after="0" w:line="264" w:lineRule="auto"/>
-            </w:pPr>
-            <w:r>
-              <w:rPr>
-                <w:rFonts w:ascii="Calibri" w:hAnsi="Calibri" w:eastAsia="Microsoft YaHei"/>
-                <w:color w:val="13213C"/>
-                <w:sz w:val="18"/>
-              </w:rPr>
-              <w:t>1.0（2026-07-20）</w:t>
-            </w:r>
-          </w:p>
-        </w:tc>
-      </w:tr>
-    </w:tbl>
-    <w:p>
-      <w:pPr>
-        <w:keepNext w:val="0"/>
-        <w:spacing w:before="0" w:after="80" w:line="300" w:lineRule="auto"/>
       </w:pPr>
       <w:r>
         <w:rPr>
